--- a/Шумов Д  КП.docx
+++ b/Шумов Д  КП.docx
@@ -100,19 +100,7 @@
           <w:szCs w:val="24"/>
           <w:lang w:eastAsia="ru-RU"/>
         </w:rPr>
-        <w:t>С развитием индустрии видеоигр особое значение приобрета</w:t>
-      </w:r>
-      <w:bookmarkStart w:id="0" w:name="_GoBack"/>
-      <w:bookmarkEnd w:id="0"/>
-      <w:r>
-        <w:rPr>
-          <w:rFonts w:eastAsia="Times New Roman" w:cs="Times New Roman"/>
-          <w:color w:val="auto"/>
-          <w:sz w:val="24"/>
-          <w:szCs w:val="24"/>
-          <w:lang w:eastAsia="ru-RU"/>
-        </w:rPr>
-        <w:t>ют инструменты, обеспечивающие корректное управление персонажами и их взаимодействие с игровым окружением. Unity представляет собой удобную платформу для разработки таких систем благодаря широкому набору встроенных инструментов.</w:t>
+        <w:t>С развитием индустрии видеоигр особое значение приобретают инструменты, обеспечивающие корректное управление персонажами и их взаимодействие с игровым окружением. Unity представляет собой удобную платформу для разработки таких систем благодаря широкому набору встроенных инструментов.</w:t>
       </w:r>
     </w:p>
     <w:p>
@@ -185,16 +173,6 @@
           <w:szCs w:val="24"/>
         </w:rPr>
         <w:t xml:space="preserve">реалистичное взаимодействие с игровым окружением и продуманное поведение противников. </w:t>
-      </w:r>
-      <w:r>
-        <w:rPr>
-          <w:rFonts w:eastAsia="Times New Roman" w:cs="Times New Roman"/>
-          <w:color w:val="auto"/>
-          <w:sz w:val="24"/>
-          <w:szCs w:val="24"/>
-          <w:lang w:eastAsia="ru-RU"/>
-        </w:rPr>
-        <w:t>Игровые данные — время прохождения, количество побеждённых противников и другие параметры — сохраняются в базе PostgreSQL, обеспечивая надёжное хранение и возможность анализа статистики игрока.</w:t>
       </w:r>
     </w:p>
     <w:p>
@@ -246,6 +224,50 @@
     </w:p>
     <w:p>
       <w:pPr>
+        <w:pStyle w:val="ds-markdown-paragraph"/>
+        <w:shd w:val="clear" w:color="auto" w:fill="FFFFFF"/>
+        <w:spacing w:before="240" w:beforeAutospacing="0" w:after="240" w:afterAutospacing="0"/>
+        <w:rPr>
+          <w:color w:val="0F1115"/>
+        </w:rPr>
+      </w:pPr>
+      <w:r>
+        <w:rPr>
+          <w:color w:val="0F1115"/>
+        </w:rPr>
+        <w:t>Разрабатываемый программный модуль создается как практическая реализация теоретических знаний, полученных в рамках МДК 01.01 «Разработка программных модулей». Основаниями для разработки являются:</w:t>
+      </w:r>
+    </w:p>
+    <w:p>
+      <w:pPr>
+        <w:pStyle w:val="ds-markdown-paragraph"/>
+        <w:numPr>
+          <w:ilvl w:val="0"/>
+          <w:numId w:val="14"/>
+        </w:numPr>
+        <w:shd w:val="clear" w:color="auto" w:fill="FFFFFF"/>
+        <w:spacing w:after="0" w:afterAutospacing="0"/>
+        <w:ind w:left="0"/>
+        <w:rPr>
+          <w:color w:val="0F1115"/>
+        </w:rPr>
+      </w:pPr>
+      <w:r>
+        <w:rPr>
+          <w:rStyle w:val="a4"/>
+          <w:color w:val="0F1115"/>
+        </w:rPr>
+        <w:t>Образовательная необходимость:</w:t>
+      </w:r>
+      <w:r>
+        <w:rPr>
+          <w:color w:val="0F1115"/>
+        </w:rPr>
+        <w:t> Проект служит для закрепления навыков объектно-ориентированного программирования на языке C#, изучения архитектуры игрового движка Unity и принципов разработки игровой логики.</w:t>
+      </w:r>
+    </w:p>
+    <w:p>
+      <w:pPr>
         <w:spacing w:before="100" w:beforeAutospacing="1" w:after="100" w:afterAutospacing="1" w:line="276" w:lineRule="auto"/>
         <w:ind w:firstLine="0"/>
         <w:contextualSpacing/>
@@ -258,82 +280,2422 @@
           <w:lang w:eastAsia="ru-RU"/>
         </w:rPr>
       </w:pPr>
-      <w:r>
-        <w:rPr>
-          <w:rFonts w:eastAsia="Times New Roman" w:cs="Times New Roman"/>
-          <w:color w:val="auto"/>
-          <w:sz w:val="24"/>
-          <w:szCs w:val="24"/>
-          <w:lang w:eastAsia="ru-RU"/>
-        </w:rPr>
-        <w:t>Разрабатываемый программный модуль предназначен для:</w:t>
-      </w:r>
-      <w:r>
-        <w:rPr>
-          <w:rFonts w:eastAsia="Times New Roman" w:cs="Times New Roman"/>
-          <w:color w:val="auto"/>
-          <w:sz w:val="24"/>
-          <w:szCs w:val="24"/>
-          <w:lang w:eastAsia="ru-RU"/>
-        </w:rPr>
-        <w:br/>
-        <w:t>• реализации системы управления 2D-персонажем, включая перемещение и взаимодействие с объектами;</w:t>
-      </w:r>
-      <w:r>
-        <w:rPr>
-          <w:rFonts w:eastAsia="Times New Roman" w:cs="Times New Roman"/>
-          <w:color w:val="auto"/>
-          <w:sz w:val="24"/>
-          <w:szCs w:val="24"/>
-          <w:lang w:eastAsia="ru-RU"/>
-        </w:rPr>
-        <w:br/>
-        <w:t>• обеспечения корректной анимации персонажа;</w:t>
-      </w:r>
-      <w:r>
-        <w:rPr>
-          <w:rFonts w:eastAsia="Times New Roman" w:cs="Times New Roman"/>
-          <w:color w:val="auto"/>
-          <w:sz w:val="24"/>
-          <w:szCs w:val="24"/>
-          <w:lang w:eastAsia="ru-RU"/>
-        </w:rPr>
-        <w:br/>
-        <w:t>• обработки пользовательских команд и выполнения игровых действий;</w:t>
-      </w:r>
-      <w:r>
-        <w:rPr>
-          <w:rFonts w:eastAsia="Times New Roman" w:cs="Times New Roman"/>
-          <w:color w:val="auto"/>
-          <w:sz w:val="24"/>
-          <w:szCs w:val="24"/>
-          <w:lang w:eastAsia="ru-RU"/>
-        </w:rPr>
-        <w:br/>
-        <w:t>• реализации физических процессов и взаимодействий на базе Rigidbody 2D;</w:t>
-      </w:r>
-      <w:r>
-        <w:rPr>
-          <w:rFonts w:eastAsia="Times New Roman" w:cs="Times New Roman"/>
-          <w:color w:val="auto"/>
-          <w:sz w:val="24"/>
-          <w:szCs w:val="24"/>
-          <w:lang w:eastAsia="ru-RU"/>
-        </w:rPr>
-        <w:br/>
-        <w:t>• создания поведения врагов с использованием NavMesh и NavMesh Agent;</w:t>
-      </w:r>
-      <w:r>
-        <w:rPr>
-          <w:rFonts w:eastAsia="Times New Roman" w:cs="Times New Roman"/>
-          <w:color w:val="auto"/>
-          <w:sz w:val="24"/>
-          <w:szCs w:val="24"/>
-          <w:lang w:eastAsia="ru-RU"/>
-        </w:rPr>
-        <w:br/>
-        <w:t>• сохранения и анализа игровых показателей в PostgreSQL.</w:t>
-      </w:r>
+    </w:p>
+    <w:p>
+      <w:pPr>
+        <w:spacing w:before="100" w:beforeAutospacing="1" w:after="100" w:afterAutospacing="1" w:line="276" w:lineRule="auto"/>
+        <w:ind w:firstLine="0"/>
+        <w:contextualSpacing/>
+        <w:jc w:val="left"/>
+        <w:rPr>
+          <w:rFonts w:eastAsia="Times New Roman" w:cs="Times New Roman"/>
+          <w:color w:val="auto"/>
+          <w:sz w:val="24"/>
+          <w:szCs w:val="24"/>
+          <w:lang w:eastAsia="ru-RU"/>
+        </w:rPr>
+      </w:pPr>
+    </w:p>
+    <w:p>
+      <w:pPr>
+        <w:spacing w:before="100" w:beforeAutospacing="1" w:after="100" w:afterAutospacing="1" w:line="240" w:lineRule="auto"/>
+        <w:ind w:firstLine="0"/>
+        <w:jc w:val="left"/>
+        <w:outlineLvl w:val="1"/>
+        <w:rPr>
+          <w:rFonts w:eastAsia="Times New Roman" w:cs="Times New Roman"/>
+          <w:b/>
+          <w:bCs/>
+          <w:color w:val="auto"/>
+          <w:sz w:val="36"/>
+          <w:szCs w:val="36"/>
+          <w:lang w:eastAsia="ru-RU"/>
+        </w:rPr>
+      </w:pPr>
+      <w:r>
+        <w:rPr>
+          <w:rFonts w:eastAsia="Times New Roman" w:cs="Times New Roman"/>
+          <w:b/>
+          <w:bCs/>
+          <w:color w:val="auto"/>
+          <w:sz w:val="36"/>
+          <w:szCs w:val="36"/>
+          <w:lang w:eastAsia="ru-RU"/>
+        </w:rPr>
+        <w:t>3. Назначение разработки</w:t>
+      </w:r>
+    </w:p>
+    <w:p>
+      <w:pPr>
+        <w:pStyle w:val="ds-markdown-paragraph"/>
+        <w:shd w:val="clear" w:color="auto" w:fill="FFFFFF"/>
+        <w:spacing w:before="240" w:beforeAutospacing="0" w:after="240" w:afterAutospacing="0"/>
+        <w:rPr>
+          <w:color w:val="0F1115"/>
+        </w:rPr>
+      </w:pPr>
+      <w:r>
+        <w:rPr>
+          <w:color w:val="0F1115"/>
+        </w:rPr>
+        <w:t>Разрабатываемые программные модули предназначены для:</w:t>
+      </w:r>
+    </w:p>
+    <w:p>
+      <w:pPr>
+        <w:pStyle w:val="ds-markdown-paragraph"/>
+        <w:numPr>
+          <w:ilvl w:val="0"/>
+          <w:numId w:val="15"/>
+        </w:numPr>
+        <w:shd w:val="clear" w:color="auto" w:fill="FFFFFF"/>
+        <w:spacing w:after="0" w:afterAutospacing="0"/>
+        <w:ind w:left="0"/>
+        <w:rPr>
+          <w:color w:val="0F1115"/>
+        </w:rPr>
+      </w:pPr>
+      <w:r>
+        <w:rPr>
+          <w:color w:val="0F1115"/>
+        </w:rPr>
+        <w:t>Управления перемещением и анимацией 2D-персонажа в игровой среде;</w:t>
+      </w:r>
+    </w:p>
+    <w:p>
+      <w:pPr>
+        <w:pStyle w:val="ds-markdown-paragraph"/>
+        <w:numPr>
+          <w:ilvl w:val="0"/>
+          <w:numId w:val="15"/>
+        </w:numPr>
+        <w:shd w:val="clear" w:color="auto" w:fill="FFFFFF"/>
+        <w:spacing w:after="0" w:afterAutospacing="0"/>
+        <w:ind w:left="0"/>
+        <w:rPr>
+          <w:color w:val="0F1115"/>
+        </w:rPr>
+      </w:pPr>
+      <w:r>
+        <w:rPr>
+          <w:color w:val="0F1115"/>
+        </w:rPr>
+        <w:t>Реализации взаимодействия персонажа с игровым миром (столкновения, сбор предметов, атаки);</w:t>
+      </w:r>
+    </w:p>
+    <w:p>
+      <w:pPr>
+        <w:pStyle w:val="ds-markdown-paragraph"/>
+        <w:numPr>
+          <w:ilvl w:val="0"/>
+          <w:numId w:val="15"/>
+        </w:numPr>
+        <w:shd w:val="clear" w:color="auto" w:fill="FFFFFF"/>
+        <w:spacing w:after="0" w:afterAutospacing="0"/>
+        <w:ind w:left="0"/>
+        <w:rPr>
+          <w:color w:val="0F1115"/>
+        </w:rPr>
+      </w:pPr>
+      <w:r>
+        <w:rPr>
+          <w:color w:val="0F1115"/>
+        </w:rPr>
+        <w:t>Организации навигации и поведения противников с использованием систем навигации Unity;</w:t>
+      </w:r>
+    </w:p>
+    <w:p>
+      <w:pPr>
+        <w:pStyle w:val="ds-markdown-paragraph"/>
+        <w:numPr>
+          <w:ilvl w:val="0"/>
+          <w:numId w:val="15"/>
+        </w:numPr>
+        <w:shd w:val="clear" w:color="auto" w:fill="FFFFFF"/>
+        <w:spacing w:after="0" w:afterAutospacing="0"/>
+        <w:ind w:left="0"/>
+        <w:rPr>
+          <w:color w:val="0F1115"/>
+        </w:rPr>
+      </w:pPr>
+      <w:r>
+        <w:rPr>
+          <w:color w:val="0F1115"/>
+        </w:rPr>
+        <w:t>Обработки пользовательского ввода и игровых событий.</w:t>
+      </w:r>
+    </w:p>
+    <w:p>
+      <w:pPr>
+        <w:pStyle w:val="ds-markdown-paragraph"/>
+        <w:shd w:val="clear" w:color="auto" w:fill="FFFFFF"/>
+        <w:spacing w:before="240" w:beforeAutospacing="0"/>
+        <w:rPr>
+          <w:color w:val="0F1115"/>
+        </w:rPr>
+      </w:pPr>
+      <w:r>
+        <w:rPr>
+          <w:rStyle w:val="a4"/>
+          <w:color w:val="0F1115"/>
+        </w:rPr>
+        <w:t>Эксплуатационное назначение</w:t>
+      </w:r>
+      <w:r>
+        <w:rPr>
+          <w:color w:val="0F1115"/>
+        </w:rPr>
+        <w:t> — интеграция в игровые проекты на движке Unity для создания интерактивных 2D-игр. Модули ориентированы на разработчиков игр, обучающихся в области геймдева и могут использоваться на платформах ПК, мобильных устройствах и игровых консолях.</w:t>
+      </w:r>
+    </w:p>
+    <w:p>
+      <w:pPr>
+        <w:spacing w:line="240" w:lineRule="auto"/>
+        <w:ind w:firstLine="0"/>
+        <w:jc w:val="left"/>
+        <w:rPr>
+          <w:rFonts w:eastAsia="Times New Roman" w:cs="Times New Roman"/>
+          <w:color w:val="auto"/>
+          <w:sz w:val="24"/>
+          <w:szCs w:val="24"/>
+          <w:lang w:eastAsia="ru-RU"/>
+        </w:rPr>
+      </w:pPr>
+    </w:p>
+    <w:p>
+      <w:pPr>
+        <w:spacing w:before="100" w:beforeAutospacing="1" w:after="100" w:afterAutospacing="1" w:line="240" w:lineRule="auto"/>
+        <w:ind w:firstLine="0"/>
+        <w:jc w:val="left"/>
+        <w:outlineLvl w:val="1"/>
+        <w:rPr>
+          <w:rFonts w:eastAsia="Times New Roman" w:cs="Times New Roman"/>
+          <w:b/>
+          <w:bCs/>
+          <w:color w:val="auto"/>
+          <w:sz w:val="36"/>
+          <w:szCs w:val="36"/>
+          <w:lang w:eastAsia="ru-RU"/>
+        </w:rPr>
+      </w:pPr>
+      <w:r>
+        <w:rPr>
+          <w:rFonts w:eastAsia="Times New Roman" w:cs="Times New Roman"/>
+          <w:b/>
+          <w:bCs/>
+          <w:color w:val="auto"/>
+          <w:sz w:val="36"/>
+          <w:szCs w:val="36"/>
+          <w:lang w:eastAsia="ru-RU"/>
+        </w:rPr>
+        <w:lastRenderedPageBreak/>
+        <w:t>4. Требования к программе или программному изделию</w:t>
+      </w:r>
+    </w:p>
+    <w:p>
+      <w:pPr>
+        <w:spacing w:before="100" w:beforeAutospacing="1" w:after="100" w:afterAutospacing="1" w:line="240" w:lineRule="auto"/>
+        <w:ind w:firstLine="0"/>
+        <w:jc w:val="left"/>
+        <w:outlineLvl w:val="2"/>
+        <w:rPr>
+          <w:rFonts w:eastAsia="Times New Roman" w:cs="Times New Roman"/>
+          <w:b/>
+          <w:bCs/>
+          <w:color w:val="auto"/>
+          <w:sz w:val="27"/>
+          <w:szCs w:val="27"/>
+          <w:lang w:eastAsia="ru-RU"/>
+        </w:rPr>
+      </w:pPr>
+      <w:r>
+        <w:rPr>
+          <w:rFonts w:eastAsia="Times New Roman" w:cs="Times New Roman"/>
+          <w:b/>
+          <w:bCs/>
+          <w:color w:val="auto"/>
+          <w:sz w:val="27"/>
+          <w:szCs w:val="27"/>
+          <w:lang w:eastAsia="ru-RU"/>
+        </w:rPr>
+        <w:t>4.1 Требования к функциональным характеристикам</w:t>
+      </w:r>
+    </w:p>
+    <w:p>
+      <w:pPr>
+        <w:spacing w:before="100" w:beforeAutospacing="1" w:after="100" w:afterAutospacing="1" w:line="240" w:lineRule="auto"/>
+        <w:ind w:firstLine="0"/>
+        <w:jc w:val="left"/>
+        <w:outlineLvl w:val="3"/>
+        <w:rPr>
+          <w:rFonts w:eastAsia="Times New Roman" w:cs="Times New Roman"/>
+          <w:b/>
+          <w:bCs/>
+          <w:color w:val="auto"/>
+          <w:sz w:val="24"/>
+          <w:szCs w:val="24"/>
+          <w:lang w:eastAsia="ru-RU"/>
+        </w:rPr>
+      </w:pPr>
+      <w:r>
+        <w:rPr>
+          <w:rFonts w:eastAsia="Times New Roman" w:cs="Times New Roman"/>
+          <w:b/>
+          <w:bCs/>
+          <w:color w:val="auto"/>
+          <w:sz w:val="24"/>
+          <w:szCs w:val="24"/>
+          <w:lang w:eastAsia="ru-RU"/>
+        </w:rPr>
+        <w:t>4.1.1 Требования к составу выполняемых функций:</w:t>
+      </w:r>
+    </w:p>
+    <w:p>
+      <w:pPr>
+        <w:numPr>
+          <w:ilvl w:val="0"/>
+          <w:numId w:val="6"/>
+        </w:numPr>
+        <w:spacing w:before="100" w:beforeAutospacing="1" w:after="100" w:afterAutospacing="1" w:line="240" w:lineRule="auto"/>
+        <w:jc w:val="left"/>
+        <w:rPr>
+          <w:rFonts w:eastAsia="Times New Roman" w:cs="Times New Roman"/>
+          <w:color w:val="auto"/>
+          <w:sz w:val="24"/>
+          <w:szCs w:val="24"/>
+          <w:lang w:eastAsia="ru-RU"/>
+        </w:rPr>
+      </w:pPr>
+      <w:r>
+        <w:rPr>
+          <w:rFonts w:eastAsia="Times New Roman" w:cs="Times New Roman"/>
+          <w:color w:val="auto"/>
+          <w:sz w:val="24"/>
+          <w:szCs w:val="24"/>
+          <w:lang w:eastAsia="ru-RU"/>
+        </w:rPr>
+        <w:t>Передвижение персо</w:t>
+      </w:r>
+      <w:r>
+        <w:rPr>
+          <w:rFonts w:eastAsia="Times New Roman" w:cs="Times New Roman"/>
+          <w:color w:val="auto"/>
+          <w:sz w:val="24"/>
+          <w:szCs w:val="24"/>
+          <w:lang w:eastAsia="ru-RU"/>
+        </w:rPr>
+        <w:t>нажа по 2D-сцене (влево, вправо, вперед, назад</w:t>
+      </w:r>
+      <w:r>
+        <w:rPr>
+          <w:rFonts w:eastAsia="Times New Roman" w:cs="Times New Roman"/>
+          <w:color w:val="auto"/>
+          <w:sz w:val="24"/>
+          <w:szCs w:val="24"/>
+          <w:lang w:eastAsia="ru-RU"/>
+        </w:rPr>
+        <w:t>).</w:t>
+      </w:r>
+    </w:p>
+    <w:p>
+      <w:pPr>
+        <w:numPr>
+          <w:ilvl w:val="0"/>
+          <w:numId w:val="6"/>
+        </w:numPr>
+        <w:spacing w:before="100" w:beforeAutospacing="1" w:after="100" w:afterAutospacing="1" w:line="240" w:lineRule="auto"/>
+        <w:jc w:val="left"/>
+        <w:rPr>
+          <w:rFonts w:eastAsia="Times New Roman" w:cs="Times New Roman"/>
+          <w:color w:val="auto"/>
+          <w:sz w:val="24"/>
+          <w:szCs w:val="24"/>
+          <w:lang w:eastAsia="ru-RU"/>
+        </w:rPr>
+      </w:pPr>
+      <w:r>
+        <w:rPr>
+          <w:rFonts w:eastAsia="Times New Roman" w:cs="Times New Roman"/>
+          <w:color w:val="auto"/>
+          <w:sz w:val="24"/>
+          <w:szCs w:val="24"/>
+          <w:lang w:eastAsia="ru-RU"/>
+        </w:rPr>
+        <w:t>Обработка взаимодействия персонажа с объектами мира (столкновения, атаки</w:t>
+      </w:r>
+      <w:r>
+        <w:rPr>
+          <w:rFonts w:eastAsia="Times New Roman" w:cs="Times New Roman"/>
+          <w:color w:val="auto"/>
+          <w:sz w:val="24"/>
+          <w:szCs w:val="24"/>
+          <w:lang w:eastAsia="ru-RU"/>
+        </w:rPr>
+        <w:t xml:space="preserve"> и т.д</w:t>
+      </w:r>
+      <w:r>
+        <w:rPr>
+          <w:rFonts w:eastAsia="Times New Roman" w:cs="Times New Roman"/>
+          <w:color w:val="auto"/>
+          <w:sz w:val="24"/>
+          <w:szCs w:val="24"/>
+          <w:lang w:eastAsia="ru-RU"/>
+        </w:rPr>
+        <w:t>).</w:t>
+      </w:r>
+    </w:p>
+    <w:p>
+      <w:pPr>
+        <w:numPr>
+          <w:ilvl w:val="0"/>
+          <w:numId w:val="6"/>
+        </w:numPr>
+        <w:spacing w:before="100" w:beforeAutospacing="1" w:after="100" w:afterAutospacing="1" w:line="240" w:lineRule="auto"/>
+        <w:jc w:val="left"/>
+        <w:rPr>
+          <w:rFonts w:eastAsia="Times New Roman" w:cs="Times New Roman"/>
+          <w:color w:val="auto"/>
+          <w:sz w:val="24"/>
+          <w:szCs w:val="24"/>
+          <w:lang w:eastAsia="ru-RU"/>
+        </w:rPr>
+      </w:pPr>
+      <w:r>
+        <w:rPr>
+          <w:rFonts w:eastAsia="Times New Roman" w:cs="Times New Roman"/>
+          <w:color w:val="auto"/>
+          <w:sz w:val="24"/>
+          <w:szCs w:val="24"/>
+          <w:lang w:eastAsia="ru-RU"/>
+        </w:rPr>
+        <w:t>Реализация анимаций персонажа через Animator.</w:t>
+      </w:r>
+    </w:p>
+    <w:p>
+      <w:pPr>
+        <w:numPr>
+          <w:ilvl w:val="0"/>
+          <w:numId w:val="6"/>
+        </w:numPr>
+        <w:spacing w:before="100" w:beforeAutospacing="1" w:after="100" w:afterAutospacing="1" w:line="240" w:lineRule="auto"/>
+        <w:jc w:val="left"/>
+        <w:rPr>
+          <w:rFonts w:eastAsia="Times New Roman" w:cs="Times New Roman"/>
+          <w:color w:val="auto"/>
+          <w:sz w:val="24"/>
+          <w:szCs w:val="24"/>
+          <w:lang w:eastAsia="ru-RU"/>
+        </w:rPr>
+      </w:pPr>
+      <w:r>
+        <w:rPr>
+          <w:rFonts w:eastAsia="Times New Roman" w:cs="Times New Roman"/>
+          <w:color w:val="auto"/>
+          <w:sz w:val="24"/>
+          <w:szCs w:val="24"/>
+          <w:lang w:eastAsia="ru-RU"/>
+        </w:rPr>
+        <w:t>Реализация поведения врагов с использованием NavMesh и NavMesh Agent.</w:t>
+      </w:r>
+    </w:p>
+    <w:p>
+      <w:pPr>
+        <w:numPr>
+          <w:ilvl w:val="0"/>
+          <w:numId w:val="6"/>
+        </w:numPr>
+        <w:spacing w:before="100" w:beforeAutospacing="1" w:after="100" w:afterAutospacing="1" w:line="240" w:lineRule="auto"/>
+        <w:jc w:val="left"/>
+        <w:rPr>
+          <w:rFonts w:eastAsia="Times New Roman" w:cs="Times New Roman"/>
+          <w:color w:val="auto"/>
+          <w:sz w:val="24"/>
+          <w:szCs w:val="24"/>
+          <w:lang w:eastAsia="ru-RU"/>
+        </w:rPr>
+      </w:pPr>
+      <w:r>
+        <w:rPr>
+          <w:rFonts w:eastAsia="Times New Roman" w:cs="Times New Roman"/>
+          <w:color w:val="auto"/>
+          <w:sz w:val="24"/>
+          <w:szCs w:val="24"/>
+          <w:lang w:eastAsia="ru-RU"/>
+        </w:rPr>
+        <w:t>Обработка пользовательских команд (клавиатура, мышь).</w:t>
+      </w:r>
+    </w:p>
+    <w:p>
+      <w:pPr>
+        <w:spacing w:before="100" w:beforeAutospacing="1" w:after="100" w:afterAutospacing="1" w:line="240" w:lineRule="auto"/>
+        <w:ind w:firstLine="0"/>
+        <w:jc w:val="left"/>
+        <w:outlineLvl w:val="3"/>
+        <w:rPr>
+          <w:rFonts w:eastAsia="Times New Roman" w:cs="Times New Roman"/>
+          <w:b/>
+          <w:bCs/>
+          <w:color w:val="auto"/>
+          <w:sz w:val="24"/>
+          <w:szCs w:val="24"/>
+          <w:lang w:eastAsia="ru-RU"/>
+        </w:rPr>
+      </w:pPr>
+      <w:r>
+        <w:rPr>
+          <w:rFonts w:eastAsia="Times New Roman" w:cs="Times New Roman"/>
+          <w:b/>
+          <w:bCs/>
+          <w:color w:val="auto"/>
+          <w:sz w:val="24"/>
+          <w:szCs w:val="24"/>
+          <w:lang w:eastAsia="ru-RU"/>
+        </w:rPr>
+        <w:t>4.1.2 Требования к организации входных данных:</w:t>
+      </w:r>
+    </w:p>
+    <w:p>
+      <w:pPr>
+        <w:numPr>
+          <w:ilvl w:val="0"/>
+          <w:numId w:val="7"/>
+        </w:numPr>
+        <w:spacing w:before="100" w:beforeAutospacing="1" w:after="100" w:afterAutospacing="1" w:line="240" w:lineRule="auto"/>
+        <w:jc w:val="left"/>
+        <w:rPr>
+          <w:rFonts w:eastAsia="Times New Roman" w:cs="Times New Roman"/>
+          <w:color w:val="auto"/>
+          <w:sz w:val="24"/>
+          <w:szCs w:val="24"/>
+          <w:lang w:eastAsia="ru-RU"/>
+        </w:rPr>
+      </w:pPr>
+      <w:r>
+        <w:rPr>
+          <w:rFonts w:eastAsia="Times New Roman" w:cs="Times New Roman"/>
+          <w:color w:val="auto"/>
+          <w:sz w:val="24"/>
+          <w:szCs w:val="24"/>
+          <w:lang w:eastAsia="ru-RU"/>
+        </w:rPr>
+        <w:t>Входные данные: команды пользователя (клавиши движения, действия), параметры объектов сцены, игровые события.</w:t>
+      </w:r>
+    </w:p>
+    <w:p>
+      <w:pPr>
+        <w:spacing w:before="100" w:beforeAutospacing="1" w:after="100" w:afterAutospacing="1" w:line="240" w:lineRule="auto"/>
+        <w:ind w:firstLine="0"/>
+        <w:jc w:val="left"/>
+        <w:rPr>
+          <w:rFonts w:eastAsia="Times New Roman" w:cs="Times New Roman"/>
+          <w:color w:val="auto"/>
+          <w:sz w:val="24"/>
+          <w:szCs w:val="24"/>
+          <w:lang w:eastAsia="ru-RU"/>
+        </w:rPr>
+      </w:pPr>
+      <w:r>
+        <w:rPr>
+          <w:rFonts w:eastAsia="Times New Roman" w:cs="Times New Roman"/>
+          <w:b/>
+          <w:bCs/>
+          <w:color w:val="auto"/>
+          <w:sz w:val="24"/>
+          <w:szCs w:val="24"/>
+          <w:lang w:eastAsia="ru-RU"/>
+        </w:rPr>
+        <w:t>4.1.3 Требования к организации выходных данных:</w:t>
+      </w:r>
+    </w:p>
+    <w:p>
+      <w:pPr>
+        <w:numPr>
+          <w:ilvl w:val="0"/>
+          <w:numId w:val="8"/>
+        </w:numPr>
+        <w:spacing w:before="100" w:beforeAutospacing="1" w:after="100" w:afterAutospacing="1" w:line="240" w:lineRule="auto"/>
+        <w:jc w:val="left"/>
+        <w:rPr>
+          <w:rFonts w:eastAsia="Times New Roman" w:cs="Times New Roman"/>
+          <w:color w:val="auto"/>
+          <w:sz w:val="24"/>
+          <w:szCs w:val="24"/>
+          <w:lang w:eastAsia="ru-RU"/>
+        </w:rPr>
+      </w:pPr>
+      <w:r>
+        <w:rPr>
+          <w:rFonts w:eastAsia="Times New Roman" w:cs="Times New Roman"/>
+          <w:color w:val="auto"/>
+          <w:sz w:val="24"/>
+          <w:szCs w:val="24"/>
+          <w:lang w:eastAsia="ru-RU"/>
+        </w:rPr>
+        <w:t>Отображение состояния персонажа и игрового мира на экране.</w:t>
+      </w:r>
+    </w:p>
+    <w:p>
+      <w:pPr>
+        <w:spacing w:before="100" w:beforeAutospacing="1" w:after="100" w:afterAutospacing="1" w:line="240" w:lineRule="auto"/>
+        <w:ind w:firstLine="0"/>
+        <w:jc w:val="left"/>
+        <w:rPr>
+          <w:rFonts w:eastAsia="Times New Roman" w:cs="Times New Roman"/>
+          <w:color w:val="auto"/>
+          <w:sz w:val="24"/>
+          <w:szCs w:val="24"/>
+          <w:lang w:eastAsia="ru-RU"/>
+        </w:rPr>
+      </w:pPr>
+      <w:r>
+        <w:rPr>
+          <w:rFonts w:eastAsia="Times New Roman" w:cs="Times New Roman"/>
+          <w:b/>
+          <w:bCs/>
+          <w:color w:val="auto"/>
+          <w:sz w:val="27"/>
+          <w:szCs w:val="27"/>
+          <w:lang w:eastAsia="ru-RU"/>
+        </w:rPr>
+        <w:t>4.2 Требования к надежности</w:t>
+      </w:r>
+    </w:p>
+    <w:p>
+      <w:pPr>
+        <w:numPr>
+          <w:ilvl w:val="0"/>
+          <w:numId w:val="9"/>
+        </w:numPr>
+        <w:spacing w:before="100" w:beforeAutospacing="1" w:after="100" w:afterAutospacing="1" w:line="240" w:lineRule="auto"/>
+        <w:jc w:val="left"/>
+        <w:rPr>
+          <w:rFonts w:eastAsia="Times New Roman" w:cs="Times New Roman"/>
+          <w:color w:val="auto"/>
+          <w:sz w:val="24"/>
+          <w:szCs w:val="24"/>
+          <w:lang w:eastAsia="ru-RU"/>
+        </w:rPr>
+      </w:pPr>
+      <w:r>
+        <w:rPr>
+          <w:rFonts w:eastAsia="Times New Roman" w:cs="Times New Roman"/>
+          <w:color w:val="auto"/>
+          <w:sz w:val="24"/>
+          <w:szCs w:val="24"/>
+          <w:lang w:eastAsia="ru-RU"/>
+        </w:rPr>
+        <w:t>Программный модуль должен корректно обрабатывать исключения при взаимодействии с объектами мира.</w:t>
+      </w:r>
+    </w:p>
+    <w:p>
+      <w:pPr>
+        <w:numPr>
+          <w:ilvl w:val="0"/>
+          <w:numId w:val="9"/>
+        </w:numPr>
+        <w:spacing w:before="100" w:beforeAutospacing="1" w:after="100" w:afterAutospacing="1" w:line="240" w:lineRule="auto"/>
+        <w:jc w:val="left"/>
+        <w:rPr>
+          <w:rFonts w:eastAsia="Times New Roman" w:cs="Times New Roman"/>
+          <w:color w:val="auto"/>
+          <w:sz w:val="24"/>
+          <w:szCs w:val="24"/>
+          <w:lang w:eastAsia="ru-RU"/>
+        </w:rPr>
+      </w:pPr>
+      <w:r>
+        <w:rPr>
+          <w:rFonts w:eastAsia="Times New Roman" w:cs="Times New Roman"/>
+          <w:color w:val="auto"/>
+          <w:sz w:val="24"/>
+          <w:szCs w:val="24"/>
+          <w:lang w:eastAsia="ru-RU"/>
+        </w:rPr>
+        <w:t>Игра не должна аварийно завершаться при возникновении исключительных ситуаций.</w:t>
+      </w:r>
+    </w:p>
+    <w:p>
+      <w:pPr>
+        <w:spacing w:before="100" w:beforeAutospacing="1" w:after="100" w:afterAutospacing="1" w:line="240" w:lineRule="auto"/>
+        <w:ind w:firstLine="0"/>
+        <w:jc w:val="left"/>
+        <w:outlineLvl w:val="2"/>
+        <w:rPr>
+          <w:rFonts w:eastAsia="Times New Roman" w:cs="Times New Roman"/>
+          <w:b/>
+          <w:bCs/>
+          <w:color w:val="auto"/>
+          <w:sz w:val="27"/>
+          <w:szCs w:val="27"/>
+          <w:lang w:eastAsia="ru-RU"/>
+        </w:rPr>
+      </w:pPr>
+      <w:r>
+        <w:rPr>
+          <w:rFonts w:eastAsia="Times New Roman" w:cs="Times New Roman"/>
+          <w:b/>
+          <w:bCs/>
+          <w:color w:val="auto"/>
+          <w:sz w:val="27"/>
+          <w:szCs w:val="27"/>
+          <w:lang w:eastAsia="ru-RU"/>
+        </w:rPr>
+        <w:t>4.3 Условия эксплуатации</w:t>
+      </w:r>
+    </w:p>
+    <w:p>
+      <w:pPr>
+        <w:numPr>
+          <w:ilvl w:val="0"/>
+          <w:numId w:val="10"/>
+        </w:numPr>
+        <w:spacing w:before="100" w:beforeAutospacing="1" w:after="100" w:afterAutospacing="1" w:line="240" w:lineRule="auto"/>
+        <w:jc w:val="left"/>
+        <w:rPr>
+          <w:rFonts w:eastAsia="Times New Roman" w:cs="Times New Roman"/>
+          <w:color w:val="auto"/>
+          <w:sz w:val="24"/>
+          <w:szCs w:val="24"/>
+          <w:lang w:eastAsia="ru-RU"/>
+        </w:rPr>
+      </w:pPr>
+      <w:r>
+        <w:rPr>
+          <w:rFonts w:eastAsia="Times New Roman" w:cs="Times New Roman"/>
+          <w:color w:val="auto"/>
+          <w:sz w:val="24"/>
+          <w:szCs w:val="24"/>
+          <w:lang w:eastAsia="ru-RU"/>
+        </w:rPr>
+        <w:t>Программный модуль работает на персональных компьютерах с ОС Windows 10 и выше.</w:t>
+      </w:r>
+    </w:p>
+    <w:p>
+      <w:pPr>
+        <w:numPr>
+          <w:ilvl w:val="0"/>
+          <w:numId w:val="10"/>
+        </w:numPr>
+        <w:spacing w:before="100" w:beforeAutospacing="1" w:after="100" w:afterAutospacing="1" w:line="240" w:lineRule="auto"/>
+        <w:jc w:val="left"/>
+        <w:rPr>
+          <w:rFonts w:eastAsia="Times New Roman" w:cs="Times New Roman"/>
+          <w:color w:val="auto"/>
+          <w:sz w:val="24"/>
+          <w:szCs w:val="24"/>
+          <w:lang w:eastAsia="ru-RU"/>
+        </w:rPr>
+      </w:pPr>
+      <w:r>
+        <w:rPr>
+          <w:rFonts w:eastAsia="Times New Roman" w:cs="Times New Roman"/>
+          <w:color w:val="auto"/>
+          <w:sz w:val="24"/>
+          <w:szCs w:val="24"/>
+          <w:lang w:eastAsia="ru-RU"/>
+        </w:rPr>
+        <w:t>Пользователь должен обладать базовыми навыками работы с компьютерными приложениями и играми.</w:t>
+      </w:r>
+    </w:p>
+    <w:p>
+      <w:pPr>
+        <w:numPr>
+          <w:ilvl w:val="0"/>
+          <w:numId w:val="10"/>
+        </w:numPr>
+        <w:spacing w:before="100" w:beforeAutospacing="1" w:after="100" w:afterAutospacing="1" w:line="240" w:lineRule="auto"/>
+        <w:jc w:val="left"/>
+        <w:rPr>
+          <w:rFonts w:eastAsia="Times New Roman" w:cs="Times New Roman"/>
+          <w:color w:val="auto"/>
+          <w:sz w:val="24"/>
+          <w:szCs w:val="24"/>
+          <w:lang w:eastAsia="ru-RU"/>
+        </w:rPr>
+      </w:pPr>
+      <w:r>
+        <w:rPr>
+          <w:rFonts w:eastAsia="Times New Roman" w:cs="Times New Roman"/>
+          <w:color w:val="auto"/>
+          <w:sz w:val="24"/>
+          <w:szCs w:val="24"/>
+          <w:lang w:eastAsia="ru-RU"/>
+        </w:rPr>
+        <w:t>Требуются стандартные устройства ввода: клавиатура и мышь.</w:t>
+      </w:r>
+    </w:p>
+    <w:p>
+      <w:pPr>
+        <w:numPr>
+          <w:ilvl w:val="0"/>
+          <w:numId w:val="10"/>
+        </w:numPr>
+        <w:spacing w:before="100" w:beforeAutospacing="1" w:after="100" w:afterAutospacing="1" w:line="240" w:lineRule="auto"/>
+        <w:jc w:val="left"/>
+        <w:rPr>
+          <w:rFonts w:eastAsia="Times New Roman" w:cs="Times New Roman"/>
+          <w:color w:val="auto"/>
+          <w:sz w:val="24"/>
+          <w:szCs w:val="24"/>
+          <w:lang w:eastAsia="ru-RU"/>
+        </w:rPr>
+      </w:pPr>
+      <w:r>
+        <w:rPr>
+          <w:rFonts w:eastAsia="Times New Roman" w:cs="Times New Roman"/>
+          <w:color w:val="auto"/>
+          <w:sz w:val="24"/>
+          <w:szCs w:val="24"/>
+          <w:lang w:eastAsia="ru-RU"/>
+        </w:rPr>
+        <w:t>Климатические условия: стандартные условия эксплуатации ПК.</w:t>
+      </w:r>
+    </w:p>
+    <w:p>
+      <w:pPr>
+        <w:spacing w:line="240" w:lineRule="auto"/>
+        <w:ind w:firstLine="0"/>
+        <w:jc w:val="left"/>
+        <w:rPr>
+          <w:rFonts w:eastAsia="Times New Roman" w:cs="Times New Roman"/>
+          <w:color w:val="auto"/>
+          <w:sz w:val="24"/>
+          <w:szCs w:val="24"/>
+          <w:lang w:eastAsia="ru-RU"/>
+        </w:rPr>
+      </w:pPr>
+    </w:p>
+    <w:p>
+      <w:pPr>
+        <w:spacing w:before="100" w:beforeAutospacing="1" w:after="100" w:afterAutospacing="1" w:line="240" w:lineRule="auto"/>
+        <w:ind w:firstLine="0"/>
+        <w:jc w:val="left"/>
+        <w:outlineLvl w:val="2"/>
+        <w:rPr>
+          <w:rFonts w:eastAsia="Times New Roman" w:cs="Times New Roman"/>
+          <w:b/>
+          <w:bCs/>
+          <w:color w:val="auto"/>
+          <w:sz w:val="27"/>
+          <w:szCs w:val="27"/>
+          <w:lang w:eastAsia="ru-RU"/>
+        </w:rPr>
+      </w:pPr>
+      <w:r>
+        <w:rPr>
+          <w:rFonts w:eastAsia="Times New Roman" w:cs="Times New Roman"/>
+          <w:b/>
+          <w:bCs/>
+          <w:color w:val="auto"/>
+          <w:sz w:val="27"/>
+          <w:szCs w:val="27"/>
+          <w:lang w:eastAsia="ru-RU"/>
+        </w:rPr>
+        <w:t>4.4 Требования к составу и параметрам технических средств</w:t>
+      </w:r>
+    </w:p>
+    <w:p>
+      <w:pPr>
+        <w:spacing w:line="240" w:lineRule="auto"/>
+        <w:ind w:firstLine="0"/>
+        <w:jc w:val="left"/>
+        <w:rPr>
+          <w:rFonts w:eastAsia="Times New Roman" w:cs="Times New Roman"/>
+          <w:color w:val="auto"/>
+          <w:sz w:val="24"/>
+          <w:szCs w:val="24"/>
+          <w:lang w:eastAsia="ru-RU"/>
+        </w:rPr>
+      </w:pPr>
+    </w:p>
+    <w:p>
+      <w:pPr>
+        <w:spacing w:line="240" w:lineRule="auto"/>
+        <w:ind w:firstLine="0"/>
+        <w:jc w:val="left"/>
+        <w:rPr>
+          <w:rFonts w:eastAsia="Times New Roman" w:cs="Times New Roman"/>
+          <w:color w:val="auto"/>
+          <w:sz w:val="24"/>
+          <w:szCs w:val="24"/>
+          <w:lang w:eastAsia="ru-RU"/>
+        </w:rPr>
+      </w:pPr>
+    </w:p>
+    <w:tbl>
+      <w:tblPr>
+        <w:tblStyle w:val="a6"/>
+        <w:tblW w:w="0" w:type="auto"/>
+        <w:tblLook w:val="04A0" w:firstRow="1" w:lastRow="0" w:firstColumn="1" w:lastColumn="0" w:noHBand="0" w:noVBand="1"/>
+      </w:tblPr>
+      <w:tblGrid>
+        <w:gridCol w:w="3114"/>
+        <w:gridCol w:w="6231"/>
+      </w:tblGrid>
+      <w:tr>
+        <w:tc>
+          <w:tcPr>
+            <w:tcW w:w="3114" w:type="dxa"/>
+            <w:vAlign w:val="center"/>
+          </w:tcPr>
+          <w:p>
+            <w:pPr>
+              <w:spacing w:line="240" w:lineRule="auto"/>
+              <w:ind w:firstLine="0"/>
+              <w:jc w:val="center"/>
+              <w:rPr>
+                <w:rFonts w:eastAsia="Times New Roman" w:cs="Times New Roman"/>
+                <w:b/>
+                <w:bCs/>
+                <w:color w:val="auto"/>
+                <w:sz w:val="24"/>
+                <w:szCs w:val="24"/>
+                <w:lang w:eastAsia="ru-RU"/>
+              </w:rPr>
+            </w:pPr>
+            <w:r>
+              <w:rPr>
+                <w:rFonts w:eastAsia="Times New Roman" w:cs="Times New Roman"/>
+                <w:b/>
+                <w:bCs/>
+                <w:color w:val="auto"/>
+                <w:sz w:val="24"/>
+                <w:szCs w:val="24"/>
+                <w:lang w:eastAsia="ru-RU"/>
+              </w:rPr>
+              <w:t>Компонент</w:t>
+            </w:r>
+          </w:p>
+        </w:tc>
+        <w:tc>
+          <w:tcPr>
+            <w:tcW w:w="6231" w:type="dxa"/>
+            <w:vAlign w:val="center"/>
+          </w:tcPr>
+          <w:p>
+            <w:pPr>
+              <w:spacing w:line="240" w:lineRule="auto"/>
+              <w:ind w:firstLine="0"/>
+              <w:jc w:val="center"/>
+              <w:rPr>
+                <w:rFonts w:eastAsia="Times New Roman" w:cs="Times New Roman"/>
+                <w:b/>
+                <w:bCs/>
+                <w:color w:val="auto"/>
+                <w:sz w:val="24"/>
+                <w:szCs w:val="24"/>
+                <w:lang w:eastAsia="ru-RU"/>
+              </w:rPr>
+            </w:pPr>
+            <w:r>
+              <w:rPr>
+                <w:rFonts w:eastAsia="Times New Roman" w:cs="Times New Roman"/>
+                <w:b/>
+                <w:bCs/>
+                <w:color w:val="auto"/>
+                <w:sz w:val="24"/>
+                <w:szCs w:val="24"/>
+                <w:lang w:eastAsia="ru-RU"/>
+              </w:rPr>
+              <w:t>Характеристика</w:t>
+            </w:r>
+          </w:p>
+        </w:tc>
+      </w:tr>
+      <w:tr>
+        <w:tc>
+          <w:tcPr>
+            <w:tcW w:w="3114" w:type="dxa"/>
+            <w:vAlign w:val="center"/>
+          </w:tcPr>
+          <w:p>
+            <w:pPr>
+              <w:spacing w:line="240" w:lineRule="auto"/>
+              <w:ind w:firstLine="0"/>
+              <w:jc w:val="left"/>
+              <w:rPr>
+                <w:rFonts w:eastAsia="Times New Roman" w:cs="Times New Roman"/>
+                <w:color w:val="auto"/>
+                <w:sz w:val="24"/>
+                <w:szCs w:val="24"/>
+                <w:lang w:eastAsia="ru-RU"/>
+              </w:rPr>
+            </w:pPr>
+            <w:r>
+              <w:rPr>
+                <w:rFonts w:eastAsia="Times New Roman" w:cs="Times New Roman"/>
+                <w:color w:val="auto"/>
+                <w:sz w:val="24"/>
+                <w:szCs w:val="24"/>
+                <w:lang w:eastAsia="ru-RU"/>
+              </w:rPr>
+              <w:t>Процессор</w:t>
+            </w:r>
+          </w:p>
+        </w:tc>
+        <w:tc>
+          <w:tcPr>
+            <w:tcW w:w="6231" w:type="dxa"/>
+            <w:vAlign w:val="center"/>
+          </w:tcPr>
+          <w:p>
+            <w:pPr>
+              <w:spacing w:line="240" w:lineRule="auto"/>
+              <w:ind w:firstLine="0"/>
+              <w:jc w:val="left"/>
+              <w:rPr>
+                <w:rFonts w:eastAsia="Times New Roman" w:cs="Times New Roman"/>
+                <w:color w:val="auto"/>
+                <w:sz w:val="24"/>
+                <w:szCs w:val="24"/>
+                <w:lang w:eastAsia="ru-RU"/>
+              </w:rPr>
+            </w:pPr>
+            <w:r>
+              <w:rPr>
+                <w:rFonts w:eastAsia="Times New Roman" w:cs="Times New Roman"/>
+                <w:color w:val="auto"/>
+                <w:sz w:val="24"/>
+                <w:szCs w:val="24"/>
+                <w:lang w:eastAsia="ru-RU"/>
+              </w:rPr>
+              <w:t>Intel Core i3-6100 или аналогичный AMD</w:t>
+            </w:r>
+          </w:p>
+        </w:tc>
+      </w:tr>
+      <w:tr>
+        <w:tc>
+          <w:tcPr>
+            <w:tcW w:w="3114" w:type="dxa"/>
+            <w:vAlign w:val="center"/>
+          </w:tcPr>
+          <w:p>
+            <w:pPr>
+              <w:spacing w:line="240" w:lineRule="auto"/>
+              <w:ind w:firstLine="0"/>
+              <w:jc w:val="left"/>
+              <w:rPr>
+                <w:rFonts w:eastAsia="Times New Roman" w:cs="Times New Roman"/>
+                <w:color w:val="auto"/>
+                <w:sz w:val="24"/>
+                <w:szCs w:val="24"/>
+                <w:lang w:eastAsia="ru-RU"/>
+              </w:rPr>
+            </w:pPr>
+            <w:r>
+              <w:rPr>
+                <w:rFonts w:eastAsia="Times New Roman" w:cs="Times New Roman"/>
+                <w:color w:val="auto"/>
+                <w:sz w:val="24"/>
+                <w:szCs w:val="24"/>
+                <w:lang w:eastAsia="ru-RU"/>
+              </w:rPr>
+              <w:t>Оперативная память</w:t>
+            </w:r>
+          </w:p>
+        </w:tc>
+        <w:tc>
+          <w:tcPr>
+            <w:tcW w:w="6231" w:type="dxa"/>
+            <w:vAlign w:val="center"/>
+          </w:tcPr>
+          <w:p>
+            <w:pPr>
+              <w:spacing w:line="240" w:lineRule="auto"/>
+              <w:ind w:firstLine="0"/>
+              <w:jc w:val="left"/>
+              <w:rPr>
+                <w:rFonts w:eastAsia="Times New Roman" w:cs="Times New Roman"/>
+                <w:color w:val="auto"/>
+                <w:sz w:val="24"/>
+                <w:szCs w:val="24"/>
+                <w:lang w:eastAsia="ru-RU"/>
+              </w:rPr>
+            </w:pPr>
+            <w:r>
+              <w:rPr>
+                <w:rFonts w:eastAsia="Times New Roman" w:cs="Times New Roman"/>
+                <w:color w:val="auto"/>
+                <w:sz w:val="24"/>
+                <w:szCs w:val="24"/>
+                <w:lang w:eastAsia="ru-RU"/>
+              </w:rPr>
+              <w:t>8 ГБ DDR4</w:t>
+            </w:r>
+          </w:p>
+        </w:tc>
+      </w:tr>
+      <w:tr>
+        <w:tc>
+          <w:tcPr>
+            <w:tcW w:w="3114" w:type="dxa"/>
+            <w:vAlign w:val="center"/>
+          </w:tcPr>
+          <w:p>
+            <w:pPr>
+              <w:spacing w:line="240" w:lineRule="auto"/>
+              <w:ind w:firstLine="0"/>
+              <w:jc w:val="left"/>
+              <w:rPr>
+                <w:rFonts w:eastAsia="Times New Roman" w:cs="Times New Roman"/>
+                <w:color w:val="auto"/>
+                <w:sz w:val="24"/>
+                <w:szCs w:val="24"/>
+                <w:lang w:eastAsia="ru-RU"/>
+              </w:rPr>
+            </w:pPr>
+            <w:r>
+              <w:rPr>
+                <w:rFonts w:eastAsia="Times New Roman" w:cs="Times New Roman"/>
+                <w:color w:val="auto"/>
+                <w:sz w:val="24"/>
+                <w:szCs w:val="24"/>
+                <w:lang w:eastAsia="ru-RU"/>
+              </w:rPr>
+              <w:t>Видеокарта</w:t>
+            </w:r>
+          </w:p>
+        </w:tc>
+        <w:tc>
+          <w:tcPr>
+            <w:tcW w:w="6231" w:type="dxa"/>
+            <w:vAlign w:val="center"/>
+          </w:tcPr>
+          <w:p>
+            <w:pPr>
+              <w:spacing w:line="240" w:lineRule="auto"/>
+              <w:ind w:firstLine="0"/>
+              <w:jc w:val="left"/>
+              <w:rPr>
+                <w:rFonts w:eastAsia="Times New Roman" w:cs="Times New Roman"/>
+                <w:color w:val="auto"/>
+                <w:sz w:val="24"/>
+                <w:szCs w:val="24"/>
+                <w:lang w:eastAsia="ru-RU"/>
+              </w:rPr>
+            </w:pPr>
+            <w:r>
+              <w:rPr>
+                <w:rFonts w:eastAsia="Times New Roman" w:cs="Times New Roman"/>
+                <w:color w:val="auto"/>
+                <w:sz w:val="24"/>
+                <w:szCs w:val="24"/>
+                <w:lang w:eastAsia="ru-RU"/>
+              </w:rPr>
+              <w:t>Поддержка 2D/3D графики (например, NVIDIA GeForce GTX 1050)</w:t>
+            </w:r>
+          </w:p>
+        </w:tc>
+      </w:tr>
+      <w:tr>
+        <w:tc>
+          <w:tcPr>
+            <w:tcW w:w="3114" w:type="dxa"/>
+            <w:vAlign w:val="center"/>
+          </w:tcPr>
+          <w:p>
+            <w:pPr>
+              <w:spacing w:line="240" w:lineRule="auto"/>
+              <w:ind w:firstLine="0"/>
+              <w:jc w:val="left"/>
+              <w:rPr>
+                <w:rFonts w:eastAsia="Times New Roman" w:cs="Times New Roman"/>
+                <w:color w:val="auto"/>
+                <w:sz w:val="24"/>
+                <w:szCs w:val="24"/>
+                <w:lang w:eastAsia="ru-RU"/>
+              </w:rPr>
+            </w:pPr>
+            <w:r>
+              <w:rPr>
+                <w:rFonts w:eastAsia="Times New Roman" w:cs="Times New Roman"/>
+                <w:color w:val="auto"/>
+                <w:sz w:val="24"/>
+                <w:szCs w:val="24"/>
+                <w:lang w:eastAsia="ru-RU"/>
+              </w:rPr>
+              <w:t>Разрешение экрана</w:t>
+            </w:r>
+          </w:p>
+        </w:tc>
+        <w:tc>
+          <w:tcPr>
+            <w:tcW w:w="6231" w:type="dxa"/>
+            <w:vAlign w:val="center"/>
+          </w:tcPr>
+          <w:p>
+            <w:pPr>
+              <w:spacing w:line="240" w:lineRule="auto"/>
+              <w:ind w:firstLine="0"/>
+              <w:jc w:val="left"/>
+              <w:rPr>
+                <w:rFonts w:eastAsia="Times New Roman" w:cs="Times New Roman"/>
+                <w:color w:val="auto"/>
+                <w:sz w:val="24"/>
+                <w:szCs w:val="24"/>
+                <w:lang w:eastAsia="ru-RU"/>
+              </w:rPr>
+            </w:pPr>
+            <w:r>
+              <w:rPr>
+                <w:rFonts w:eastAsia="Times New Roman" w:cs="Times New Roman"/>
+                <w:color w:val="auto"/>
+                <w:sz w:val="24"/>
+                <w:szCs w:val="24"/>
+                <w:lang w:eastAsia="ru-RU"/>
+              </w:rPr>
+              <w:t>1920x1080</w:t>
+            </w:r>
+          </w:p>
+        </w:tc>
+      </w:tr>
+      <w:tr>
+        <w:tc>
+          <w:tcPr>
+            <w:tcW w:w="3114" w:type="dxa"/>
+            <w:vAlign w:val="center"/>
+          </w:tcPr>
+          <w:p>
+            <w:pPr>
+              <w:spacing w:line="240" w:lineRule="auto"/>
+              <w:ind w:firstLine="0"/>
+              <w:jc w:val="left"/>
+              <w:rPr>
+                <w:rFonts w:eastAsia="Times New Roman" w:cs="Times New Roman"/>
+                <w:color w:val="auto"/>
+                <w:sz w:val="24"/>
+                <w:szCs w:val="24"/>
+                <w:lang w:eastAsia="ru-RU"/>
+              </w:rPr>
+            </w:pPr>
+            <w:r>
+              <w:rPr>
+                <w:rFonts w:eastAsia="Times New Roman" w:cs="Times New Roman"/>
+                <w:color w:val="auto"/>
+                <w:sz w:val="24"/>
+                <w:szCs w:val="24"/>
+                <w:lang w:eastAsia="ru-RU"/>
+              </w:rPr>
+              <w:t>Устройства ввода</w:t>
+            </w:r>
+          </w:p>
+        </w:tc>
+        <w:tc>
+          <w:tcPr>
+            <w:tcW w:w="6231" w:type="dxa"/>
+            <w:vAlign w:val="center"/>
+          </w:tcPr>
+          <w:p>
+            <w:pPr>
+              <w:spacing w:line="240" w:lineRule="auto"/>
+              <w:ind w:firstLine="0"/>
+              <w:jc w:val="left"/>
+              <w:rPr>
+                <w:rFonts w:eastAsia="Times New Roman" w:cs="Times New Roman"/>
+                <w:color w:val="auto"/>
+                <w:sz w:val="24"/>
+                <w:szCs w:val="24"/>
+                <w:lang w:eastAsia="ru-RU"/>
+              </w:rPr>
+            </w:pPr>
+            <w:r>
+              <w:rPr>
+                <w:rFonts w:eastAsia="Times New Roman" w:cs="Times New Roman"/>
+                <w:color w:val="auto"/>
+                <w:sz w:val="24"/>
+                <w:szCs w:val="24"/>
+                <w:lang w:eastAsia="ru-RU"/>
+              </w:rPr>
+              <w:t>Клавиатура, мышь</w:t>
+            </w:r>
+          </w:p>
+        </w:tc>
+      </w:tr>
+      <w:tr>
+        <w:tc>
+          <w:tcPr>
+            <w:tcW w:w="3114" w:type="dxa"/>
+            <w:vAlign w:val="center"/>
+          </w:tcPr>
+          <w:p>
+            <w:pPr>
+              <w:spacing w:line="240" w:lineRule="auto"/>
+              <w:ind w:firstLine="0"/>
+              <w:jc w:val="left"/>
+              <w:rPr>
+                <w:rFonts w:eastAsia="Times New Roman" w:cs="Times New Roman"/>
+                <w:color w:val="auto"/>
+                <w:sz w:val="24"/>
+                <w:szCs w:val="24"/>
+                <w:lang w:eastAsia="ru-RU"/>
+              </w:rPr>
+            </w:pPr>
+            <w:r>
+              <w:rPr>
+                <w:rFonts w:eastAsia="Times New Roman" w:cs="Times New Roman"/>
+                <w:color w:val="auto"/>
+                <w:sz w:val="24"/>
+                <w:szCs w:val="24"/>
+                <w:lang w:eastAsia="ru-RU"/>
+              </w:rPr>
+              <w:lastRenderedPageBreak/>
+              <w:t>Дисковое пространство</w:t>
+            </w:r>
+          </w:p>
+        </w:tc>
+        <w:tc>
+          <w:tcPr>
+            <w:tcW w:w="6231" w:type="dxa"/>
+            <w:vAlign w:val="center"/>
+          </w:tcPr>
+          <w:p>
+            <w:pPr>
+              <w:spacing w:line="240" w:lineRule="auto"/>
+              <w:ind w:firstLine="0"/>
+              <w:jc w:val="left"/>
+              <w:rPr>
+                <w:rFonts w:eastAsia="Times New Roman" w:cs="Times New Roman"/>
+                <w:color w:val="auto"/>
+                <w:sz w:val="24"/>
+                <w:szCs w:val="24"/>
+                <w:lang w:eastAsia="ru-RU"/>
+              </w:rPr>
+            </w:pPr>
+            <w:r>
+              <w:rPr>
+                <w:rFonts w:eastAsia="Times New Roman" w:cs="Times New Roman"/>
+                <w:color w:val="auto"/>
+                <w:sz w:val="24"/>
+                <w:szCs w:val="24"/>
+                <w:lang w:eastAsia="ru-RU"/>
+              </w:rPr>
+              <w:t>1 ГБ</w:t>
+            </w:r>
+          </w:p>
+        </w:tc>
+      </w:tr>
+      <w:tr>
+        <w:tc>
+          <w:tcPr>
+            <w:tcW w:w="3114" w:type="dxa"/>
+            <w:vAlign w:val="center"/>
+          </w:tcPr>
+          <w:p>
+            <w:pPr>
+              <w:spacing w:line="240" w:lineRule="auto"/>
+              <w:ind w:firstLine="0"/>
+              <w:jc w:val="left"/>
+              <w:rPr>
+                <w:rFonts w:eastAsia="Times New Roman" w:cs="Times New Roman"/>
+                <w:color w:val="auto"/>
+                <w:sz w:val="24"/>
+                <w:szCs w:val="24"/>
+                <w:lang w:eastAsia="ru-RU"/>
+              </w:rPr>
+            </w:pPr>
+            <w:r>
+              <w:rPr>
+                <w:rFonts w:eastAsia="Times New Roman" w:cs="Times New Roman"/>
+                <w:color w:val="auto"/>
+                <w:sz w:val="24"/>
+                <w:szCs w:val="24"/>
+                <w:lang w:eastAsia="ru-RU"/>
+              </w:rPr>
+              <w:t>Операционная система</w:t>
+            </w:r>
+          </w:p>
+        </w:tc>
+        <w:tc>
+          <w:tcPr>
+            <w:tcW w:w="6231" w:type="dxa"/>
+            <w:vAlign w:val="center"/>
+          </w:tcPr>
+          <w:p>
+            <w:pPr>
+              <w:spacing w:line="240" w:lineRule="auto"/>
+              <w:ind w:firstLine="0"/>
+              <w:jc w:val="left"/>
+              <w:rPr>
+                <w:rFonts w:eastAsia="Times New Roman" w:cs="Times New Roman"/>
+                <w:color w:val="auto"/>
+                <w:sz w:val="24"/>
+                <w:szCs w:val="24"/>
+                <w:lang w:eastAsia="ru-RU"/>
+              </w:rPr>
+            </w:pPr>
+            <w:r>
+              <w:rPr>
+                <w:rFonts w:eastAsia="Times New Roman" w:cs="Times New Roman"/>
+                <w:color w:val="auto"/>
+                <w:sz w:val="24"/>
+                <w:szCs w:val="24"/>
+                <w:lang w:eastAsia="ru-RU"/>
+              </w:rPr>
+              <w:t>Windows 10 и выше</w:t>
+            </w:r>
+          </w:p>
+        </w:tc>
+      </w:tr>
+    </w:tbl>
+    <w:p>
+      <w:pPr>
+        <w:spacing w:line="240" w:lineRule="auto"/>
+        <w:ind w:firstLine="0"/>
+        <w:jc w:val="left"/>
+        <w:rPr>
+          <w:rFonts w:eastAsia="Times New Roman" w:cs="Times New Roman"/>
+          <w:color w:val="auto"/>
+          <w:sz w:val="24"/>
+          <w:szCs w:val="24"/>
+          <w:lang w:eastAsia="ru-RU"/>
+        </w:rPr>
+      </w:pPr>
+    </w:p>
+    <w:p>
+      <w:pPr>
+        <w:spacing w:before="100" w:beforeAutospacing="1" w:after="100" w:afterAutospacing="1" w:line="240" w:lineRule="auto"/>
+        <w:ind w:firstLine="0"/>
+        <w:jc w:val="left"/>
+        <w:outlineLvl w:val="2"/>
+        <w:rPr>
+          <w:rFonts w:eastAsia="Times New Roman" w:cs="Times New Roman"/>
+          <w:b/>
+          <w:bCs/>
+          <w:color w:val="auto"/>
+          <w:sz w:val="27"/>
+          <w:szCs w:val="27"/>
+          <w:lang w:eastAsia="ru-RU"/>
+        </w:rPr>
+      </w:pPr>
+      <w:r>
+        <w:rPr>
+          <w:rFonts w:eastAsia="Times New Roman" w:cs="Times New Roman"/>
+          <w:b/>
+          <w:bCs/>
+          <w:color w:val="auto"/>
+          <w:sz w:val="27"/>
+          <w:szCs w:val="27"/>
+          <w:lang w:eastAsia="ru-RU"/>
+        </w:rPr>
+        <w:t>4.5 Требования к информационной и программной совместимости</w:t>
+      </w:r>
+    </w:p>
+    <w:p>
+      <w:pPr>
+        <w:spacing w:before="100" w:beforeAutospacing="1" w:after="100" w:afterAutospacing="1" w:line="240" w:lineRule="auto"/>
+        <w:ind w:firstLine="0"/>
+        <w:jc w:val="left"/>
+        <w:outlineLvl w:val="2"/>
+        <w:rPr>
+          <w:rFonts w:eastAsia="Times New Roman" w:cs="Times New Roman"/>
+          <w:b/>
+          <w:bCs/>
+          <w:color w:val="auto"/>
+          <w:sz w:val="27"/>
+          <w:szCs w:val="27"/>
+          <w:lang w:eastAsia="ru-RU"/>
+        </w:rPr>
+      </w:pPr>
+      <w:r>
+        <w:rPr>
+          <w:rFonts w:cs="Times New Roman"/>
+          <w:b/>
+          <w:color w:val="0F1115"/>
+          <w:sz w:val="24"/>
+          <w:szCs w:val="24"/>
+        </w:rPr>
+        <w:t>1. Требования к информационным структурам</w:t>
+      </w:r>
+    </w:p>
+    <w:p>
+      <w:pPr>
+        <w:pStyle w:val="ds-markdown-paragraph"/>
+        <w:shd w:val="clear" w:color="auto" w:fill="FFFFFF"/>
+        <w:spacing w:before="240" w:beforeAutospacing="0" w:after="240" w:afterAutospacing="0"/>
+        <w:rPr>
+          <w:color w:val="0F1115"/>
+        </w:rPr>
+      </w:pPr>
+      <w:r>
+        <w:rPr>
+          <w:rStyle w:val="a4"/>
+          <w:color w:val="0F1115"/>
+        </w:rPr>
+        <w:t>Входные данные:</w:t>
+      </w:r>
+    </w:p>
+    <w:p>
+      <w:pPr>
+        <w:pStyle w:val="ds-markdown-paragraph"/>
+        <w:numPr>
+          <w:ilvl w:val="0"/>
+          <w:numId w:val="16"/>
+        </w:numPr>
+        <w:shd w:val="clear" w:color="auto" w:fill="FFFFFF"/>
+        <w:spacing w:after="0" w:afterAutospacing="0"/>
+        <w:ind w:left="0"/>
+        <w:rPr>
+          <w:color w:val="0F1115"/>
+        </w:rPr>
+      </w:pPr>
+      <w:r>
+        <w:rPr>
+          <w:color w:val="0F1115"/>
+        </w:rPr>
+        <w:t>Данные о персонажах, противниках и объектах игры в формате, поддерживаемом Unity (префабы, ассеты).</w:t>
+      </w:r>
+    </w:p>
+    <w:p>
+      <w:pPr>
+        <w:pStyle w:val="ds-markdown-paragraph"/>
+        <w:numPr>
+          <w:ilvl w:val="0"/>
+          <w:numId w:val="16"/>
+        </w:numPr>
+        <w:shd w:val="clear" w:color="auto" w:fill="FFFFFF"/>
+        <w:spacing w:after="0" w:afterAutospacing="0"/>
+        <w:ind w:left="0"/>
+        <w:rPr>
+          <w:color w:val="0F1115"/>
+        </w:rPr>
+      </w:pPr>
+      <w:r>
+        <w:rPr>
+          <w:color w:val="0F1115"/>
+        </w:rPr>
+        <w:t xml:space="preserve">Параметры управления </w:t>
+      </w:r>
+    </w:p>
+    <w:p>
+      <w:pPr>
+        <w:pStyle w:val="ds-markdown-paragraph"/>
+        <w:numPr>
+          <w:ilvl w:val="0"/>
+          <w:numId w:val="16"/>
+        </w:numPr>
+        <w:shd w:val="clear" w:color="auto" w:fill="FFFFFF"/>
+        <w:spacing w:after="0" w:afterAutospacing="0"/>
+        <w:ind w:left="0"/>
+        <w:rPr>
+          <w:color w:val="0F1115"/>
+        </w:rPr>
+      </w:pPr>
+      <w:r>
+        <w:rPr>
+          <w:color w:val="0F1115"/>
+        </w:rPr>
+        <w:t>Данные анимаций в виде анимационных контроллеров (Animator Controller) и клипов.</w:t>
+      </w:r>
+    </w:p>
+    <w:p>
+      <w:pPr>
+        <w:pStyle w:val="ds-markdown-paragraph"/>
+        <w:numPr>
+          <w:ilvl w:val="0"/>
+          <w:numId w:val="16"/>
+        </w:numPr>
+        <w:shd w:val="clear" w:color="auto" w:fill="FFFFFF"/>
+        <w:spacing w:after="0" w:afterAutospacing="0"/>
+        <w:ind w:left="0"/>
+        <w:rPr>
+          <w:color w:val="0F1115"/>
+        </w:rPr>
+      </w:pPr>
+      <w:r>
+        <w:rPr>
+          <w:color w:val="0F1115"/>
+        </w:rPr>
+        <w:t>Данные навигации (NavMesh, точки патрулирования).</w:t>
+      </w:r>
+    </w:p>
+    <w:p>
+      <w:pPr>
+        <w:pStyle w:val="ds-markdown-paragraph"/>
+        <w:shd w:val="clear" w:color="auto" w:fill="FFFFFF"/>
+        <w:spacing w:before="240" w:beforeAutospacing="0" w:after="240" w:afterAutospacing="0"/>
+        <w:rPr>
+          <w:color w:val="0F1115"/>
+        </w:rPr>
+      </w:pPr>
+      <w:r>
+        <w:rPr>
+          <w:rStyle w:val="a4"/>
+          <w:color w:val="0F1115"/>
+        </w:rPr>
+        <w:t>Выходные данные:</w:t>
+      </w:r>
+      <w:bookmarkStart w:id="0" w:name="_GoBack"/>
+      <w:bookmarkEnd w:id="0"/>
+    </w:p>
+    <w:p>
+      <w:pPr>
+        <w:pStyle w:val="ds-markdown-paragraph"/>
+        <w:numPr>
+          <w:ilvl w:val="0"/>
+          <w:numId w:val="17"/>
+        </w:numPr>
+        <w:shd w:val="clear" w:color="auto" w:fill="FFFFFF"/>
+        <w:spacing w:after="0" w:afterAutospacing="0"/>
+        <w:ind w:left="0"/>
+        <w:rPr>
+          <w:color w:val="0F1115"/>
+        </w:rPr>
+      </w:pPr>
+      <w:r>
+        <w:rPr>
+          <w:color w:val="0F1115"/>
+        </w:rPr>
+        <w:t>Состояние игровых объектов (позиции, анимации, взаимодействия).</w:t>
+      </w:r>
+    </w:p>
+    <w:p>
+      <w:pPr>
+        <w:pStyle w:val="ds-markdown-paragraph"/>
+        <w:shd w:val="clear" w:color="auto" w:fill="FFFFFF"/>
+        <w:spacing w:after="0" w:afterAutospacing="0"/>
+        <w:rPr>
+          <w:b/>
+          <w:color w:val="0F1115"/>
+        </w:rPr>
+      </w:pPr>
+      <w:r>
+        <w:rPr>
+          <w:b/>
+          <w:color w:val="0F1115"/>
+        </w:rPr>
+        <w:t>2. Требования к методам решения</w:t>
+      </w:r>
+    </w:p>
+    <w:p>
+      <w:pPr>
+        <w:pStyle w:val="ds-markdown-paragraph"/>
+        <w:numPr>
+          <w:ilvl w:val="0"/>
+          <w:numId w:val="18"/>
+        </w:numPr>
+        <w:shd w:val="clear" w:color="auto" w:fill="FFFFFF"/>
+        <w:spacing w:after="0" w:afterAutospacing="0"/>
+        <w:ind w:left="0"/>
+        <w:rPr>
+          <w:color w:val="0F1115"/>
+        </w:rPr>
+      </w:pPr>
+      <w:r>
+        <w:rPr>
+          <w:color w:val="0F1115"/>
+        </w:rPr>
+        <w:t>Использование объектно-ориентированного подхода на языке C#.</w:t>
+      </w:r>
+    </w:p>
+    <w:p>
+      <w:pPr>
+        <w:pStyle w:val="ds-markdown-paragraph"/>
+        <w:numPr>
+          <w:ilvl w:val="0"/>
+          <w:numId w:val="18"/>
+        </w:numPr>
+        <w:shd w:val="clear" w:color="auto" w:fill="FFFFFF"/>
+        <w:spacing w:after="0" w:afterAutospacing="0"/>
+        <w:ind w:left="0"/>
+        <w:rPr>
+          <w:color w:val="0F1115"/>
+        </w:rPr>
+      </w:pPr>
+      <w:r>
+        <w:rPr>
+          <w:color w:val="0F1115"/>
+        </w:rPr>
+        <w:t>Применение встроенных компонентов Unity (Rigidbody2D, Animator</w:t>
+      </w:r>
+      <w:r>
+        <w:rPr>
+          <w:color w:val="0F1115"/>
+        </w:rPr>
+        <w:t xml:space="preserve">, </w:t>
+      </w:r>
+      <w:r>
+        <w:rPr>
+          <w:color w:val="0F1115"/>
+          <w:lang w:val="en-US"/>
+        </w:rPr>
+        <w:t>Capsule</w:t>
+      </w:r>
+      <w:r>
+        <w:rPr>
+          <w:color w:val="0F1115"/>
+        </w:rPr>
+        <w:t xml:space="preserve"> </w:t>
+      </w:r>
+      <w:r>
+        <w:rPr>
+          <w:color w:val="0F1115"/>
+          <w:lang w:val="en-US"/>
+        </w:rPr>
+        <w:t>Collider 2D</w:t>
+      </w:r>
+      <w:r>
+        <w:rPr>
+          <w:color w:val="0F1115"/>
+        </w:rPr>
+        <w:t>).</w:t>
+      </w:r>
+    </w:p>
+    <w:p>
+      <w:pPr>
+        <w:pStyle w:val="ds-markdown-paragraph"/>
+        <w:numPr>
+          <w:ilvl w:val="0"/>
+          <w:numId w:val="18"/>
+        </w:numPr>
+        <w:shd w:val="clear" w:color="auto" w:fill="FFFFFF"/>
+        <w:spacing w:after="0" w:afterAutospacing="0"/>
+        <w:ind w:left="0"/>
+        <w:rPr>
+          <w:color w:val="0F1115"/>
+        </w:rPr>
+      </w:pPr>
+      <w:r>
+        <w:rPr>
+          <w:color w:val="0F1115"/>
+        </w:rPr>
+        <w:t>Использование системы навигации Unity (NavMesh, NavMeshAgent) для ИИ.</w:t>
+      </w:r>
+    </w:p>
+    <w:p>
+      <w:pPr>
+        <w:pStyle w:val="ds-markdown-paragraph"/>
+        <w:numPr>
+          <w:ilvl w:val="0"/>
+          <w:numId w:val="18"/>
+        </w:numPr>
+        <w:shd w:val="clear" w:color="auto" w:fill="FFFFFF"/>
+        <w:spacing w:after="0" w:afterAutospacing="0"/>
+        <w:ind w:left="0"/>
+        <w:rPr>
+          <w:color w:val="0F1115"/>
+        </w:rPr>
+      </w:pPr>
+      <w:r>
+        <w:rPr>
+          <w:color w:val="0F1115"/>
+        </w:rPr>
+        <w:t>Реализация управления через систему Input System или стандартный Input Manager.</w:t>
+      </w:r>
+    </w:p>
+    <w:p>
+      <w:pPr>
+        <w:pStyle w:val="ds-markdown-paragraph"/>
+        <w:shd w:val="clear" w:color="auto" w:fill="FFFFFF"/>
+        <w:spacing w:after="0" w:afterAutospacing="0"/>
+        <w:rPr>
+          <w:color w:val="0F1115"/>
+        </w:rPr>
+      </w:pPr>
+      <w:r>
+        <w:rPr>
+          <w:b/>
+          <w:color w:val="0F1115"/>
+        </w:rPr>
+        <w:t>3.</w:t>
+      </w:r>
+      <w:r>
+        <w:rPr>
+          <w:color w:val="0F1115"/>
+        </w:rPr>
+        <w:t xml:space="preserve"> </w:t>
+      </w:r>
+      <w:r>
+        <w:rPr>
+          <w:b/>
+          <w:color w:val="0F1115"/>
+        </w:rPr>
+        <w:t>Требования к исходным кодам</w:t>
+      </w:r>
+    </w:p>
+    <w:p>
+      <w:pPr>
+        <w:pStyle w:val="ds-markdown-paragraph"/>
+        <w:numPr>
+          <w:ilvl w:val="0"/>
+          <w:numId w:val="19"/>
+        </w:numPr>
+        <w:shd w:val="clear" w:color="auto" w:fill="FFFFFF"/>
+        <w:spacing w:after="0" w:afterAutospacing="0"/>
+        <w:ind w:left="0"/>
+        <w:rPr>
+          <w:color w:val="0F1115"/>
+        </w:rPr>
+      </w:pPr>
+      <w:r>
+        <w:rPr>
+          <w:color w:val="0F1115"/>
+        </w:rPr>
+        <w:t>Исходный код должен быть написан на языке C# в соответствии с соглашениями по именованию и структурой Unity-проектов.</w:t>
+      </w:r>
+    </w:p>
+    <w:p>
+      <w:pPr>
+        <w:pStyle w:val="ds-markdown-paragraph"/>
+        <w:numPr>
+          <w:ilvl w:val="0"/>
+          <w:numId w:val="19"/>
+        </w:numPr>
+        <w:shd w:val="clear" w:color="auto" w:fill="FFFFFF"/>
+        <w:spacing w:after="120" w:afterAutospacing="0"/>
+        <w:ind w:left="0"/>
+        <w:rPr>
+          <w:color w:val="0F1115"/>
+        </w:rPr>
+      </w:pPr>
+      <w:r>
+        <w:rPr>
+          <w:color w:val="0F1115"/>
+        </w:rPr>
+        <w:t>Код должен быть модульным, с разделением на логические компоненты:</w:t>
+      </w:r>
+    </w:p>
+    <w:p>
+      <w:pPr>
+        <w:pStyle w:val="ds-markdown-paragraph"/>
+        <w:numPr>
+          <w:ilvl w:val="1"/>
+          <w:numId w:val="19"/>
+        </w:numPr>
+        <w:shd w:val="clear" w:color="auto" w:fill="FFFFFF"/>
+        <w:spacing w:after="0" w:afterAutospacing="0"/>
+        <w:ind w:left="0"/>
+        <w:rPr>
+          <w:color w:val="0F1115"/>
+        </w:rPr>
+      </w:pPr>
+      <w:r>
+        <w:rPr>
+          <w:color w:val="0F1115"/>
+        </w:rPr>
+        <w:t>Управление персонажем</w:t>
+      </w:r>
+    </w:p>
+    <w:p>
+      <w:pPr>
+        <w:pStyle w:val="ds-markdown-paragraph"/>
+        <w:numPr>
+          <w:ilvl w:val="1"/>
+          <w:numId w:val="19"/>
+        </w:numPr>
+        <w:shd w:val="clear" w:color="auto" w:fill="FFFFFF"/>
+        <w:spacing w:after="0" w:afterAutospacing="0"/>
+        <w:ind w:left="0"/>
+        <w:rPr>
+          <w:color w:val="0F1115"/>
+        </w:rPr>
+      </w:pPr>
+      <w:r>
+        <w:rPr>
+          <w:color w:val="0F1115"/>
+        </w:rPr>
+        <w:t>Система взаимодействий</w:t>
+      </w:r>
+    </w:p>
+    <w:p>
+      <w:pPr>
+        <w:pStyle w:val="ds-markdown-paragraph"/>
+        <w:numPr>
+          <w:ilvl w:val="1"/>
+          <w:numId w:val="19"/>
+        </w:numPr>
+        <w:shd w:val="clear" w:color="auto" w:fill="FFFFFF"/>
+        <w:spacing w:after="0" w:afterAutospacing="0"/>
+        <w:ind w:left="0"/>
+        <w:rPr>
+          <w:color w:val="0F1115"/>
+        </w:rPr>
+      </w:pPr>
+      <w:r>
+        <w:rPr>
+          <w:color w:val="0F1115"/>
+        </w:rPr>
+        <w:t>Искусственный интеллект противников</w:t>
+      </w:r>
+    </w:p>
+    <w:p>
+      <w:pPr>
+        <w:pStyle w:val="ds-markdown-paragraph"/>
+        <w:numPr>
+          <w:ilvl w:val="1"/>
+          <w:numId w:val="19"/>
+        </w:numPr>
+        <w:shd w:val="clear" w:color="auto" w:fill="FFFFFF"/>
+        <w:spacing w:after="0" w:afterAutospacing="0"/>
+        <w:ind w:left="0"/>
+        <w:rPr>
+          <w:color w:val="0F1115"/>
+        </w:rPr>
+      </w:pPr>
+      <w:r>
+        <w:rPr>
+          <w:color w:val="0F1115"/>
+        </w:rPr>
+        <w:t>Обработка игровых событий</w:t>
+      </w:r>
+    </w:p>
+    <w:p>
+      <w:pPr>
+        <w:pStyle w:val="ds-markdown-paragraph"/>
+        <w:shd w:val="clear" w:color="auto" w:fill="FFFFFF"/>
+        <w:spacing w:after="0" w:afterAutospacing="0"/>
+        <w:rPr>
+          <w:b/>
+          <w:color w:val="0F1115"/>
+        </w:rPr>
+      </w:pPr>
+      <w:r>
+        <w:rPr>
+          <w:b/>
+          <w:color w:val="0F1115"/>
+        </w:rPr>
+        <w:t>4. Требования к языкам программирования и программным средствам</w:t>
+      </w:r>
+    </w:p>
+    <w:p>
+      <w:pPr>
+        <w:pStyle w:val="ds-markdown-paragraph"/>
+        <w:shd w:val="clear" w:color="auto" w:fill="FFFFFF"/>
+        <w:spacing w:before="240" w:beforeAutospacing="0" w:after="240" w:afterAutospacing="0"/>
+        <w:rPr>
+          <w:color w:val="0F1115"/>
+        </w:rPr>
+      </w:pPr>
+      <w:r>
+        <w:rPr>
+          <w:rStyle w:val="a4"/>
+          <w:color w:val="0F1115"/>
+        </w:rPr>
+        <w:t>Язык программирования:</w:t>
+      </w:r>
+      <w:r>
+        <w:rPr>
+          <w:color w:val="0F1115"/>
+        </w:rPr>
+        <w:t> C#</w:t>
+      </w:r>
+    </w:p>
+    <w:p>
+      <w:pPr>
+        <w:pStyle w:val="ds-markdown-paragraph"/>
+        <w:shd w:val="clear" w:color="auto" w:fill="FFFFFF"/>
+        <w:spacing w:before="240" w:beforeAutospacing="0" w:after="240" w:afterAutospacing="0"/>
+        <w:rPr>
+          <w:color w:val="0F1115"/>
+        </w:rPr>
+      </w:pPr>
+      <w:r>
+        <w:rPr>
+          <w:rStyle w:val="a4"/>
+          <w:color w:val="0F1115"/>
+        </w:rPr>
+        <w:t>Программные средства:</w:t>
+      </w:r>
+    </w:p>
+    <w:p>
+      <w:pPr>
+        <w:pStyle w:val="ds-markdown-paragraph"/>
+        <w:numPr>
+          <w:ilvl w:val="0"/>
+          <w:numId w:val="20"/>
+        </w:numPr>
+        <w:shd w:val="clear" w:color="auto" w:fill="FFFFFF"/>
+        <w:spacing w:after="0" w:afterAutospacing="0"/>
+        <w:ind w:left="0"/>
+        <w:rPr>
+          <w:color w:val="0F1115"/>
+        </w:rPr>
+      </w:pPr>
+      <w:r>
+        <w:rPr>
+          <w:color w:val="0F1115"/>
+        </w:rPr>
+        <w:t>Игровой движок: Unity версии 2021.3 LTS или выше</w:t>
+      </w:r>
+    </w:p>
+    <w:p>
+      <w:pPr>
+        <w:pStyle w:val="ds-markdown-paragraph"/>
+        <w:numPr>
+          <w:ilvl w:val="0"/>
+          <w:numId w:val="20"/>
+        </w:numPr>
+        <w:shd w:val="clear" w:color="auto" w:fill="FFFFFF"/>
+        <w:spacing w:after="0" w:afterAutospacing="0"/>
+        <w:ind w:left="0"/>
+        <w:rPr>
+          <w:color w:val="0F1115"/>
+          <w:lang w:val="en-US"/>
+        </w:rPr>
+      </w:pPr>
+      <w:r>
+        <w:rPr>
+          <w:color w:val="0F1115"/>
+        </w:rPr>
+        <w:t>Среда</w:t>
+      </w:r>
+      <w:r>
+        <w:rPr>
+          <w:color w:val="0F1115"/>
+          <w:lang w:val="en-US"/>
+        </w:rPr>
+        <w:t xml:space="preserve"> </w:t>
+      </w:r>
+      <w:r>
+        <w:rPr>
+          <w:color w:val="0F1115"/>
+        </w:rPr>
+        <w:t>разработки</w:t>
+      </w:r>
+      <w:r>
+        <w:rPr>
+          <w:color w:val="0F1115"/>
+          <w:lang w:val="en-US"/>
+        </w:rPr>
+        <w:t xml:space="preserve">: Visual Studio 2019/2022 </w:t>
+      </w:r>
+      <w:r>
+        <w:rPr>
+          <w:color w:val="0F1115"/>
+        </w:rPr>
+        <w:t>или</w:t>
+      </w:r>
+      <w:r>
+        <w:rPr>
+          <w:color w:val="0F1115"/>
+          <w:lang w:val="en-US"/>
+        </w:rPr>
+        <w:t xml:space="preserve"> JetBrains Rider</w:t>
+      </w:r>
+    </w:p>
+    <w:p>
+      <w:pPr>
+        <w:pStyle w:val="ds-markdown-paragraph"/>
+        <w:numPr>
+          <w:ilvl w:val="0"/>
+          <w:numId w:val="20"/>
+        </w:numPr>
+        <w:shd w:val="clear" w:color="auto" w:fill="FFFFFF"/>
+        <w:spacing w:after="0" w:afterAutospacing="0"/>
+        <w:ind w:left="0"/>
+        <w:rPr>
+          <w:color w:val="0F1115"/>
+          <w:lang w:val="en-US"/>
+        </w:rPr>
+      </w:pPr>
+      <w:r>
+        <w:rPr>
+          <w:color w:val="0F1115"/>
+        </w:rPr>
+        <w:t>Дополнительные пакеты Unity:</w:t>
+      </w:r>
+    </w:p>
+    <w:p>
+      <w:pPr>
+        <w:pStyle w:val="ds-markdown-paragraph"/>
+        <w:numPr>
+          <w:ilvl w:val="1"/>
+          <w:numId w:val="20"/>
+        </w:numPr>
+        <w:shd w:val="clear" w:color="auto" w:fill="FFFFFF"/>
+        <w:spacing w:after="0" w:afterAutospacing="0"/>
+        <w:ind w:left="0"/>
+        <w:rPr>
+          <w:color w:val="0F1115"/>
+        </w:rPr>
+      </w:pPr>
+      <w:r>
+        <w:rPr>
+          <w:color w:val="0F1115"/>
+        </w:rPr>
+        <w:t>Input System (для обработки ввода)</w:t>
+      </w:r>
+    </w:p>
+    <w:p>
+      <w:pPr>
+        <w:pStyle w:val="ds-markdown-paragraph"/>
+        <w:numPr>
+          <w:ilvl w:val="1"/>
+          <w:numId w:val="20"/>
+        </w:numPr>
+        <w:shd w:val="clear" w:color="auto" w:fill="FFFFFF"/>
+        <w:spacing w:after="0" w:afterAutospacing="0"/>
+        <w:ind w:left="0"/>
+        <w:rPr>
+          <w:color w:val="0F1115"/>
+        </w:rPr>
+      </w:pPr>
+      <w:r>
+        <w:rPr>
+          <w:color w:val="0F1115"/>
+        </w:rPr>
+        <w:t>2D Animation Package</w:t>
+      </w:r>
+    </w:p>
+    <w:p>
+      <w:pPr>
+        <w:pStyle w:val="3"/>
+        <w:shd w:val="clear" w:color="auto" w:fill="FFFFFF"/>
+        <w:spacing w:before="480" w:beforeAutospacing="0" w:after="240" w:afterAutospacing="0" w:line="450" w:lineRule="atLeast"/>
+        <w:rPr>
+          <w:color w:val="0F1115"/>
+          <w:sz w:val="24"/>
+          <w:szCs w:val="24"/>
+        </w:rPr>
+      </w:pPr>
+      <w:r>
+        <w:rPr>
+          <w:color w:val="0F1115"/>
+          <w:sz w:val="24"/>
+          <w:szCs w:val="24"/>
+        </w:rPr>
+        <w:t>6. Совместимость</w:t>
+      </w:r>
+    </w:p>
+    <w:p>
+      <w:pPr>
+        <w:pStyle w:val="ds-markdown-paragraph"/>
+        <w:numPr>
+          <w:ilvl w:val="0"/>
+          <w:numId w:val="22"/>
+        </w:numPr>
+        <w:shd w:val="clear" w:color="auto" w:fill="FFFFFF"/>
+        <w:spacing w:after="0" w:afterAutospacing="0"/>
+        <w:ind w:left="0"/>
+        <w:rPr>
+          <w:color w:val="0F1115"/>
+        </w:rPr>
+      </w:pPr>
+      <w:r>
+        <w:rPr>
+          <w:color w:val="0F1115"/>
+        </w:rPr>
+        <w:lastRenderedPageBreak/>
+        <w:t>Совместимость с платформами: Windows</w:t>
+      </w:r>
+    </w:p>
+    <w:p>
+      <w:pPr>
+        <w:pStyle w:val="ds-markdown-paragraph"/>
+        <w:numPr>
+          <w:ilvl w:val="0"/>
+          <w:numId w:val="22"/>
+        </w:numPr>
+        <w:shd w:val="clear" w:color="auto" w:fill="FFFFFF"/>
+        <w:spacing w:after="0" w:afterAutospacing="0"/>
+        <w:ind w:left="0"/>
+        <w:rPr>
+          <w:color w:val="0F1115"/>
+        </w:rPr>
+      </w:pPr>
+      <w:r>
+        <w:rPr>
+          <w:color w:val="0F1115"/>
+        </w:rPr>
+        <w:t>Совместимость с различными устрой</w:t>
+      </w:r>
+      <w:r>
+        <w:rPr>
+          <w:color w:val="0F1115"/>
+        </w:rPr>
+        <w:t>ствами ввода: клавиатура, мышь</w:t>
+      </w:r>
+    </w:p>
+    <w:p>
+      <w:pPr>
+        <w:pStyle w:val="ds-markdown-paragraph"/>
+        <w:numPr>
+          <w:ilvl w:val="0"/>
+          <w:numId w:val="22"/>
+        </w:numPr>
+        <w:shd w:val="clear" w:color="auto" w:fill="FFFFFF"/>
+        <w:spacing w:after="0" w:afterAutospacing="0"/>
+        <w:ind w:left="0"/>
+        <w:rPr>
+          <w:color w:val="0F1115"/>
+        </w:rPr>
+      </w:pPr>
+      <w:r>
+        <w:rPr>
+          <w:color w:val="0F1115"/>
+        </w:rPr>
+        <w:t>Поддержка различных разрешений экрана и соотношений сторон</w:t>
+      </w:r>
+    </w:p>
+    <w:p>
+      <w:pPr>
+        <w:pStyle w:val="ds-markdown-paragraph"/>
+        <w:shd w:val="clear" w:color="auto" w:fill="FFFFFF"/>
+        <w:spacing w:after="0" w:afterAutospacing="0"/>
+        <w:rPr>
+          <w:color w:val="0F1115"/>
+        </w:rPr>
+      </w:pPr>
+      <w:r>
+        <w:rPr>
+          <w:b/>
+          <w:bCs/>
+          <w:sz w:val="27"/>
+          <w:szCs w:val="27"/>
+        </w:rPr>
+        <w:t>4.6</w:t>
+      </w:r>
+      <w:r>
+        <w:rPr>
+          <w:b/>
+          <w:bCs/>
+          <w:sz w:val="27"/>
+          <w:szCs w:val="27"/>
+        </w:rPr>
+        <w:t xml:space="preserve"> </w:t>
+      </w:r>
+      <w:r>
+        <w:rPr>
+          <w:b/>
+          <w:bCs/>
+          <w:sz w:val="27"/>
+          <w:szCs w:val="27"/>
+        </w:rPr>
+        <w:t>Специальные требования</w:t>
+      </w:r>
+    </w:p>
+    <w:p>
+      <w:pPr>
+        <w:numPr>
+          <w:ilvl w:val="0"/>
+          <w:numId w:val="12"/>
+        </w:numPr>
+        <w:spacing w:before="100" w:beforeAutospacing="1" w:after="100" w:afterAutospacing="1" w:line="240" w:lineRule="auto"/>
+        <w:jc w:val="left"/>
+        <w:rPr>
+          <w:rFonts w:eastAsia="Times New Roman" w:cs="Times New Roman"/>
+          <w:color w:val="auto"/>
+          <w:sz w:val="24"/>
+          <w:szCs w:val="24"/>
+          <w:lang w:eastAsia="ru-RU"/>
+        </w:rPr>
+      </w:pPr>
+      <w:r>
+        <w:rPr>
+          <w:rFonts w:eastAsia="Times New Roman" w:cs="Times New Roman"/>
+          <w:color w:val="auto"/>
+          <w:sz w:val="24"/>
+          <w:szCs w:val="24"/>
+          <w:lang w:eastAsia="ru-RU"/>
+        </w:rPr>
+        <w:t>Использование удобного графического интерфейса управления персонажем.</w:t>
+      </w:r>
+    </w:p>
+    <w:p>
+      <w:pPr>
+        <w:numPr>
+          <w:ilvl w:val="0"/>
+          <w:numId w:val="12"/>
+        </w:numPr>
+        <w:spacing w:before="100" w:beforeAutospacing="1" w:after="100" w:afterAutospacing="1" w:line="240" w:lineRule="auto"/>
+        <w:jc w:val="left"/>
+        <w:rPr>
+          <w:rFonts w:eastAsia="Times New Roman" w:cs="Times New Roman"/>
+          <w:color w:val="auto"/>
+          <w:sz w:val="24"/>
+          <w:szCs w:val="24"/>
+          <w:lang w:eastAsia="ru-RU"/>
+        </w:rPr>
+      </w:pPr>
+      <w:r>
+        <w:rPr>
+          <w:rFonts w:eastAsia="Times New Roman" w:cs="Times New Roman"/>
+          <w:color w:val="auto"/>
+          <w:sz w:val="24"/>
+          <w:szCs w:val="24"/>
+          <w:lang w:eastAsia="ru-RU"/>
+        </w:rPr>
+        <w:t>Анимации должны корректно отображаться при всех действиях персонажа.</w:t>
+      </w:r>
+    </w:p>
+    <w:p>
+      <w:pPr>
+        <w:spacing w:before="100" w:beforeAutospacing="1" w:after="100" w:afterAutospacing="1" w:line="240" w:lineRule="auto"/>
+        <w:ind w:firstLine="0"/>
+        <w:jc w:val="left"/>
+        <w:outlineLvl w:val="1"/>
+        <w:rPr>
+          <w:rFonts w:eastAsia="Times New Roman" w:cs="Times New Roman"/>
+          <w:b/>
+          <w:bCs/>
+          <w:color w:val="auto"/>
+          <w:sz w:val="36"/>
+          <w:szCs w:val="36"/>
+          <w:lang w:eastAsia="ru-RU"/>
+        </w:rPr>
+      </w:pPr>
+      <w:r>
+        <w:rPr>
+          <w:rFonts w:eastAsia="Times New Roman" w:cs="Times New Roman"/>
+          <w:b/>
+          <w:bCs/>
+          <w:color w:val="auto"/>
+          <w:sz w:val="36"/>
+          <w:szCs w:val="36"/>
+          <w:lang w:eastAsia="ru-RU"/>
+        </w:rPr>
+        <w:t>5. Требования к программной документации</w:t>
+      </w:r>
+    </w:p>
+    <w:p>
+      <w:pPr>
+        <w:numPr>
+          <w:ilvl w:val="0"/>
+          <w:numId w:val="13"/>
+        </w:numPr>
+        <w:spacing w:before="100" w:beforeAutospacing="1" w:after="100" w:afterAutospacing="1" w:line="240" w:lineRule="auto"/>
+        <w:jc w:val="left"/>
+        <w:rPr>
+          <w:rFonts w:eastAsia="Times New Roman" w:cs="Times New Roman"/>
+          <w:color w:val="auto"/>
+          <w:sz w:val="24"/>
+          <w:szCs w:val="24"/>
+          <w:lang w:eastAsia="ru-RU"/>
+        </w:rPr>
+      </w:pPr>
+      <w:r>
+        <w:rPr>
+          <w:rFonts w:eastAsia="Times New Roman" w:cs="Times New Roman"/>
+          <w:color w:val="auto"/>
+          <w:sz w:val="24"/>
+          <w:szCs w:val="24"/>
+          <w:lang w:eastAsia="ru-RU"/>
+        </w:rPr>
+        <w:t>Текст программы (C# скрипты Unity).</w:t>
+      </w:r>
+    </w:p>
+    <w:p>
+      <w:pPr>
+        <w:numPr>
+          <w:ilvl w:val="0"/>
+          <w:numId w:val="13"/>
+        </w:numPr>
+        <w:spacing w:before="100" w:beforeAutospacing="1" w:after="100" w:afterAutospacing="1" w:line="240" w:lineRule="auto"/>
+        <w:jc w:val="left"/>
+        <w:rPr>
+          <w:rFonts w:eastAsia="Times New Roman" w:cs="Times New Roman"/>
+          <w:color w:val="auto"/>
+          <w:sz w:val="24"/>
+          <w:szCs w:val="24"/>
+          <w:lang w:eastAsia="ru-RU"/>
+        </w:rPr>
+      </w:pPr>
+      <w:r>
+        <w:rPr>
+          <w:rFonts w:eastAsia="Times New Roman" w:cs="Times New Roman"/>
+          <w:color w:val="auto"/>
+          <w:sz w:val="24"/>
+          <w:szCs w:val="24"/>
+          <w:lang w:eastAsia="ru-RU"/>
+        </w:rPr>
+        <w:t>Руководство пользователя с инструкцией запуска и управления персонажем.</w:t>
+      </w:r>
+    </w:p>
+    <w:p>
+      <w:pPr>
+        <w:numPr>
+          <w:ilvl w:val="0"/>
+          <w:numId w:val="13"/>
+        </w:numPr>
+        <w:spacing w:before="100" w:beforeAutospacing="1" w:after="100" w:afterAutospacing="1" w:line="240" w:lineRule="auto"/>
+        <w:jc w:val="left"/>
+        <w:rPr>
+          <w:rFonts w:eastAsia="Times New Roman" w:cs="Times New Roman"/>
+          <w:color w:val="auto"/>
+          <w:sz w:val="24"/>
+          <w:szCs w:val="24"/>
+          <w:lang w:eastAsia="ru-RU"/>
+        </w:rPr>
+      </w:pPr>
+      <w:r>
+        <w:rPr>
+          <w:rFonts w:eastAsia="Times New Roman" w:cs="Times New Roman"/>
+          <w:color w:val="auto"/>
+          <w:sz w:val="24"/>
+          <w:szCs w:val="24"/>
+          <w:lang w:eastAsia="ru-RU"/>
+        </w:rPr>
+        <w:t>Руководство программиста с описанием архитектуры проекта, классов, алгоритмов.</w:t>
+      </w:r>
+    </w:p>
+    <w:p>
+      <w:pPr>
+        <w:numPr>
+          <w:ilvl w:val="0"/>
+          <w:numId w:val="13"/>
+        </w:numPr>
+        <w:spacing w:before="100" w:beforeAutospacing="1" w:after="100" w:afterAutospacing="1" w:line="240" w:lineRule="auto"/>
+        <w:jc w:val="left"/>
+        <w:rPr>
+          <w:rFonts w:eastAsia="Times New Roman" w:cs="Times New Roman"/>
+          <w:color w:val="auto"/>
+          <w:sz w:val="24"/>
+          <w:szCs w:val="24"/>
+          <w:lang w:eastAsia="ru-RU"/>
+        </w:rPr>
+      </w:pPr>
+      <w:r>
+        <w:rPr>
+          <w:rFonts w:eastAsia="Times New Roman" w:cs="Times New Roman"/>
+          <w:color w:val="auto"/>
+          <w:sz w:val="24"/>
+          <w:szCs w:val="24"/>
+          <w:lang w:eastAsia="ru-RU"/>
+        </w:rPr>
+        <w:t>Схемы взаимодействия модулей и базы данных.</w:t>
+      </w:r>
+    </w:p>
+    <w:p>
+      <w:pPr>
+        <w:numPr>
+          <w:ilvl w:val="0"/>
+          <w:numId w:val="13"/>
+        </w:numPr>
+        <w:spacing w:before="100" w:beforeAutospacing="1" w:after="100" w:afterAutospacing="1" w:line="240" w:lineRule="auto"/>
+        <w:jc w:val="left"/>
+        <w:rPr>
+          <w:rFonts w:eastAsia="Times New Roman" w:cs="Times New Roman"/>
+          <w:color w:val="auto"/>
+          <w:sz w:val="24"/>
+          <w:szCs w:val="24"/>
+          <w:lang w:eastAsia="ru-RU"/>
+        </w:rPr>
+      </w:pPr>
+      <w:r>
+        <w:rPr>
+          <w:rFonts w:eastAsia="Times New Roman" w:cs="Times New Roman"/>
+          <w:color w:val="auto"/>
+          <w:sz w:val="24"/>
+          <w:szCs w:val="24"/>
+          <w:lang w:eastAsia="ru-RU"/>
+        </w:rPr>
+        <w:t>Тестовая документация и результаты тестирования.</w:t>
+      </w:r>
+    </w:p>
+    <w:p>
+      <w:pPr>
+        <w:spacing w:before="100" w:beforeAutospacing="1" w:after="100" w:afterAutospacing="1" w:line="276" w:lineRule="auto"/>
+        <w:ind w:firstLine="0"/>
+        <w:contextualSpacing/>
+        <w:jc w:val="left"/>
+        <w:rPr>
+          <w:rFonts w:eastAsia="Times New Roman" w:cs="Times New Roman"/>
+          <w:color w:val="auto"/>
+          <w:sz w:val="24"/>
+          <w:szCs w:val="24"/>
+          <w:lang w:eastAsia="ru-RU"/>
+        </w:rPr>
+      </w:pPr>
     </w:p>
     <w:p>
       <w:pPr>
@@ -354,6 +2716,1347 @@
 <file path=word/numbering.xml><?xml version="1.0" encoding="utf-8"?>
 <w:numbering xmlns:wpc="http://schemas.microsoft.com/office/word/2010/wordprocessingCanvas" xmlns:cx="http://schemas.microsoft.com/office/drawing/2014/chartex" xmlns:cx1="http://schemas.microsoft.com/office/drawing/2015/9/8/chartex" xmlns:mc="http://schemas.openxmlformats.org/markup-compatibility/2006" xmlns:o="urn:schemas-microsoft-com:office:office" xmlns:r="http://schemas.openxmlformats.org/officeDocument/2006/relationships" xmlns:m="http://schemas.openxmlformats.org/officeDocument/2006/math" xmlns:v="urn:schemas-microsoft-com:vml" xmlns:wp14="http://schemas.microsoft.com/office/word/2010/wordprocessingDrawing" xmlns:wp="http://schemas.openxmlformats.org/drawingml/2006/wordprocessingDrawing" xmlns:w10="urn:schemas-microsoft-com:office:word" xmlns:w="http://schemas.openxmlformats.org/wordprocessingml/2006/main" xmlns:w14="http://schemas.microsoft.com/office/word/2010/wordml" xmlns:w15="http://schemas.microsoft.com/office/word/2012/wordml" xmlns:w16se="http://schemas.microsoft.com/office/word/2015/wordml/symex" xmlns:wpg="http://schemas.microsoft.com/office/word/2010/wordprocessingGroup" xmlns:wpi="http://schemas.microsoft.com/office/word/2010/wordprocessingInk" xmlns:wne="http://schemas.microsoft.com/office/word/2006/wordml" xmlns:wps="http://schemas.microsoft.com/office/word/2010/wordprocessingShape" mc:Ignorable="w14 w15 w16se wp14">
   <w:abstractNum w:abstractNumId="0" w15:restartNumberingAfterBreak="0">
+    <w:nsid w:val="033A6A5E"/>
+    <w:multiLevelType w:val="multilevel"/>
+    <w:tmpl w:val="A81A6008"/>
+    <w:lvl w:ilvl="0">
+      <w:start w:val="1"/>
+      <w:numFmt w:val="bullet"/>
+      <w:lvlText w:val=""/>
+      <w:lvlJc w:val="left"/>
+      <w:pPr>
+        <w:tabs>
+          <w:tab w:val="num" w:pos="720"/>
+        </w:tabs>
+        <w:ind w:left="720" w:hanging="360"/>
+      </w:pPr>
+      <w:rPr>
+        <w:rFonts w:ascii="Symbol" w:hAnsi="Symbol" w:hint="default"/>
+        <w:sz w:val="20"/>
+      </w:rPr>
+    </w:lvl>
+    <w:lvl w:ilvl="1" w:tentative="1">
+      <w:start w:val="1"/>
+      <w:numFmt w:val="bullet"/>
+      <w:lvlText w:val="o"/>
+      <w:lvlJc w:val="left"/>
+      <w:pPr>
+        <w:tabs>
+          <w:tab w:val="num" w:pos="1440"/>
+        </w:tabs>
+        <w:ind w:left="1440" w:hanging="360"/>
+      </w:pPr>
+      <w:rPr>
+        <w:rFonts w:ascii="Courier New" w:hAnsi="Courier New" w:hint="default"/>
+        <w:sz w:val="20"/>
+      </w:rPr>
+    </w:lvl>
+    <w:lvl w:ilvl="2" w:tentative="1">
+      <w:start w:val="1"/>
+      <w:numFmt w:val="bullet"/>
+      <w:lvlText w:val=""/>
+      <w:lvlJc w:val="left"/>
+      <w:pPr>
+        <w:tabs>
+          <w:tab w:val="num" w:pos="2160"/>
+        </w:tabs>
+        <w:ind w:left="2160" w:hanging="360"/>
+      </w:pPr>
+      <w:rPr>
+        <w:rFonts w:ascii="Wingdings" w:hAnsi="Wingdings" w:hint="default"/>
+        <w:sz w:val="20"/>
+      </w:rPr>
+    </w:lvl>
+    <w:lvl w:ilvl="3" w:tentative="1">
+      <w:start w:val="1"/>
+      <w:numFmt w:val="bullet"/>
+      <w:lvlText w:val=""/>
+      <w:lvlJc w:val="left"/>
+      <w:pPr>
+        <w:tabs>
+          <w:tab w:val="num" w:pos="2880"/>
+        </w:tabs>
+        <w:ind w:left="2880" w:hanging="360"/>
+      </w:pPr>
+      <w:rPr>
+        <w:rFonts w:ascii="Wingdings" w:hAnsi="Wingdings" w:hint="default"/>
+        <w:sz w:val="20"/>
+      </w:rPr>
+    </w:lvl>
+    <w:lvl w:ilvl="4" w:tentative="1">
+      <w:start w:val="1"/>
+      <w:numFmt w:val="bullet"/>
+      <w:lvlText w:val=""/>
+      <w:lvlJc w:val="left"/>
+      <w:pPr>
+        <w:tabs>
+          <w:tab w:val="num" w:pos="3600"/>
+        </w:tabs>
+        <w:ind w:left="3600" w:hanging="360"/>
+      </w:pPr>
+      <w:rPr>
+        <w:rFonts w:ascii="Wingdings" w:hAnsi="Wingdings" w:hint="default"/>
+        <w:sz w:val="20"/>
+      </w:rPr>
+    </w:lvl>
+    <w:lvl w:ilvl="5" w:tentative="1">
+      <w:start w:val="1"/>
+      <w:numFmt w:val="bullet"/>
+      <w:lvlText w:val=""/>
+      <w:lvlJc w:val="left"/>
+      <w:pPr>
+        <w:tabs>
+          <w:tab w:val="num" w:pos="4320"/>
+        </w:tabs>
+        <w:ind w:left="4320" w:hanging="360"/>
+      </w:pPr>
+      <w:rPr>
+        <w:rFonts w:ascii="Wingdings" w:hAnsi="Wingdings" w:hint="default"/>
+        <w:sz w:val="20"/>
+      </w:rPr>
+    </w:lvl>
+    <w:lvl w:ilvl="6" w:tentative="1">
+      <w:start w:val="1"/>
+      <w:numFmt w:val="bullet"/>
+      <w:lvlText w:val=""/>
+      <w:lvlJc w:val="left"/>
+      <w:pPr>
+        <w:tabs>
+          <w:tab w:val="num" w:pos="5040"/>
+        </w:tabs>
+        <w:ind w:left="5040" w:hanging="360"/>
+      </w:pPr>
+      <w:rPr>
+        <w:rFonts w:ascii="Wingdings" w:hAnsi="Wingdings" w:hint="default"/>
+        <w:sz w:val="20"/>
+      </w:rPr>
+    </w:lvl>
+    <w:lvl w:ilvl="7" w:tentative="1">
+      <w:start w:val="1"/>
+      <w:numFmt w:val="bullet"/>
+      <w:lvlText w:val=""/>
+      <w:lvlJc w:val="left"/>
+      <w:pPr>
+        <w:tabs>
+          <w:tab w:val="num" w:pos="5760"/>
+        </w:tabs>
+        <w:ind w:left="5760" w:hanging="360"/>
+      </w:pPr>
+      <w:rPr>
+        <w:rFonts w:ascii="Wingdings" w:hAnsi="Wingdings" w:hint="default"/>
+        <w:sz w:val="20"/>
+      </w:rPr>
+    </w:lvl>
+    <w:lvl w:ilvl="8" w:tentative="1">
+      <w:start w:val="1"/>
+      <w:numFmt w:val="bullet"/>
+      <w:lvlText w:val=""/>
+      <w:lvlJc w:val="left"/>
+      <w:pPr>
+        <w:tabs>
+          <w:tab w:val="num" w:pos="6480"/>
+        </w:tabs>
+        <w:ind w:left="6480" w:hanging="360"/>
+      </w:pPr>
+      <w:rPr>
+        <w:rFonts w:ascii="Wingdings" w:hAnsi="Wingdings" w:hint="default"/>
+        <w:sz w:val="20"/>
+      </w:rPr>
+    </w:lvl>
+  </w:abstractNum>
+  <w:abstractNum w:abstractNumId="1" w15:restartNumberingAfterBreak="0">
+    <w:nsid w:val="052A47D9"/>
+    <w:multiLevelType w:val="multilevel"/>
+    <w:tmpl w:val="3CE0E456"/>
+    <w:lvl w:ilvl="0">
+      <w:start w:val="1"/>
+      <w:numFmt w:val="bullet"/>
+      <w:lvlText w:val=""/>
+      <w:lvlJc w:val="left"/>
+      <w:pPr>
+        <w:tabs>
+          <w:tab w:val="num" w:pos="720"/>
+        </w:tabs>
+        <w:ind w:left="720" w:hanging="360"/>
+      </w:pPr>
+      <w:rPr>
+        <w:rFonts w:ascii="Symbol" w:hAnsi="Symbol" w:hint="default"/>
+        <w:sz w:val="20"/>
+      </w:rPr>
+    </w:lvl>
+    <w:lvl w:ilvl="1" w:tentative="1">
+      <w:start w:val="1"/>
+      <w:numFmt w:val="bullet"/>
+      <w:lvlText w:val="o"/>
+      <w:lvlJc w:val="left"/>
+      <w:pPr>
+        <w:tabs>
+          <w:tab w:val="num" w:pos="1440"/>
+        </w:tabs>
+        <w:ind w:left="1440" w:hanging="360"/>
+      </w:pPr>
+      <w:rPr>
+        <w:rFonts w:ascii="Courier New" w:hAnsi="Courier New" w:hint="default"/>
+        <w:sz w:val="20"/>
+      </w:rPr>
+    </w:lvl>
+    <w:lvl w:ilvl="2" w:tentative="1">
+      <w:start w:val="1"/>
+      <w:numFmt w:val="bullet"/>
+      <w:lvlText w:val=""/>
+      <w:lvlJc w:val="left"/>
+      <w:pPr>
+        <w:tabs>
+          <w:tab w:val="num" w:pos="2160"/>
+        </w:tabs>
+        <w:ind w:left="2160" w:hanging="360"/>
+      </w:pPr>
+      <w:rPr>
+        <w:rFonts w:ascii="Wingdings" w:hAnsi="Wingdings" w:hint="default"/>
+        <w:sz w:val="20"/>
+      </w:rPr>
+    </w:lvl>
+    <w:lvl w:ilvl="3" w:tentative="1">
+      <w:start w:val="1"/>
+      <w:numFmt w:val="bullet"/>
+      <w:lvlText w:val=""/>
+      <w:lvlJc w:val="left"/>
+      <w:pPr>
+        <w:tabs>
+          <w:tab w:val="num" w:pos="2880"/>
+        </w:tabs>
+        <w:ind w:left="2880" w:hanging="360"/>
+      </w:pPr>
+      <w:rPr>
+        <w:rFonts w:ascii="Wingdings" w:hAnsi="Wingdings" w:hint="default"/>
+        <w:sz w:val="20"/>
+      </w:rPr>
+    </w:lvl>
+    <w:lvl w:ilvl="4" w:tentative="1">
+      <w:start w:val="1"/>
+      <w:numFmt w:val="bullet"/>
+      <w:lvlText w:val=""/>
+      <w:lvlJc w:val="left"/>
+      <w:pPr>
+        <w:tabs>
+          <w:tab w:val="num" w:pos="3600"/>
+        </w:tabs>
+        <w:ind w:left="3600" w:hanging="360"/>
+      </w:pPr>
+      <w:rPr>
+        <w:rFonts w:ascii="Wingdings" w:hAnsi="Wingdings" w:hint="default"/>
+        <w:sz w:val="20"/>
+      </w:rPr>
+    </w:lvl>
+    <w:lvl w:ilvl="5" w:tentative="1">
+      <w:start w:val="1"/>
+      <w:numFmt w:val="bullet"/>
+      <w:lvlText w:val=""/>
+      <w:lvlJc w:val="left"/>
+      <w:pPr>
+        <w:tabs>
+          <w:tab w:val="num" w:pos="4320"/>
+        </w:tabs>
+        <w:ind w:left="4320" w:hanging="360"/>
+      </w:pPr>
+      <w:rPr>
+        <w:rFonts w:ascii="Wingdings" w:hAnsi="Wingdings" w:hint="default"/>
+        <w:sz w:val="20"/>
+      </w:rPr>
+    </w:lvl>
+    <w:lvl w:ilvl="6" w:tentative="1">
+      <w:start w:val="1"/>
+      <w:numFmt w:val="bullet"/>
+      <w:lvlText w:val=""/>
+      <w:lvlJc w:val="left"/>
+      <w:pPr>
+        <w:tabs>
+          <w:tab w:val="num" w:pos="5040"/>
+        </w:tabs>
+        <w:ind w:left="5040" w:hanging="360"/>
+      </w:pPr>
+      <w:rPr>
+        <w:rFonts w:ascii="Wingdings" w:hAnsi="Wingdings" w:hint="default"/>
+        <w:sz w:val="20"/>
+      </w:rPr>
+    </w:lvl>
+    <w:lvl w:ilvl="7" w:tentative="1">
+      <w:start w:val="1"/>
+      <w:numFmt w:val="bullet"/>
+      <w:lvlText w:val=""/>
+      <w:lvlJc w:val="left"/>
+      <w:pPr>
+        <w:tabs>
+          <w:tab w:val="num" w:pos="5760"/>
+        </w:tabs>
+        <w:ind w:left="5760" w:hanging="360"/>
+      </w:pPr>
+      <w:rPr>
+        <w:rFonts w:ascii="Wingdings" w:hAnsi="Wingdings" w:hint="default"/>
+        <w:sz w:val="20"/>
+      </w:rPr>
+    </w:lvl>
+    <w:lvl w:ilvl="8" w:tentative="1">
+      <w:start w:val="1"/>
+      <w:numFmt w:val="bullet"/>
+      <w:lvlText w:val=""/>
+      <w:lvlJc w:val="left"/>
+      <w:pPr>
+        <w:tabs>
+          <w:tab w:val="num" w:pos="6480"/>
+        </w:tabs>
+        <w:ind w:left="6480" w:hanging="360"/>
+      </w:pPr>
+      <w:rPr>
+        <w:rFonts w:ascii="Wingdings" w:hAnsi="Wingdings" w:hint="default"/>
+        <w:sz w:val="20"/>
+      </w:rPr>
+    </w:lvl>
+  </w:abstractNum>
+  <w:abstractNum w:abstractNumId="2" w15:restartNumberingAfterBreak="0">
+    <w:nsid w:val="06773B00"/>
+    <w:multiLevelType w:val="multilevel"/>
+    <w:tmpl w:val="3D705AD4"/>
+    <w:lvl w:ilvl="0">
+      <w:start w:val="1"/>
+      <w:numFmt w:val="bullet"/>
+      <w:lvlText w:val=""/>
+      <w:lvlJc w:val="left"/>
+      <w:pPr>
+        <w:tabs>
+          <w:tab w:val="num" w:pos="720"/>
+        </w:tabs>
+        <w:ind w:left="720" w:hanging="360"/>
+      </w:pPr>
+      <w:rPr>
+        <w:rFonts w:ascii="Symbol" w:hAnsi="Symbol" w:hint="default"/>
+        <w:sz w:val="20"/>
+      </w:rPr>
+    </w:lvl>
+    <w:lvl w:ilvl="1" w:tentative="1">
+      <w:start w:val="1"/>
+      <w:numFmt w:val="bullet"/>
+      <w:lvlText w:val="o"/>
+      <w:lvlJc w:val="left"/>
+      <w:pPr>
+        <w:tabs>
+          <w:tab w:val="num" w:pos="1440"/>
+        </w:tabs>
+        <w:ind w:left="1440" w:hanging="360"/>
+      </w:pPr>
+      <w:rPr>
+        <w:rFonts w:ascii="Courier New" w:hAnsi="Courier New" w:hint="default"/>
+        <w:sz w:val="20"/>
+      </w:rPr>
+    </w:lvl>
+    <w:lvl w:ilvl="2" w:tentative="1">
+      <w:start w:val="1"/>
+      <w:numFmt w:val="bullet"/>
+      <w:lvlText w:val=""/>
+      <w:lvlJc w:val="left"/>
+      <w:pPr>
+        <w:tabs>
+          <w:tab w:val="num" w:pos="2160"/>
+        </w:tabs>
+        <w:ind w:left="2160" w:hanging="360"/>
+      </w:pPr>
+      <w:rPr>
+        <w:rFonts w:ascii="Wingdings" w:hAnsi="Wingdings" w:hint="default"/>
+        <w:sz w:val="20"/>
+      </w:rPr>
+    </w:lvl>
+    <w:lvl w:ilvl="3" w:tentative="1">
+      <w:start w:val="1"/>
+      <w:numFmt w:val="bullet"/>
+      <w:lvlText w:val=""/>
+      <w:lvlJc w:val="left"/>
+      <w:pPr>
+        <w:tabs>
+          <w:tab w:val="num" w:pos="2880"/>
+        </w:tabs>
+        <w:ind w:left="2880" w:hanging="360"/>
+      </w:pPr>
+      <w:rPr>
+        <w:rFonts w:ascii="Wingdings" w:hAnsi="Wingdings" w:hint="default"/>
+        <w:sz w:val="20"/>
+      </w:rPr>
+    </w:lvl>
+    <w:lvl w:ilvl="4" w:tentative="1">
+      <w:start w:val="1"/>
+      <w:numFmt w:val="bullet"/>
+      <w:lvlText w:val=""/>
+      <w:lvlJc w:val="left"/>
+      <w:pPr>
+        <w:tabs>
+          <w:tab w:val="num" w:pos="3600"/>
+        </w:tabs>
+        <w:ind w:left="3600" w:hanging="360"/>
+      </w:pPr>
+      <w:rPr>
+        <w:rFonts w:ascii="Wingdings" w:hAnsi="Wingdings" w:hint="default"/>
+        <w:sz w:val="20"/>
+      </w:rPr>
+    </w:lvl>
+    <w:lvl w:ilvl="5" w:tentative="1">
+      <w:start w:val="1"/>
+      <w:numFmt w:val="bullet"/>
+      <w:lvlText w:val=""/>
+      <w:lvlJc w:val="left"/>
+      <w:pPr>
+        <w:tabs>
+          <w:tab w:val="num" w:pos="4320"/>
+        </w:tabs>
+        <w:ind w:left="4320" w:hanging="360"/>
+      </w:pPr>
+      <w:rPr>
+        <w:rFonts w:ascii="Wingdings" w:hAnsi="Wingdings" w:hint="default"/>
+        <w:sz w:val="20"/>
+      </w:rPr>
+    </w:lvl>
+    <w:lvl w:ilvl="6" w:tentative="1">
+      <w:start w:val="1"/>
+      <w:numFmt w:val="bullet"/>
+      <w:lvlText w:val=""/>
+      <w:lvlJc w:val="left"/>
+      <w:pPr>
+        <w:tabs>
+          <w:tab w:val="num" w:pos="5040"/>
+        </w:tabs>
+        <w:ind w:left="5040" w:hanging="360"/>
+      </w:pPr>
+      <w:rPr>
+        <w:rFonts w:ascii="Wingdings" w:hAnsi="Wingdings" w:hint="default"/>
+        <w:sz w:val="20"/>
+      </w:rPr>
+    </w:lvl>
+    <w:lvl w:ilvl="7" w:tentative="1">
+      <w:start w:val="1"/>
+      <w:numFmt w:val="bullet"/>
+      <w:lvlText w:val=""/>
+      <w:lvlJc w:val="left"/>
+      <w:pPr>
+        <w:tabs>
+          <w:tab w:val="num" w:pos="5760"/>
+        </w:tabs>
+        <w:ind w:left="5760" w:hanging="360"/>
+      </w:pPr>
+      <w:rPr>
+        <w:rFonts w:ascii="Wingdings" w:hAnsi="Wingdings" w:hint="default"/>
+        <w:sz w:val="20"/>
+      </w:rPr>
+    </w:lvl>
+    <w:lvl w:ilvl="8" w:tentative="1">
+      <w:start w:val="1"/>
+      <w:numFmt w:val="bullet"/>
+      <w:lvlText w:val=""/>
+      <w:lvlJc w:val="left"/>
+      <w:pPr>
+        <w:tabs>
+          <w:tab w:val="num" w:pos="6480"/>
+        </w:tabs>
+        <w:ind w:left="6480" w:hanging="360"/>
+      </w:pPr>
+      <w:rPr>
+        <w:rFonts w:ascii="Wingdings" w:hAnsi="Wingdings" w:hint="default"/>
+        <w:sz w:val="20"/>
+      </w:rPr>
+    </w:lvl>
+  </w:abstractNum>
+  <w:abstractNum w:abstractNumId="3" w15:restartNumberingAfterBreak="0">
+    <w:nsid w:val="06E51DCC"/>
+    <w:multiLevelType w:val="multilevel"/>
+    <w:tmpl w:val="B9CC472E"/>
+    <w:lvl w:ilvl="0">
+      <w:start w:val="1"/>
+      <w:numFmt w:val="bullet"/>
+      <w:lvlText w:val=""/>
+      <w:lvlJc w:val="left"/>
+      <w:pPr>
+        <w:tabs>
+          <w:tab w:val="num" w:pos="720"/>
+        </w:tabs>
+        <w:ind w:left="720" w:hanging="360"/>
+      </w:pPr>
+      <w:rPr>
+        <w:rFonts w:ascii="Symbol" w:hAnsi="Symbol" w:hint="default"/>
+        <w:sz w:val="20"/>
+      </w:rPr>
+    </w:lvl>
+    <w:lvl w:ilvl="1">
+      <w:start w:val="1"/>
+      <w:numFmt w:val="bullet"/>
+      <w:lvlText w:val="o"/>
+      <w:lvlJc w:val="left"/>
+      <w:pPr>
+        <w:tabs>
+          <w:tab w:val="num" w:pos="1440"/>
+        </w:tabs>
+        <w:ind w:left="1440" w:hanging="360"/>
+      </w:pPr>
+      <w:rPr>
+        <w:rFonts w:ascii="Courier New" w:hAnsi="Courier New" w:hint="default"/>
+        <w:sz w:val="20"/>
+      </w:rPr>
+    </w:lvl>
+    <w:lvl w:ilvl="2" w:tentative="1">
+      <w:start w:val="1"/>
+      <w:numFmt w:val="bullet"/>
+      <w:lvlText w:val=""/>
+      <w:lvlJc w:val="left"/>
+      <w:pPr>
+        <w:tabs>
+          <w:tab w:val="num" w:pos="2160"/>
+        </w:tabs>
+        <w:ind w:left="2160" w:hanging="360"/>
+      </w:pPr>
+      <w:rPr>
+        <w:rFonts w:ascii="Wingdings" w:hAnsi="Wingdings" w:hint="default"/>
+        <w:sz w:val="20"/>
+      </w:rPr>
+    </w:lvl>
+    <w:lvl w:ilvl="3" w:tentative="1">
+      <w:start w:val="1"/>
+      <w:numFmt w:val="bullet"/>
+      <w:lvlText w:val=""/>
+      <w:lvlJc w:val="left"/>
+      <w:pPr>
+        <w:tabs>
+          <w:tab w:val="num" w:pos="2880"/>
+        </w:tabs>
+        <w:ind w:left="2880" w:hanging="360"/>
+      </w:pPr>
+      <w:rPr>
+        <w:rFonts w:ascii="Wingdings" w:hAnsi="Wingdings" w:hint="default"/>
+        <w:sz w:val="20"/>
+      </w:rPr>
+    </w:lvl>
+    <w:lvl w:ilvl="4" w:tentative="1">
+      <w:start w:val="1"/>
+      <w:numFmt w:val="bullet"/>
+      <w:lvlText w:val=""/>
+      <w:lvlJc w:val="left"/>
+      <w:pPr>
+        <w:tabs>
+          <w:tab w:val="num" w:pos="3600"/>
+        </w:tabs>
+        <w:ind w:left="3600" w:hanging="360"/>
+      </w:pPr>
+      <w:rPr>
+        <w:rFonts w:ascii="Wingdings" w:hAnsi="Wingdings" w:hint="default"/>
+        <w:sz w:val="20"/>
+      </w:rPr>
+    </w:lvl>
+    <w:lvl w:ilvl="5" w:tentative="1">
+      <w:start w:val="1"/>
+      <w:numFmt w:val="bullet"/>
+      <w:lvlText w:val=""/>
+      <w:lvlJc w:val="left"/>
+      <w:pPr>
+        <w:tabs>
+          <w:tab w:val="num" w:pos="4320"/>
+        </w:tabs>
+        <w:ind w:left="4320" w:hanging="360"/>
+      </w:pPr>
+      <w:rPr>
+        <w:rFonts w:ascii="Wingdings" w:hAnsi="Wingdings" w:hint="default"/>
+        <w:sz w:val="20"/>
+      </w:rPr>
+    </w:lvl>
+    <w:lvl w:ilvl="6" w:tentative="1">
+      <w:start w:val="1"/>
+      <w:numFmt w:val="bullet"/>
+      <w:lvlText w:val=""/>
+      <w:lvlJc w:val="left"/>
+      <w:pPr>
+        <w:tabs>
+          <w:tab w:val="num" w:pos="5040"/>
+        </w:tabs>
+        <w:ind w:left="5040" w:hanging="360"/>
+      </w:pPr>
+      <w:rPr>
+        <w:rFonts w:ascii="Wingdings" w:hAnsi="Wingdings" w:hint="default"/>
+        <w:sz w:val="20"/>
+      </w:rPr>
+    </w:lvl>
+    <w:lvl w:ilvl="7" w:tentative="1">
+      <w:start w:val="1"/>
+      <w:numFmt w:val="bullet"/>
+      <w:lvlText w:val=""/>
+      <w:lvlJc w:val="left"/>
+      <w:pPr>
+        <w:tabs>
+          <w:tab w:val="num" w:pos="5760"/>
+        </w:tabs>
+        <w:ind w:left="5760" w:hanging="360"/>
+      </w:pPr>
+      <w:rPr>
+        <w:rFonts w:ascii="Wingdings" w:hAnsi="Wingdings" w:hint="default"/>
+        <w:sz w:val="20"/>
+      </w:rPr>
+    </w:lvl>
+    <w:lvl w:ilvl="8" w:tentative="1">
+      <w:start w:val="1"/>
+      <w:numFmt w:val="bullet"/>
+      <w:lvlText w:val=""/>
+      <w:lvlJc w:val="left"/>
+      <w:pPr>
+        <w:tabs>
+          <w:tab w:val="num" w:pos="6480"/>
+        </w:tabs>
+        <w:ind w:left="6480" w:hanging="360"/>
+      </w:pPr>
+      <w:rPr>
+        <w:rFonts w:ascii="Wingdings" w:hAnsi="Wingdings" w:hint="default"/>
+        <w:sz w:val="20"/>
+      </w:rPr>
+    </w:lvl>
+  </w:abstractNum>
+  <w:abstractNum w:abstractNumId="4" w15:restartNumberingAfterBreak="0">
+    <w:nsid w:val="0A481E8B"/>
+    <w:multiLevelType w:val="multilevel"/>
+    <w:tmpl w:val="D40C80DC"/>
+    <w:lvl w:ilvl="0">
+      <w:start w:val="1"/>
+      <w:numFmt w:val="bullet"/>
+      <w:lvlText w:val=""/>
+      <w:lvlJc w:val="left"/>
+      <w:pPr>
+        <w:tabs>
+          <w:tab w:val="num" w:pos="720"/>
+        </w:tabs>
+        <w:ind w:left="720" w:hanging="360"/>
+      </w:pPr>
+      <w:rPr>
+        <w:rFonts w:ascii="Symbol" w:hAnsi="Symbol" w:hint="default"/>
+        <w:sz w:val="20"/>
+      </w:rPr>
+    </w:lvl>
+    <w:lvl w:ilvl="1" w:tentative="1">
+      <w:start w:val="1"/>
+      <w:numFmt w:val="bullet"/>
+      <w:lvlText w:val="o"/>
+      <w:lvlJc w:val="left"/>
+      <w:pPr>
+        <w:tabs>
+          <w:tab w:val="num" w:pos="1440"/>
+        </w:tabs>
+        <w:ind w:left="1440" w:hanging="360"/>
+      </w:pPr>
+      <w:rPr>
+        <w:rFonts w:ascii="Courier New" w:hAnsi="Courier New" w:hint="default"/>
+        <w:sz w:val="20"/>
+      </w:rPr>
+    </w:lvl>
+    <w:lvl w:ilvl="2" w:tentative="1">
+      <w:start w:val="1"/>
+      <w:numFmt w:val="bullet"/>
+      <w:lvlText w:val=""/>
+      <w:lvlJc w:val="left"/>
+      <w:pPr>
+        <w:tabs>
+          <w:tab w:val="num" w:pos="2160"/>
+        </w:tabs>
+        <w:ind w:left="2160" w:hanging="360"/>
+      </w:pPr>
+      <w:rPr>
+        <w:rFonts w:ascii="Wingdings" w:hAnsi="Wingdings" w:hint="default"/>
+        <w:sz w:val="20"/>
+      </w:rPr>
+    </w:lvl>
+    <w:lvl w:ilvl="3" w:tentative="1">
+      <w:start w:val="1"/>
+      <w:numFmt w:val="bullet"/>
+      <w:lvlText w:val=""/>
+      <w:lvlJc w:val="left"/>
+      <w:pPr>
+        <w:tabs>
+          <w:tab w:val="num" w:pos="2880"/>
+        </w:tabs>
+        <w:ind w:left="2880" w:hanging="360"/>
+      </w:pPr>
+      <w:rPr>
+        <w:rFonts w:ascii="Wingdings" w:hAnsi="Wingdings" w:hint="default"/>
+        <w:sz w:val="20"/>
+      </w:rPr>
+    </w:lvl>
+    <w:lvl w:ilvl="4" w:tentative="1">
+      <w:start w:val="1"/>
+      <w:numFmt w:val="bullet"/>
+      <w:lvlText w:val=""/>
+      <w:lvlJc w:val="left"/>
+      <w:pPr>
+        <w:tabs>
+          <w:tab w:val="num" w:pos="3600"/>
+        </w:tabs>
+        <w:ind w:left="3600" w:hanging="360"/>
+      </w:pPr>
+      <w:rPr>
+        <w:rFonts w:ascii="Wingdings" w:hAnsi="Wingdings" w:hint="default"/>
+        <w:sz w:val="20"/>
+      </w:rPr>
+    </w:lvl>
+    <w:lvl w:ilvl="5" w:tentative="1">
+      <w:start w:val="1"/>
+      <w:numFmt w:val="bullet"/>
+      <w:lvlText w:val=""/>
+      <w:lvlJc w:val="left"/>
+      <w:pPr>
+        <w:tabs>
+          <w:tab w:val="num" w:pos="4320"/>
+        </w:tabs>
+        <w:ind w:left="4320" w:hanging="360"/>
+      </w:pPr>
+      <w:rPr>
+        <w:rFonts w:ascii="Wingdings" w:hAnsi="Wingdings" w:hint="default"/>
+        <w:sz w:val="20"/>
+      </w:rPr>
+    </w:lvl>
+    <w:lvl w:ilvl="6" w:tentative="1">
+      <w:start w:val="1"/>
+      <w:numFmt w:val="bullet"/>
+      <w:lvlText w:val=""/>
+      <w:lvlJc w:val="left"/>
+      <w:pPr>
+        <w:tabs>
+          <w:tab w:val="num" w:pos="5040"/>
+        </w:tabs>
+        <w:ind w:left="5040" w:hanging="360"/>
+      </w:pPr>
+      <w:rPr>
+        <w:rFonts w:ascii="Wingdings" w:hAnsi="Wingdings" w:hint="default"/>
+        <w:sz w:val="20"/>
+      </w:rPr>
+    </w:lvl>
+    <w:lvl w:ilvl="7" w:tentative="1">
+      <w:start w:val="1"/>
+      <w:numFmt w:val="bullet"/>
+      <w:lvlText w:val=""/>
+      <w:lvlJc w:val="left"/>
+      <w:pPr>
+        <w:tabs>
+          <w:tab w:val="num" w:pos="5760"/>
+        </w:tabs>
+        <w:ind w:left="5760" w:hanging="360"/>
+      </w:pPr>
+      <w:rPr>
+        <w:rFonts w:ascii="Wingdings" w:hAnsi="Wingdings" w:hint="default"/>
+        <w:sz w:val="20"/>
+      </w:rPr>
+    </w:lvl>
+    <w:lvl w:ilvl="8" w:tentative="1">
+      <w:start w:val="1"/>
+      <w:numFmt w:val="bullet"/>
+      <w:lvlText w:val=""/>
+      <w:lvlJc w:val="left"/>
+      <w:pPr>
+        <w:tabs>
+          <w:tab w:val="num" w:pos="6480"/>
+        </w:tabs>
+        <w:ind w:left="6480" w:hanging="360"/>
+      </w:pPr>
+      <w:rPr>
+        <w:rFonts w:ascii="Wingdings" w:hAnsi="Wingdings" w:hint="default"/>
+        <w:sz w:val="20"/>
+      </w:rPr>
+    </w:lvl>
+  </w:abstractNum>
+  <w:abstractNum w:abstractNumId="5" w15:restartNumberingAfterBreak="0">
+    <w:nsid w:val="0B027277"/>
+    <w:multiLevelType w:val="multilevel"/>
+    <w:tmpl w:val="404036F8"/>
+    <w:lvl w:ilvl="0">
+      <w:start w:val="1"/>
+      <w:numFmt w:val="bullet"/>
+      <w:lvlText w:val=""/>
+      <w:lvlJc w:val="left"/>
+      <w:pPr>
+        <w:tabs>
+          <w:tab w:val="num" w:pos="720"/>
+        </w:tabs>
+        <w:ind w:left="720" w:hanging="360"/>
+      </w:pPr>
+      <w:rPr>
+        <w:rFonts w:ascii="Symbol" w:hAnsi="Symbol" w:hint="default"/>
+        <w:sz w:val="20"/>
+      </w:rPr>
+    </w:lvl>
+    <w:lvl w:ilvl="1" w:tentative="1">
+      <w:start w:val="1"/>
+      <w:numFmt w:val="bullet"/>
+      <w:lvlText w:val="o"/>
+      <w:lvlJc w:val="left"/>
+      <w:pPr>
+        <w:tabs>
+          <w:tab w:val="num" w:pos="1440"/>
+        </w:tabs>
+        <w:ind w:left="1440" w:hanging="360"/>
+      </w:pPr>
+      <w:rPr>
+        <w:rFonts w:ascii="Courier New" w:hAnsi="Courier New" w:hint="default"/>
+        <w:sz w:val="20"/>
+      </w:rPr>
+    </w:lvl>
+    <w:lvl w:ilvl="2" w:tentative="1">
+      <w:start w:val="1"/>
+      <w:numFmt w:val="bullet"/>
+      <w:lvlText w:val=""/>
+      <w:lvlJc w:val="left"/>
+      <w:pPr>
+        <w:tabs>
+          <w:tab w:val="num" w:pos="2160"/>
+        </w:tabs>
+        <w:ind w:left="2160" w:hanging="360"/>
+      </w:pPr>
+      <w:rPr>
+        <w:rFonts w:ascii="Wingdings" w:hAnsi="Wingdings" w:hint="default"/>
+        <w:sz w:val="20"/>
+      </w:rPr>
+    </w:lvl>
+    <w:lvl w:ilvl="3" w:tentative="1">
+      <w:start w:val="1"/>
+      <w:numFmt w:val="bullet"/>
+      <w:lvlText w:val=""/>
+      <w:lvlJc w:val="left"/>
+      <w:pPr>
+        <w:tabs>
+          <w:tab w:val="num" w:pos="2880"/>
+        </w:tabs>
+        <w:ind w:left="2880" w:hanging="360"/>
+      </w:pPr>
+      <w:rPr>
+        <w:rFonts w:ascii="Wingdings" w:hAnsi="Wingdings" w:hint="default"/>
+        <w:sz w:val="20"/>
+      </w:rPr>
+    </w:lvl>
+    <w:lvl w:ilvl="4" w:tentative="1">
+      <w:start w:val="1"/>
+      <w:numFmt w:val="bullet"/>
+      <w:lvlText w:val=""/>
+      <w:lvlJc w:val="left"/>
+      <w:pPr>
+        <w:tabs>
+          <w:tab w:val="num" w:pos="3600"/>
+        </w:tabs>
+        <w:ind w:left="3600" w:hanging="360"/>
+      </w:pPr>
+      <w:rPr>
+        <w:rFonts w:ascii="Wingdings" w:hAnsi="Wingdings" w:hint="default"/>
+        <w:sz w:val="20"/>
+      </w:rPr>
+    </w:lvl>
+    <w:lvl w:ilvl="5" w:tentative="1">
+      <w:start w:val="1"/>
+      <w:numFmt w:val="bullet"/>
+      <w:lvlText w:val=""/>
+      <w:lvlJc w:val="left"/>
+      <w:pPr>
+        <w:tabs>
+          <w:tab w:val="num" w:pos="4320"/>
+        </w:tabs>
+        <w:ind w:left="4320" w:hanging="360"/>
+      </w:pPr>
+      <w:rPr>
+        <w:rFonts w:ascii="Wingdings" w:hAnsi="Wingdings" w:hint="default"/>
+        <w:sz w:val="20"/>
+      </w:rPr>
+    </w:lvl>
+    <w:lvl w:ilvl="6" w:tentative="1">
+      <w:start w:val="1"/>
+      <w:numFmt w:val="bullet"/>
+      <w:lvlText w:val=""/>
+      <w:lvlJc w:val="left"/>
+      <w:pPr>
+        <w:tabs>
+          <w:tab w:val="num" w:pos="5040"/>
+        </w:tabs>
+        <w:ind w:left="5040" w:hanging="360"/>
+      </w:pPr>
+      <w:rPr>
+        <w:rFonts w:ascii="Wingdings" w:hAnsi="Wingdings" w:hint="default"/>
+        <w:sz w:val="20"/>
+      </w:rPr>
+    </w:lvl>
+    <w:lvl w:ilvl="7" w:tentative="1">
+      <w:start w:val="1"/>
+      <w:numFmt w:val="bullet"/>
+      <w:lvlText w:val=""/>
+      <w:lvlJc w:val="left"/>
+      <w:pPr>
+        <w:tabs>
+          <w:tab w:val="num" w:pos="5760"/>
+        </w:tabs>
+        <w:ind w:left="5760" w:hanging="360"/>
+      </w:pPr>
+      <w:rPr>
+        <w:rFonts w:ascii="Wingdings" w:hAnsi="Wingdings" w:hint="default"/>
+        <w:sz w:val="20"/>
+      </w:rPr>
+    </w:lvl>
+    <w:lvl w:ilvl="8" w:tentative="1">
+      <w:start w:val="1"/>
+      <w:numFmt w:val="bullet"/>
+      <w:lvlText w:val=""/>
+      <w:lvlJc w:val="left"/>
+      <w:pPr>
+        <w:tabs>
+          <w:tab w:val="num" w:pos="6480"/>
+        </w:tabs>
+        <w:ind w:left="6480" w:hanging="360"/>
+      </w:pPr>
+      <w:rPr>
+        <w:rFonts w:ascii="Wingdings" w:hAnsi="Wingdings" w:hint="default"/>
+        <w:sz w:val="20"/>
+      </w:rPr>
+    </w:lvl>
+  </w:abstractNum>
+  <w:abstractNum w:abstractNumId="6" w15:restartNumberingAfterBreak="0">
+    <w:nsid w:val="16322306"/>
+    <w:multiLevelType w:val="multilevel"/>
+    <w:tmpl w:val="BB74E684"/>
+    <w:lvl w:ilvl="0">
+      <w:start w:val="1"/>
+      <w:numFmt w:val="bullet"/>
+      <w:lvlText w:val=""/>
+      <w:lvlJc w:val="left"/>
+      <w:pPr>
+        <w:tabs>
+          <w:tab w:val="num" w:pos="720"/>
+        </w:tabs>
+        <w:ind w:left="720" w:hanging="360"/>
+      </w:pPr>
+      <w:rPr>
+        <w:rFonts w:ascii="Symbol" w:hAnsi="Symbol" w:hint="default"/>
+        <w:sz w:val="20"/>
+      </w:rPr>
+    </w:lvl>
+    <w:lvl w:ilvl="1" w:tentative="1">
+      <w:start w:val="1"/>
+      <w:numFmt w:val="bullet"/>
+      <w:lvlText w:val="o"/>
+      <w:lvlJc w:val="left"/>
+      <w:pPr>
+        <w:tabs>
+          <w:tab w:val="num" w:pos="1440"/>
+        </w:tabs>
+        <w:ind w:left="1440" w:hanging="360"/>
+      </w:pPr>
+      <w:rPr>
+        <w:rFonts w:ascii="Courier New" w:hAnsi="Courier New" w:hint="default"/>
+        <w:sz w:val="20"/>
+      </w:rPr>
+    </w:lvl>
+    <w:lvl w:ilvl="2" w:tentative="1">
+      <w:start w:val="1"/>
+      <w:numFmt w:val="bullet"/>
+      <w:lvlText w:val=""/>
+      <w:lvlJc w:val="left"/>
+      <w:pPr>
+        <w:tabs>
+          <w:tab w:val="num" w:pos="2160"/>
+        </w:tabs>
+        <w:ind w:left="2160" w:hanging="360"/>
+      </w:pPr>
+      <w:rPr>
+        <w:rFonts w:ascii="Wingdings" w:hAnsi="Wingdings" w:hint="default"/>
+        <w:sz w:val="20"/>
+      </w:rPr>
+    </w:lvl>
+    <w:lvl w:ilvl="3" w:tentative="1">
+      <w:start w:val="1"/>
+      <w:numFmt w:val="bullet"/>
+      <w:lvlText w:val=""/>
+      <w:lvlJc w:val="left"/>
+      <w:pPr>
+        <w:tabs>
+          <w:tab w:val="num" w:pos="2880"/>
+        </w:tabs>
+        <w:ind w:left="2880" w:hanging="360"/>
+      </w:pPr>
+      <w:rPr>
+        <w:rFonts w:ascii="Wingdings" w:hAnsi="Wingdings" w:hint="default"/>
+        <w:sz w:val="20"/>
+      </w:rPr>
+    </w:lvl>
+    <w:lvl w:ilvl="4" w:tentative="1">
+      <w:start w:val="1"/>
+      <w:numFmt w:val="bullet"/>
+      <w:lvlText w:val=""/>
+      <w:lvlJc w:val="left"/>
+      <w:pPr>
+        <w:tabs>
+          <w:tab w:val="num" w:pos="3600"/>
+        </w:tabs>
+        <w:ind w:left="3600" w:hanging="360"/>
+      </w:pPr>
+      <w:rPr>
+        <w:rFonts w:ascii="Wingdings" w:hAnsi="Wingdings" w:hint="default"/>
+        <w:sz w:val="20"/>
+      </w:rPr>
+    </w:lvl>
+    <w:lvl w:ilvl="5" w:tentative="1">
+      <w:start w:val="1"/>
+      <w:numFmt w:val="bullet"/>
+      <w:lvlText w:val=""/>
+      <w:lvlJc w:val="left"/>
+      <w:pPr>
+        <w:tabs>
+          <w:tab w:val="num" w:pos="4320"/>
+        </w:tabs>
+        <w:ind w:left="4320" w:hanging="360"/>
+      </w:pPr>
+      <w:rPr>
+        <w:rFonts w:ascii="Wingdings" w:hAnsi="Wingdings" w:hint="default"/>
+        <w:sz w:val="20"/>
+      </w:rPr>
+    </w:lvl>
+    <w:lvl w:ilvl="6" w:tentative="1">
+      <w:start w:val="1"/>
+      <w:numFmt w:val="bullet"/>
+      <w:lvlText w:val=""/>
+      <w:lvlJc w:val="left"/>
+      <w:pPr>
+        <w:tabs>
+          <w:tab w:val="num" w:pos="5040"/>
+        </w:tabs>
+        <w:ind w:left="5040" w:hanging="360"/>
+      </w:pPr>
+      <w:rPr>
+        <w:rFonts w:ascii="Wingdings" w:hAnsi="Wingdings" w:hint="default"/>
+        <w:sz w:val="20"/>
+      </w:rPr>
+    </w:lvl>
+    <w:lvl w:ilvl="7" w:tentative="1">
+      <w:start w:val="1"/>
+      <w:numFmt w:val="bullet"/>
+      <w:lvlText w:val=""/>
+      <w:lvlJc w:val="left"/>
+      <w:pPr>
+        <w:tabs>
+          <w:tab w:val="num" w:pos="5760"/>
+        </w:tabs>
+        <w:ind w:left="5760" w:hanging="360"/>
+      </w:pPr>
+      <w:rPr>
+        <w:rFonts w:ascii="Wingdings" w:hAnsi="Wingdings" w:hint="default"/>
+        <w:sz w:val="20"/>
+      </w:rPr>
+    </w:lvl>
+    <w:lvl w:ilvl="8" w:tentative="1">
+      <w:start w:val="1"/>
+      <w:numFmt w:val="bullet"/>
+      <w:lvlText w:val=""/>
+      <w:lvlJc w:val="left"/>
+      <w:pPr>
+        <w:tabs>
+          <w:tab w:val="num" w:pos="6480"/>
+        </w:tabs>
+        <w:ind w:left="6480" w:hanging="360"/>
+      </w:pPr>
+      <w:rPr>
+        <w:rFonts w:ascii="Wingdings" w:hAnsi="Wingdings" w:hint="default"/>
+        <w:sz w:val="20"/>
+      </w:rPr>
+    </w:lvl>
+  </w:abstractNum>
+  <w:abstractNum w:abstractNumId="7" w15:restartNumberingAfterBreak="0">
+    <w:nsid w:val="1C121D59"/>
+    <w:multiLevelType w:val="multilevel"/>
+    <w:tmpl w:val="3B7A3AFC"/>
+    <w:lvl w:ilvl="0">
+      <w:start w:val="1"/>
+      <w:numFmt w:val="bullet"/>
+      <w:lvlText w:val=""/>
+      <w:lvlJc w:val="left"/>
+      <w:pPr>
+        <w:tabs>
+          <w:tab w:val="num" w:pos="720"/>
+        </w:tabs>
+        <w:ind w:left="720" w:hanging="360"/>
+      </w:pPr>
+      <w:rPr>
+        <w:rFonts w:ascii="Symbol" w:hAnsi="Symbol" w:hint="default"/>
+        <w:sz w:val="20"/>
+      </w:rPr>
+    </w:lvl>
+    <w:lvl w:ilvl="1" w:tentative="1">
+      <w:start w:val="1"/>
+      <w:numFmt w:val="bullet"/>
+      <w:lvlText w:val="o"/>
+      <w:lvlJc w:val="left"/>
+      <w:pPr>
+        <w:tabs>
+          <w:tab w:val="num" w:pos="1440"/>
+        </w:tabs>
+        <w:ind w:left="1440" w:hanging="360"/>
+      </w:pPr>
+      <w:rPr>
+        <w:rFonts w:ascii="Courier New" w:hAnsi="Courier New" w:hint="default"/>
+        <w:sz w:val="20"/>
+      </w:rPr>
+    </w:lvl>
+    <w:lvl w:ilvl="2" w:tentative="1">
+      <w:start w:val="1"/>
+      <w:numFmt w:val="bullet"/>
+      <w:lvlText w:val=""/>
+      <w:lvlJc w:val="left"/>
+      <w:pPr>
+        <w:tabs>
+          <w:tab w:val="num" w:pos="2160"/>
+        </w:tabs>
+        <w:ind w:left="2160" w:hanging="360"/>
+      </w:pPr>
+      <w:rPr>
+        <w:rFonts w:ascii="Wingdings" w:hAnsi="Wingdings" w:hint="default"/>
+        <w:sz w:val="20"/>
+      </w:rPr>
+    </w:lvl>
+    <w:lvl w:ilvl="3" w:tentative="1">
+      <w:start w:val="1"/>
+      <w:numFmt w:val="bullet"/>
+      <w:lvlText w:val=""/>
+      <w:lvlJc w:val="left"/>
+      <w:pPr>
+        <w:tabs>
+          <w:tab w:val="num" w:pos="2880"/>
+        </w:tabs>
+        <w:ind w:left="2880" w:hanging="360"/>
+      </w:pPr>
+      <w:rPr>
+        <w:rFonts w:ascii="Wingdings" w:hAnsi="Wingdings" w:hint="default"/>
+        <w:sz w:val="20"/>
+      </w:rPr>
+    </w:lvl>
+    <w:lvl w:ilvl="4" w:tentative="1">
+      <w:start w:val="1"/>
+      <w:numFmt w:val="bullet"/>
+      <w:lvlText w:val=""/>
+      <w:lvlJc w:val="left"/>
+      <w:pPr>
+        <w:tabs>
+          <w:tab w:val="num" w:pos="3600"/>
+        </w:tabs>
+        <w:ind w:left="3600" w:hanging="360"/>
+      </w:pPr>
+      <w:rPr>
+        <w:rFonts w:ascii="Wingdings" w:hAnsi="Wingdings" w:hint="default"/>
+        <w:sz w:val="20"/>
+      </w:rPr>
+    </w:lvl>
+    <w:lvl w:ilvl="5" w:tentative="1">
+      <w:start w:val="1"/>
+      <w:numFmt w:val="bullet"/>
+      <w:lvlText w:val=""/>
+      <w:lvlJc w:val="left"/>
+      <w:pPr>
+        <w:tabs>
+          <w:tab w:val="num" w:pos="4320"/>
+        </w:tabs>
+        <w:ind w:left="4320" w:hanging="360"/>
+      </w:pPr>
+      <w:rPr>
+        <w:rFonts w:ascii="Wingdings" w:hAnsi="Wingdings" w:hint="default"/>
+        <w:sz w:val="20"/>
+      </w:rPr>
+    </w:lvl>
+    <w:lvl w:ilvl="6" w:tentative="1">
+      <w:start w:val="1"/>
+      <w:numFmt w:val="bullet"/>
+      <w:lvlText w:val=""/>
+      <w:lvlJc w:val="left"/>
+      <w:pPr>
+        <w:tabs>
+          <w:tab w:val="num" w:pos="5040"/>
+        </w:tabs>
+        <w:ind w:left="5040" w:hanging="360"/>
+      </w:pPr>
+      <w:rPr>
+        <w:rFonts w:ascii="Wingdings" w:hAnsi="Wingdings" w:hint="default"/>
+        <w:sz w:val="20"/>
+      </w:rPr>
+    </w:lvl>
+    <w:lvl w:ilvl="7" w:tentative="1">
+      <w:start w:val="1"/>
+      <w:numFmt w:val="bullet"/>
+      <w:lvlText w:val=""/>
+      <w:lvlJc w:val="left"/>
+      <w:pPr>
+        <w:tabs>
+          <w:tab w:val="num" w:pos="5760"/>
+        </w:tabs>
+        <w:ind w:left="5760" w:hanging="360"/>
+      </w:pPr>
+      <w:rPr>
+        <w:rFonts w:ascii="Wingdings" w:hAnsi="Wingdings" w:hint="default"/>
+        <w:sz w:val="20"/>
+      </w:rPr>
+    </w:lvl>
+    <w:lvl w:ilvl="8" w:tentative="1">
+      <w:start w:val="1"/>
+      <w:numFmt w:val="bullet"/>
+      <w:lvlText w:val=""/>
+      <w:lvlJc w:val="left"/>
+      <w:pPr>
+        <w:tabs>
+          <w:tab w:val="num" w:pos="6480"/>
+        </w:tabs>
+        <w:ind w:left="6480" w:hanging="360"/>
+      </w:pPr>
+      <w:rPr>
+        <w:rFonts w:ascii="Wingdings" w:hAnsi="Wingdings" w:hint="default"/>
+        <w:sz w:val="20"/>
+      </w:rPr>
+    </w:lvl>
+  </w:abstractNum>
+  <w:abstractNum w:abstractNumId="8" w15:restartNumberingAfterBreak="0">
+    <w:nsid w:val="23A0692E"/>
+    <w:multiLevelType w:val="multilevel"/>
+    <w:tmpl w:val="B6406078"/>
+    <w:lvl w:ilvl="0">
+      <w:start w:val="1"/>
+      <w:numFmt w:val="bullet"/>
+      <w:lvlText w:val=""/>
+      <w:lvlJc w:val="left"/>
+      <w:pPr>
+        <w:tabs>
+          <w:tab w:val="num" w:pos="720"/>
+        </w:tabs>
+        <w:ind w:left="720" w:hanging="360"/>
+      </w:pPr>
+      <w:rPr>
+        <w:rFonts w:ascii="Symbol" w:hAnsi="Symbol" w:hint="default"/>
+        <w:sz w:val="20"/>
+      </w:rPr>
+    </w:lvl>
+    <w:lvl w:ilvl="1" w:tentative="1">
+      <w:start w:val="1"/>
+      <w:numFmt w:val="bullet"/>
+      <w:lvlText w:val="o"/>
+      <w:lvlJc w:val="left"/>
+      <w:pPr>
+        <w:tabs>
+          <w:tab w:val="num" w:pos="1440"/>
+        </w:tabs>
+        <w:ind w:left="1440" w:hanging="360"/>
+      </w:pPr>
+      <w:rPr>
+        <w:rFonts w:ascii="Courier New" w:hAnsi="Courier New" w:hint="default"/>
+        <w:sz w:val="20"/>
+      </w:rPr>
+    </w:lvl>
+    <w:lvl w:ilvl="2" w:tentative="1">
+      <w:start w:val="1"/>
+      <w:numFmt w:val="bullet"/>
+      <w:lvlText w:val=""/>
+      <w:lvlJc w:val="left"/>
+      <w:pPr>
+        <w:tabs>
+          <w:tab w:val="num" w:pos="2160"/>
+        </w:tabs>
+        <w:ind w:left="2160" w:hanging="360"/>
+      </w:pPr>
+      <w:rPr>
+        <w:rFonts w:ascii="Wingdings" w:hAnsi="Wingdings" w:hint="default"/>
+        <w:sz w:val="20"/>
+      </w:rPr>
+    </w:lvl>
+    <w:lvl w:ilvl="3" w:tentative="1">
+      <w:start w:val="1"/>
+      <w:numFmt w:val="bullet"/>
+      <w:lvlText w:val=""/>
+      <w:lvlJc w:val="left"/>
+      <w:pPr>
+        <w:tabs>
+          <w:tab w:val="num" w:pos="2880"/>
+        </w:tabs>
+        <w:ind w:left="2880" w:hanging="360"/>
+      </w:pPr>
+      <w:rPr>
+        <w:rFonts w:ascii="Wingdings" w:hAnsi="Wingdings" w:hint="default"/>
+        <w:sz w:val="20"/>
+      </w:rPr>
+    </w:lvl>
+    <w:lvl w:ilvl="4" w:tentative="1">
+      <w:start w:val="1"/>
+      <w:numFmt w:val="bullet"/>
+      <w:lvlText w:val=""/>
+      <w:lvlJc w:val="left"/>
+      <w:pPr>
+        <w:tabs>
+          <w:tab w:val="num" w:pos="3600"/>
+        </w:tabs>
+        <w:ind w:left="3600" w:hanging="360"/>
+      </w:pPr>
+      <w:rPr>
+        <w:rFonts w:ascii="Wingdings" w:hAnsi="Wingdings" w:hint="default"/>
+        <w:sz w:val="20"/>
+      </w:rPr>
+    </w:lvl>
+    <w:lvl w:ilvl="5" w:tentative="1">
+      <w:start w:val="1"/>
+      <w:numFmt w:val="bullet"/>
+      <w:lvlText w:val=""/>
+      <w:lvlJc w:val="left"/>
+      <w:pPr>
+        <w:tabs>
+          <w:tab w:val="num" w:pos="4320"/>
+        </w:tabs>
+        <w:ind w:left="4320" w:hanging="360"/>
+      </w:pPr>
+      <w:rPr>
+        <w:rFonts w:ascii="Wingdings" w:hAnsi="Wingdings" w:hint="default"/>
+        <w:sz w:val="20"/>
+      </w:rPr>
+    </w:lvl>
+    <w:lvl w:ilvl="6" w:tentative="1">
+      <w:start w:val="1"/>
+      <w:numFmt w:val="bullet"/>
+      <w:lvlText w:val=""/>
+      <w:lvlJc w:val="left"/>
+      <w:pPr>
+        <w:tabs>
+          <w:tab w:val="num" w:pos="5040"/>
+        </w:tabs>
+        <w:ind w:left="5040" w:hanging="360"/>
+      </w:pPr>
+      <w:rPr>
+        <w:rFonts w:ascii="Wingdings" w:hAnsi="Wingdings" w:hint="default"/>
+        <w:sz w:val="20"/>
+      </w:rPr>
+    </w:lvl>
+    <w:lvl w:ilvl="7" w:tentative="1">
+      <w:start w:val="1"/>
+      <w:numFmt w:val="bullet"/>
+      <w:lvlText w:val=""/>
+      <w:lvlJc w:val="left"/>
+      <w:pPr>
+        <w:tabs>
+          <w:tab w:val="num" w:pos="5760"/>
+        </w:tabs>
+        <w:ind w:left="5760" w:hanging="360"/>
+      </w:pPr>
+      <w:rPr>
+        <w:rFonts w:ascii="Wingdings" w:hAnsi="Wingdings" w:hint="default"/>
+        <w:sz w:val="20"/>
+      </w:rPr>
+    </w:lvl>
+    <w:lvl w:ilvl="8" w:tentative="1">
+      <w:start w:val="1"/>
+      <w:numFmt w:val="bullet"/>
+      <w:lvlText w:val=""/>
+      <w:lvlJc w:val="left"/>
+      <w:pPr>
+        <w:tabs>
+          <w:tab w:val="num" w:pos="6480"/>
+        </w:tabs>
+        <w:ind w:left="6480" w:hanging="360"/>
+      </w:pPr>
+      <w:rPr>
+        <w:rFonts w:ascii="Wingdings" w:hAnsi="Wingdings" w:hint="default"/>
+        <w:sz w:val="20"/>
+      </w:rPr>
+    </w:lvl>
+  </w:abstractNum>
+  <w:abstractNum w:abstractNumId="9" w15:restartNumberingAfterBreak="0">
     <w:nsid w:val="2A2037AC"/>
     <w:multiLevelType w:val="hybridMultilevel"/>
     <w:tmpl w:val="19AC5250"/>
@@ -439,7 +4142,305 @@
       </w:pPr>
     </w:lvl>
   </w:abstractNum>
-  <w:abstractNum w:abstractNumId="1" w15:restartNumberingAfterBreak="0">
+  <w:abstractNum w:abstractNumId="10" w15:restartNumberingAfterBreak="0">
+    <w:nsid w:val="2BFC2AB0"/>
+    <w:multiLevelType w:val="multilevel"/>
+    <w:tmpl w:val="D5BE946A"/>
+    <w:lvl w:ilvl="0">
+      <w:start w:val="1"/>
+      <w:numFmt w:val="bullet"/>
+      <w:lvlText w:val=""/>
+      <w:lvlJc w:val="left"/>
+      <w:pPr>
+        <w:tabs>
+          <w:tab w:val="num" w:pos="720"/>
+        </w:tabs>
+        <w:ind w:left="720" w:hanging="360"/>
+      </w:pPr>
+      <w:rPr>
+        <w:rFonts w:ascii="Symbol" w:hAnsi="Symbol" w:hint="default"/>
+        <w:sz w:val="20"/>
+      </w:rPr>
+    </w:lvl>
+    <w:lvl w:ilvl="1" w:tentative="1">
+      <w:start w:val="1"/>
+      <w:numFmt w:val="bullet"/>
+      <w:lvlText w:val="o"/>
+      <w:lvlJc w:val="left"/>
+      <w:pPr>
+        <w:tabs>
+          <w:tab w:val="num" w:pos="1440"/>
+        </w:tabs>
+        <w:ind w:left="1440" w:hanging="360"/>
+      </w:pPr>
+      <w:rPr>
+        <w:rFonts w:ascii="Courier New" w:hAnsi="Courier New" w:hint="default"/>
+        <w:sz w:val="20"/>
+      </w:rPr>
+    </w:lvl>
+    <w:lvl w:ilvl="2" w:tentative="1">
+      <w:start w:val="1"/>
+      <w:numFmt w:val="bullet"/>
+      <w:lvlText w:val=""/>
+      <w:lvlJc w:val="left"/>
+      <w:pPr>
+        <w:tabs>
+          <w:tab w:val="num" w:pos="2160"/>
+        </w:tabs>
+        <w:ind w:left="2160" w:hanging="360"/>
+      </w:pPr>
+      <w:rPr>
+        <w:rFonts w:ascii="Wingdings" w:hAnsi="Wingdings" w:hint="default"/>
+        <w:sz w:val="20"/>
+      </w:rPr>
+    </w:lvl>
+    <w:lvl w:ilvl="3" w:tentative="1">
+      <w:start w:val="1"/>
+      <w:numFmt w:val="bullet"/>
+      <w:lvlText w:val=""/>
+      <w:lvlJc w:val="left"/>
+      <w:pPr>
+        <w:tabs>
+          <w:tab w:val="num" w:pos="2880"/>
+        </w:tabs>
+        <w:ind w:left="2880" w:hanging="360"/>
+      </w:pPr>
+      <w:rPr>
+        <w:rFonts w:ascii="Wingdings" w:hAnsi="Wingdings" w:hint="default"/>
+        <w:sz w:val="20"/>
+      </w:rPr>
+    </w:lvl>
+    <w:lvl w:ilvl="4" w:tentative="1">
+      <w:start w:val="1"/>
+      <w:numFmt w:val="bullet"/>
+      <w:lvlText w:val=""/>
+      <w:lvlJc w:val="left"/>
+      <w:pPr>
+        <w:tabs>
+          <w:tab w:val="num" w:pos="3600"/>
+        </w:tabs>
+        <w:ind w:left="3600" w:hanging="360"/>
+      </w:pPr>
+      <w:rPr>
+        <w:rFonts w:ascii="Wingdings" w:hAnsi="Wingdings" w:hint="default"/>
+        <w:sz w:val="20"/>
+      </w:rPr>
+    </w:lvl>
+    <w:lvl w:ilvl="5" w:tentative="1">
+      <w:start w:val="1"/>
+      <w:numFmt w:val="bullet"/>
+      <w:lvlText w:val=""/>
+      <w:lvlJc w:val="left"/>
+      <w:pPr>
+        <w:tabs>
+          <w:tab w:val="num" w:pos="4320"/>
+        </w:tabs>
+        <w:ind w:left="4320" w:hanging="360"/>
+      </w:pPr>
+      <w:rPr>
+        <w:rFonts w:ascii="Wingdings" w:hAnsi="Wingdings" w:hint="default"/>
+        <w:sz w:val="20"/>
+      </w:rPr>
+    </w:lvl>
+    <w:lvl w:ilvl="6" w:tentative="1">
+      <w:start w:val="1"/>
+      <w:numFmt w:val="bullet"/>
+      <w:lvlText w:val=""/>
+      <w:lvlJc w:val="left"/>
+      <w:pPr>
+        <w:tabs>
+          <w:tab w:val="num" w:pos="5040"/>
+        </w:tabs>
+        <w:ind w:left="5040" w:hanging="360"/>
+      </w:pPr>
+      <w:rPr>
+        <w:rFonts w:ascii="Wingdings" w:hAnsi="Wingdings" w:hint="default"/>
+        <w:sz w:val="20"/>
+      </w:rPr>
+    </w:lvl>
+    <w:lvl w:ilvl="7" w:tentative="1">
+      <w:start w:val="1"/>
+      <w:numFmt w:val="bullet"/>
+      <w:lvlText w:val=""/>
+      <w:lvlJc w:val="left"/>
+      <w:pPr>
+        <w:tabs>
+          <w:tab w:val="num" w:pos="5760"/>
+        </w:tabs>
+        <w:ind w:left="5760" w:hanging="360"/>
+      </w:pPr>
+      <w:rPr>
+        <w:rFonts w:ascii="Wingdings" w:hAnsi="Wingdings" w:hint="default"/>
+        <w:sz w:val="20"/>
+      </w:rPr>
+    </w:lvl>
+    <w:lvl w:ilvl="8" w:tentative="1">
+      <w:start w:val="1"/>
+      <w:numFmt w:val="bullet"/>
+      <w:lvlText w:val=""/>
+      <w:lvlJc w:val="left"/>
+      <w:pPr>
+        <w:tabs>
+          <w:tab w:val="num" w:pos="6480"/>
+        </w:tabs>
+        <w:ind w:left="6480" w:hanging="360"/>
+      </w:pPr>
+      <w:rPr>
+        <w:rFonts w:ascii="Wingdings" w:hAnsi="Wingdings" w:hint="default"/>
+        <w:sz w:val="20"/>
+      </w:rPr>
+    </w:lvl>
+  </w:abstractNum>
+  <w:abstractNum w:abstractNumId="11" w15:restartNumberingAfterBreak="0">
+    <w:nsid w:val="2F8D74E7"/>
+    <w:multiLevelType w:val="multilevel"/>
+    <w:tmpl w:val="122EC0CC"/>
+    <w:lvl w:ilvl="0">
+      <w:start w:val="1"/>
+      <w:numFmt w:val="bullet"/>
+      <w:lvlText w:val=""/>
+      <w:lvlJc w:val="left"/>
+      <w:pPr>
+        <w:tabs>
+          <w:tab w:val="num" w:pos="720"/>
+        </w:tabs>
+        <w:ind w:left="720" w:hanging="360"/>
+      </w:pPr>
+      <w:rPr>
+        <w:rFonts w:ascii="Symbol" w:hAnsi="Symbol" w:hint="default"/>
+        <w:sz w:val="20"/>
+      </w:rPr>
+    </w:lvl>
+    <w:lvl w:ilvl="1">
+      <w:start w:val="1"/>
+      <w:numFmt w:val="bullet"/>
+      <w:lvlText w:val="o"/>
+      <w:lvlJc w:val="left"/>
+      <w:pPr>
+        <w:tabs>
+          <w:tab w:val="num" w:pos="1440"/>
+        </w:tabs>
+        <w:ind w:left="1440" w:hanging="360"/>
+      </w:pPr>
+      <w:rPr>
+        <w:rFonts w:ascii="Courier New" w:hAnsi="Courier New" w:hint="default"/>
+        <w:sz w:val="20"/>
+      </w:rPr>
+    </w:lvl>
+    <w:lvl w:ilvl="2" w:tentative="1">
+      <w:start w:val="1"/>
+      <w:numFmt w:val="bullet"/>
+      <w:lvlText w:val=""/>
+      <w:lvlJc w:val="left"/>
+      <w:pPr>
+        <w:tabs>
+          <w:tab w:val="num" w:pos="2160"/>
+        </w:tabs>
+        <w:ind w:left="2160" w:hanging="360"/>
+      </w:pPr>
+      <w:rPr>
+        <w:rFonts w:ascii="Wingdings" w:hAnsi="Wingdings" w:hint="default"/>
+        <w:sz w:val="20"/>
+      </w:rPr>
+    </w:lvl>
+    <w:lvl w:ilvl="3" w:tentative="1">
+      <w:start w:val="1"/>
+      <w:numFmt w:val="bullet"/>
+      <w:lvlText w:val=""/>
+      <w:lvlJc w:val="left"/>
+      <w:pPr>
+        <w:tabs>
+          <w:tab w:val="num" w:pos="2880"/>
+        </w:tabs>
+        <w:ind w:left="2880" w:hanging="360"/>
+      </w:pPr>
+      <w:rPr>
+        <w:rFonts w:ascii="Wingdings" w:hAnsi="Wingdings" w:hint="default"/>
+        <w:sz w:val="20"/>
+      </w:rPr>
+    </w:lvl>
+    <w:lvl w:ilvl="4" w:tentative="1">
+      <w:start w:val="1"/>
+      <w:numFmt w:val="bullet"/>
+      <w:lvlText w:val=""/>
+      <w:lvlJc w:val="left"/>
+      <w:pPr>
+        <w:tabs>
+          <w:tab w:val="num" w:pos="3600"/>
+        </w:tabs>
+        <w:ind w:left="3600" w:hanging="360"/>
+      </w:pPr>
+      <w:rPr>
+        <w:rFonts w:ascii="Wingdings" w:hAnsi="Wingdings" w:hint="default"/>
+        <w:sz w:val="20"/>
+      </w:rPr>
+    </w:lvl>
+    <w:lvl w:ilvl="5" w:tentative="1">
+      <w:start w:val="1"/>
+      <w:numFmt w:val="bullet"/>
+      <w:lvlText w:val=""/>
+      <w:lvlJc w:val="left"/>
+      <w:pPr>
+        <w:tabs>
+          <w:tab w:val="num" w:pos="4320"/>
+        </w:tabs>
+        <w:ind w:left="4320" w:hanging="360"/>
+      </w:pPr>
+      <w:rPr>
+        <w:rFonts w:ascii="Wingdings" w:hAnsi="Wingdings" w:hint="default"/>
+        <w:sz w:val="20"/>
+      </w:rPr>
+    </w:lvl>
+    <w:lvl w:ilvl="6" w:tentative="1">
+      <w:start w:val="1"/>
+      <w:numFmt w:val="bullet"/>
+      <w:lvlText w:val=""/>
+      <w:lvlJc w:val="left"/>
+      <w:pPr>
+        <w:tabs>
+          <w:tab w:val="num" w:pos="5040"/>
+        </w:tabs>
+        <w:ind w:left="5040" w:hanging="360"/>
+      </w:pPr>
+      <w:rPr>
+        <w:rFonts w:ascii="Wingdings" w:hAnsi="Wingdings" w:hint="default"/>
+        <w:sz w:val="20"/>
+      </w:rPr>
+    </w:lvl>
+    <w:lvl w:ilvl="7" w:tentative="1">
+      <w:start w:val="1"/>
+      <w:numFmt w:val="bullet"/>
+      <w:lvlText w:val=""/>
+      <w:lvlJc w:val="left"/>
+      <w:pPr>
+        <w:tabs>
+          <w:tab w:val="num" w:pos="5760"/>
+        </w:tabs>
+        <w:ind w:left="5760" w:hanging="360"/>
+      </w:pPr>
+      <w:rPr>
+        <w:rFonts w:ascii="Wingdings" w:hAnsi="Wingdings" w:hint="default"/>
+        <w:sz w:val="20"/>
+      </w:rPr>
+    </w:lvl>
+    <w:lvl w:ilvl="8" w:tentative="1">
+      <w:start w:val="1"/>
+      <w:numFmt w:val="bullet"/>
+      <w:lvlText w:val=""/>
+      <w:lvlJc w:val="left"/>
+      <w:pPr>
+        <w:tabs>
+          <w:tab w:val="num" w:pos="6480"/>
+        </w:tabs>
+        <w:ind w:left="6480" w:hanging="360"/>
+      </w:pPr>
+      <w:rPr>
+        <w:rFonts w:ascii="Wingdings" w:hAnsi="Wingdings" w:hint="default"/>
+        <w:sz w:val="20"/>
+      </w:rPr>
+    </w:lvl>
+  </w:abstractNum>
+  <w:abstractNum w:abstractNumId="12" w15:restartNumberingAfterBreak="0">
     <w:nsid w:val="3AD36B38"/>
     <w:multiLevelType w:val="multilevel"/>
     <w:tmpl w:val="10B65752"/>
@@ -588,7 +4589,603 @@
       </w:rPr>
     </w:lvl>
   </w:abstractNum>
-  <w:abstractNum w:abstractNumId="2" w15:restartNumberingAfterBreak="0">
+  <w:abstractNum w:abstractNumId="13" w15:restartNumberingAfterBreak="0">
+    <w:nsid w:val="3DED642B"/>
+    <w:multiLevelType w:val="multilevel"/>
+    <w:tmpl w:val="0BE815DA"/>
+    <w:lvl w:ilvl="0">
+      <w:start w:val="1"/>
+      <w:numFmt w:val="bullet"/>
+      <w:lvlText w:val=""/>
+      <w:lvlJc w:val="left"/>
+      <w:pPr>
+        <w:tabs>
+          <w:tab w:val="num" w:pos="720"/>
+        </w:tabs>
+        <w:ind w:left="720" w:hanging="360"/>
+      </w:pPr>
+      <w:rPr>
+        <w:rFonts w:ascii="Symbol" w:hAnsi="Symbol" w:hint="default"/>
+        <w:sz w:val="20"/>
+      </w:rPr>
+    </w:lvl>
+    <w:lvl w:ilvl="1" w:tentative="1">
+      <w:start w:val="1"/>
+      <w:numFmt w:val="bullet"/>
+      <w:lvlText w:val="o"/>
+      <w:lvlJc w:val="left"/>
+      <w:pPr>
+        <w:tabs>
+          <w:tab w:val="num" w:pos="1440"/>
+        </w:tabs>
+        <w:ind w:left="1440" w:hanging="360"/>
+      </w:pPr>
+      <w:rPr>
+        <w:rFonts w:ascii="Courier New" w:hAnsi="Courier New" w:hint="default"/>
+        <w:sz w:val="20"/>
+      </w:rPr>
+    </w:lvl>
+    <w:lvl w:ilvl="2" w:tentative="1">
+      <w:start w:val="1"/>
+      <w:numFmt w:val="bullet"/>
+      <w:lvlText w:val=""/>
+      <w:lvlJc w:val="left"/>
+      <w:pPr>
+        <w:tabs>
+          <w:tab w:val="num" w:pos="2160"/>
+        </w:tabs>
+        <w:ind w:left="2160" w:hanging="360"/>
+      </w:pPr>
+      <w:rPr>
+        <w:rFonts w:ascii="Wingdings" w:hAnsi="Wingdings" w:hint="default"/>
+        <w:sz w:val="20"/>
+      </w:rPr>
+    </w:lvl>
+    <w:lvl w:ilvl="3" w:tentative="1">
+      <w:start w:val="1"/>
+      <w:numFmt w:val="bullet"/>
+      <w:lvlText w:val=""/>
+      <w:lvlJc w:val="left"/>
+      <w:pPr>
+        <w:tabs>
+          <w:tab w:val="num" w:pos="2880"/>
+        </w:tabs>
+        <w:ind w:left="2880" w:hanging="360"/>
+      </w:pPr>
+      <w:rPr>
+        <w:rFonts w:ascii="Wingdings" w:hAnsi="Wingdings" w:hint="default"/>
+        <w:sz w:val="20"/>
+      </w:rPr>
+    </w:lvl>
+    <w:lvl w:ilvl="4" w:tentative="1">
+      <w:start w:val="1"/>
+      <w:numFmt w:val="bullet"/>
+      <w:lvlText w:val=""/>
+      <w:lvlJc w:val="left"/>
+      <w:pPr>
+        <w:tabs>
+          <w:tab w:val="num" w:pos="3600"/>
+        </w:tabs>
+        <w:ind w:left="3600" w:hanging="360"/>
+      </w:pPr>
+      <w:rPr>
+        <w:rFonts w:ascii="Wingdings" w:hAnsi="Wingdings" w:hint="default"/>
+        <w:sz w:val="20"/>
+      </w:rPr>
+    </w:lvl>
+    <w:lvl w:ilvl="5" w:tentative="1">
+      <w:start w:val="1"/>
+      <w:numFmt w:val="bullet"/>
+      <w:lvlText w:val=""/>
+      <w:lvlJc w:val="left"/>
+      <w:pPr>
+        <w:tabs>
+          <w:tab w:val="num" w:pos="4320"/>
+        </w:tabs>
+        <w:ind w:left="4320" w:hanging="360"/>
+      </w:pPr>
+      <w:rPr>
+        <w:rFonts w:ascii="Wingdings" w:hAnsi="Wingdings" w:hint="default"/>
+        <w:sz w:val="20"/>
+      </w:rPr>
+    </w:lvl>
+    <w:lvl w:ilvl="6" w:tentative="1">
+      <w:start w:val="1"/>
+      <w:numFmt w:val="bullet"/>
+      <w:lvlText w:val=""/>
+      <w:lvlJc w:val="left"/>
+      <w:pPr>
+        <w:tabs>
+          <w:tab w:val="num" w:pos="5040"/>
+        </w:tabs>
+        <w:ind w:left="5040" w:hanging="360"/>
+      </w:pPr>
+      <w:rPr>
+        <w:rFonts w:ascii="Wingdings" w:hAnsi="Wingdings" w:hint="default"/>
+        <w:sz w:val="20"/>
+      </w:rPr>
+    </w:lvl>
+    <w:lvl w:ilvl="7" w:tentative="1">
+      <w:start w:val="1"/>
+      <w:numFmt w:val="bullet"/>
+      <w:lvlText w:val=""/>
+      <w:lvlJc w:val="left"/>
+      <w:pPr>
+        <w:tabs>
+          <w:tab w:val="num" w:pos="5760"/>
+        </w:tabs>
+        <w:ind w:left="5760" w:hanging="360"/>
+      </w:pPr>
+      <w:rPr>
+        <w:rFonts w:ascii="Wingdings" w:hAnsi="Wingdings" w:hint="default"/>
+        <w:sz w:val="20"/>
+      </w:rPr>
+    </w:lvl>
+    <w:lvl w:ilvl="8" w:tentative="1">
+      <w:start w:val="1"/>
+      <w:numFmt w:val="bullet"/>
+      <w:lvlText w:val=""/>
+      <w:lvlJc w:val="left"/>
+      <w:pPr>
+        <w:tabs>
+          <w:tab w:val="num" w:pos="6480"/>
+        </w:tabs>
+        <w:ind w:left="6480" w:hanging="360"/>
+      </w:pPr>
+      <w:rPr>
+        <w:rFonts w:ascii="Wingdings" w:hAnsi="Wingdings" w:hint="default"/>
+        <w:sz w:val="20"/>
+      </w:rPr>
+    </w:lvl>
+  </w:abstractNum>
+  <w:abstractNum w:abstractNumId="14" w15:restartNumberingAfterBreak="0">
+    <w:nsid w:val="3F64159D"/>
+    <w:multiLevelType w:val="multilevel"/>
+    <w:tmpl w:val="A6B4DCBE"/>
+    <w:lvl w:ilvl="0">
+      <w:start w:val="1"/>
+      <w:numFmt w:val="bullet"/>
+      <w:lvlText w:val=""/>
+      <w:lvlJc w:val="left"/>
+      <w:pPr>
+        <w:tabs>
+          <w:tab w:val="num" w:pos="720"/>
+        </w:tabs>
+        <w:ind w:left="720" w:hanging="360"/>
+      </w:pPr>
+      <w:rPr>
+        <w:rFonts w:ascii="Symbol" w:hAnsi="Symbol" w:hint="default"/>
+        <w:sz w:val="20"/>
+      </w:rPr>
+    </w:lvl>
+    <w:lvl w:ilvl="1" w:tentative="1">
+      <w:start w:val="1"/>
+      <w:numFmt w:val="bullet"/>
+      <w:lvlText w:val="o"/>
+      <w:lvlJc w:val="left"/>
+      <w:pPr>
+        <w:tabs>
+          <w:tab w:val="num" w:pos="1440"/>
+        </w:tabs>
+        <w:ind w:left="1440" w:hanging="360"/>
+      </w:pPr>
+      <w:rPr>
+        <w:rFonts w:ascii="Courier New" w:hAnsi="Courier New" w:hint="default"/>
+        <w:sz w:val="20"/>
+      </w:rPr>
+    </w:lvl>
+    <w:lvl w:ilvl="2" w:tentative="1">
+      <w:start w:val="1"/>
+      <w:numFmt w:val="bullet"/>
+      <w:lvlText w:val=""/>
+      <w:lvlJc w:val="left"/>
+      <w:pPr>
+        <w:tabs>
+          <w:tab w:val="num" w:pos="2160"/>
+        </w:tabs>
+        <w:ind w:left="2160" w:hanging="360"/>
+      </w:pPr>
+      <w:rPr>
+        <w:rFonts w:ascii="Wingdings" w:hAnsi="Wingdings" w:hint="default"/>
+        <w:sz w:val="20"/>
+      </w:rPr>
+    </w:lvl>
+    <w:lvl w:ilvl="3" w:tentative="1">
+      <w:start w:val="1"/>
+      <w:numFmt w:val="bullet"/>
+      <w:lvlText w:val=""/>
+      <w:lvlJc w:val="left"/>
+      <w:pPr>
+        <w:tabs>
+          <w:tab w:val="num" w:pos="2880"/>
+        </w:tabs>
+        <w:ind w:left="2880" w:hanging="360"/>
+      </w:pPr>
+      <w:rPr>
+        <w:rFonts w:ascii="Wingdings" w:hAnsi="Wingdings" w:hint="default"/>
+        <w:sz w:val="20"/>
+      </w:rPr>
+    </w:lvl>
+    <w:lvl w:ilvl="4" w:tentative="1">
+      <w:start w:val="1"/>
+      <w:numFmt w:val="bullet"/>
+      <w:lvlText w:val=""/>
+      <w:lvlJc w:val="left"/>
+      <w:pPr>
+        <w:tabs>
+          <w:tab w:val="num" w:pos="3600"/>
+        </w:tabs>
+        <w:ind w:left="3600" w:hanging="360"/>
+      </w:pPr>
+      <w:rPr>
+        <w:rFonts w:ascii="Wingdings" w:hAnsi="Wingdings" w:hint="default"/>
+        <w:sz w:val="20"/>
+      </w:rPr>
+    </w:lvl>
+    <w:lvl w:ilvl="5" w:tentative="1">
+      <w:start w:val="1"/>
+      <w:numFmt w:val="bullet"/>
+      <w:lvlText w:val=""/>
+      <w:lvlJc w:val="left"/>
+      <w:pPr>
+        <w:tabs>
+          <w:tab w:val="num" w:pos="4320"/>
+        </w:tabs>
+        <w:ind w:left="4320" w:hanging="360"/>
+      </w:pPr>
+      <w:rPr>
+        <w:rFonts w:ascii="Wingdings" w:hAnsi="Wingdings" w:hint="default"/>
+        <w:sz w:val="20"/>
+      </w:rPr>
+    </w:lvl>
+    <w:lvl w:ilvl="6" w:tentative="1">
+      <w:start w:val="1"/>
+      <w:numFmt w:val="bullet"/>
+      <w:lvlText w:val=""/>
+      <w:lvlJc w:val="left"/>
+      <w:pPr>
+        <w:tabs>
+          <w:tab w:val="num" w:pos="5040"/>
+        </w:tabs>
+        <w:ind w:left="5040" w:hanging="360"/>
+      </w:pPr>
+      <w:rPr>
+        <w:rFonts w:ascii="Wingdings" w:hAnsi="Wingdings" w:hint="default"/>
+        <w:sz w:val="20"/>
+      </w:rPr>
+    </w:lvl>
+    <w:lvl w:ilvl="7" w:tentative="1">
+      <w:start w:val="1"/>
+      <w:numFmt w:val="bullet"/>
+      <w:lvlText w:val=""/>
+      <w:lvlJc w:val="left"/>
+      <w:pPr>
+        <w:tabs>
+          <w:tab w:val="num" w:pos="5760"/>
+        </w:tabs>
+        <w:ind w:left="5760" w:hanging="360"/>
+      </w:pPr>
+      <w:rPr>
+        <w:rFonts w:ascii="Wingdings" w:hAnsi="Wingdings" w:hint="default"/>
+        <w:sz w:val="20"/>
+      </w:rPr>
+    </w:lvl>
+    <w:lvl w:ilvl="8" w:tentative="1">
+      <w:start w:val="1"/>
+      <w:numFmt w:val="bullet"/>
+      <w:lvlText w:val=""/>
+      <w:lvlJc w:val="left"/>
+      <w:pPr>
+        <w:tabs>
+          <w:tab w:val="num" w:pos="6480"/>
+        </w:tabs>
+        <w:ind w:left="6480" w:hanging="360"/>
+      </w:pPr>
+      <w:rPr>
+        <w:rFonts w:ascii="Wingdings" w:hAnsi="Wingdings" w:hint="default"/>
+        <w:sz w:val="20"/>
+      </w:rPr>
+    </w:lvl>
+  </w:abstractNum>
+  <w:abstractNum w:abstractNumId="15" w15:restartNumberingAfterBreak="0">
+    <w:nsid w:val="5BEC465B"/>
+    <w:multiLevelType w:val="multilevel"/>
+    <w:tmpl w:val="B456CDB4"/>
+    <w:lvl w:ilvl="0">
+      <w:start w:val="1"/>
+      <w:numFmt w:val="bullet"/>
+      <w:lvlText w:val=""/>
+      <w:lvlJc w:val="left"/>
+      <w:pPr>
+        <w:tabs>
+          <w:tab w:val="num" w:pos="720"/>
+        </w:tabs>
+        <w:ind w:left="720" w:hanging="360"/>
+      </w:pPr>
+      <w:rPr>
+        <w:rFonts w:ascii="Symbol" w:hAnsi="Symbol" w:hint="default"/>
+        <w:sz w:val="20"/>
+      </w:rPr>
+    </w:lvl>
+    <w:lvl w:ilvl="1" w:tentative="1">
+      <w:start w:val="1"/>
+      <w:numFmt w:val="bullet"/>
+      <w:lvlText w:val="o"/>
+      <w:lvlJc w:val="left"/>
+      <w:pPr>
+        <w:tabs>
+          <w:tab w:val="num" w:pos="1440"/>
+        </w:tabs>
+        <w:ind w:left="1440" w:hanging="360"/>
+      </w:pPr>
+      <w:rPr>
+        <w:rFonts w:ascii="Courier New" w:hAnsi="Courier New" w:hint="default"/>
+        <w:sz w:val="20"/>
+      </w:rPr>
+    </w:lvl>
+    <w:lvl w:ilvl="2" w:tentative="1">
+      <w:start w:val="1"/>
+      <w:numFmt w:val="bullet"/>
+      <w:lvlText w:val=""/>
+      <w:lvlJc w:val="left"/>
+      <w:pPr>
+        <w:tabs>
+          <w:tab w:val="num" w:pos="2160"/>
+        </w:tabs>
+        <w:ind w:left="2160" w:hanging="360"/>
+      </w:pPr>
+      <w:rPr>
+        <w:rFonts w:ascii="Wingdings" w:hAnsi="Wingdings" w:hint="default"/>
+        <w:sz w:val="20"/>
+      </w:rPr>
+    </w:lvl>
+    <w:lvl w:ilvl="3" w:tentative="1">
+      <w:start w:val="1"/>
+      <w:numFmt w:val="bullet"/>
+      <w:lvlText w:val=""/>
+      <w:lvlJc w:val="left"/>
+      <w:pPr>
+        <w:tabs>
+          <w:tab w:val="num" w:pos="2880"/>
+        </w:tabs>
+        <w:ind w:left="2880" w:hanging="360"/>
+      </w:pPr>
+      <w:rPr>
+        <w:rFonts w:ascii="Wingdings" w:hAnsi="Wingdings" w:hint="default"/>
+        <w:sz w:val="20"/>
+      </w:rPr>
+    </w:lvl>
+    <w:lvl w:ilvl="4" w:tentative="1">
+      <w:start w:val="1"/>
+      <w:numFmt w:val="bullet"/>
+      <w:lvlText w:val=""/>
+      <w:lvlJc w:val="left"/>
+      <w:pPr>
+        <w:tabs>
+          <w:tab w:val="num" w:pos="3600"/>
+        </w:tabs>
+        <w:ind w:left="3600" w:hanging="360"/>
+      </w:pPr>
+      <w:rPr>
+        <w:rFonts w:ascii="Wingdings" w:hAnsi="Wingdings" w:hint="default"/>
+        <w:sz w:val="20"/>
+      </w:rPr>
+    </w:lvl>
+    <w:lvl w:ilvl="5" w:tentative="1">
+      <w:start w:val="1"/>
+      <w:numFmt w:val="bullet"/>
+      <w:lvlText w:val=""/>
+      <w:lvlJc w:val="left"/>
+      <w:pPr>
+        <w:tabs>
+          <w:tab w:val="num" w:pos="4320"/>
+        </w:tabs>
+        <w:ind w:left="4320" w:hanging="360"/>
+      </w:pPr>
+      <w:rPr>
+        <w:rFonts w:ascii="Wingdings" w:hAnsi="Wingdings" w:hint="default"/>
+        <w:sz w:val="20"/>
+      </w:rPr>
+    </w:lvl>
+    <w:lvl w:ilvl="6" w:tentative="1">
+      <w:start w:val="1"/>
+      <w:numFmt w:val="bullet"/>
+      <w:lvlText w:val=""/>
+      <w:lvlJc w:val="left"/>
+      <w:pPr>
+        <w:tabs>
+          <w:tab w:val="num" w:pos="5040"/>
+        </w:tabs>
+        <w:ind w:left="5040" w:hanging="360"/>
+      </w:pPr>
+      <w:rPr>
+        <w:rFonts w:ascii="Wingdings" w:hAnsi="Wingdings" w:hint="default"/>
+        <w:sz w:val="20"/>
+      </w:rPr>
+    </w:lvl>
+    <w:lvl w:ilvl="7" w:tentative="1">
+      <w:start w:val="1"/>
+      <w:numFmt w:val="bullet"/>
+      <w:lvlText w:val=""/>
+      <w:lvlJc w:val="left"/>
+      <w:pPr>
+        <w:tabs>
+          <w:tab w:val="num" w:pos="5760"/>
+        </w:tabs>
+        <w:ind w:left="5760" w:hanging="360"/>
+      </w:pPr>
+      <w:rPr>
+        <w:rFonts w:ascii="Wingdings" w:hAnsi="Wingdings" w:hint="default"/>
+        <w:sz w:val="20"/>
+      </w:rPr>
+    </w:lvl>
+    <w:lvl w:ilvl="8" w:tentative="1">
+      <w:start w:val="1"/>
+      <w:numFmt w:val="bullet"/>
+      <w:lvlText w:val=""/>
+      <w:lvlJc w:val="left"/>
+      <w:pPr>
+        <w:tabs>
+          <w:tab w:val="num" w:pos="6480"/>
+        </w:tabs>
+        <w:ind w:left="6480" w:hanging="360"/>
+      </w:pPr>
+      <w:rPr>
+        <w:rFonts w:ascii="Wingdings" w:hAnsi="Wingdings" w:hint="default"/>
+        <w:sz w:val="20"/>
+      </w:rPr>
+    </w:lvl>
+  </w:abstractNum>
+  <w:abstractNum w:abstractNumId="16" w15:restartNumberingAfterBreak="0">
+    <w:nsid w:val="6C041783"/>
+    <w:multiLevelType w:val="multilevel"/>
+    <w:tmpl w:val="6790902C"/>
+    <w:lvl w:ilvl="0">
+      <w:start w:val="1"/>
+      <w:numFmt w:val="bullet"/>
+      <w:lvlText w:val=""/>
+      <w:lvlJc w:val="left"/>
+      <w:pPr>
+        <w:tabs>
+          <w:tab w:val="num" w:pos="720"/>
+        </w:tabs>
+        <w:ind w:left="720" w:hanging="360"/>
+      </w:pPr>
+      <w:rPr>
+        <w:rFonts w:ascii="Symbol" w:hAnsi="Symbol" w:hint="default"/>
+        <w:sz w:val="20"/>
+      </w:rPr>
+    </w:lvl>
+    <w:lvl w:ilvl="1" w:tentative="1">
+      <w:start w:val="1"/>
+      <w:numFmt w:val="bullet"/>
+      <w:lvlText w:val="o"/>
+      <w:lvlJc w:val="left"/>
+      <w:pPr>
+        <w:tabs>
+          <w:tab w:val="num" w:pos="1440"/>
+        </w:tabs>
+        <w:ind w:left="1440" w:hanging="360"/>
+      </w:pPr>
+      <w:rPr>
+        <w:rFonts w:ascii="Courier New" w:hAnsi="Courier New" w:hint="default"/>
+        <w:sz w:val="20"/>
+      </w:rPr>
+    </w:lvl>
+    <w:lvl w:ilvl="2" w:tentative="1">
+      <w:start w:val="1"/>
+      <w:numFmt w:val="bullet"/>
+      <w:lvlText w:val=""/>
+      <w:lvlJc w:val="left"/>
+      <w:pPr>
+        <w:tabs>
+          <w:tab w:val="num" w:pos="2160"/>
+        </w:tabs>
+        <w:ind w:left="2160" w:hanging="360"/>
+      </w:pPr>
+      <w:rPr>
+        <w:rFonts w:ascii="Wingdings" w:hAnsi="Wingdings" w:hint="default"/>
+        <w:sz w:val="20"/>
+      </w:rPr>
+    </w:lvl>
+    <w:lvl w:ilvl="3" w:tentative="1">
+      <w:start w:val="1"/>
+      <w:numFmt w:val="bullet"/>
+      <w:lvlText w:val=""/>
+      <w:lvlJc w:val="left"/>
+      <w:pPr>
+        <w:tabs>
+          <w:tab w:val="num" w:pos="2880"/>
+        </w:tabs>
+        <w:ind w:left="2880" w:hanging="360"/>
+      </w:pPr>
+      <w:rPr>
+        <w:rFonts w:ascii="Wingdings" w:hAnsi="Wingdings" w:hint="default"/>
+        <w:sz w:val="20"/>
+      </w:rPr>
+    </w:lvl>
+    <w:lvl w:ilvl="4" w:tentative="1">
+      <w:start w:val="1"/>
+      <w:numFmt w:val="bullet"/>
+      <w:lvlText w:val=""/>
+      <w:lvlJc w:val="left"/>
+      <w:pPr>
+        <w:tabs>
+          <w:tab w:val="num" w:pos="3600"/>
+        </w:tabs>
+        <w:ind w:left="3600" w:hanging="360"/>
+      </w:pPr>
+      <w:rPr>
+        <w:rFonts w:ascii="Wingdings" w:hAnsi="Wingdings" w:hint="default"/>
+        <w:sz w:val="20"/>
+      </w:rPr>
+    </w:lvl>
+    <w:lvl w:ilvl="5" w:tentative="1">
+      <w:start w:val="1"/>
+      <w:numFmt w:val="bullet"/>
+      <w:lvlText w:val=""/>
+      <w:lvlJc w:val="left"/>
+      <w:pPr>
+        <w:tabs>
+          <w:tab w:val="num" w:pos="4320"/>
+        </w:tabs>
+        <w:ind w:left="4320" w:hanging="360"/>
+      </w:pPr>
+      <w:rPr>
+        <w:rFonts w:ascii="Wingdings" w:hAnsi="Wingdings" w:hint="default"/>
+        <w:sz w:val="20"/>
+      </w:rPr>
+    </w:lvl>
+    <w:lvl w:ilvl="6" w:tentative="1">
+      <w:start w:val="1"/>
+      <w:numFmt w:val="bullet"/>
+      <w:lvlText w:val=""/>
+      <w:lvlJc w:val="left"/>
+      <w:pPr>
+        <w:tabs>
+          <w:tab w:val="num" w:pos="5040"/>
+        </w:tabs>
+        <w:ind w:left="5040" w:hanging="360"/>
+      </w:pPr>
+      <w:rPr>
+        <w:rFonts w:ascii="Wingdings" w:hAnsi="Wingdings" w:hint="default"/>
+        <w:sz w:val="20"/>
+      </w:rPr>
+    </w:lvl>
+    <w:lvl w:ilvl="7" w:tentative="1">
+      <w:start w:val="1"/>
+      <w:numFmt w:val="bullet"/>
+      <w:lvlText w:val=""/>
+      <w:lvlJc w:val="left"/>
+      <w:pPr>
+        <w:tabs>
+          <w:tab w:val="num" w:pos="5760"/>
+        </w:tabs>
+        <w:ind w:left="5760" w:hanging="360"/>
+      </w:pPr>
+      <w:rPr>
+        <w:rFonts w:ascii="Wingdings" w:hAnsi="Wingdings" w:hint="default"/>
+        <w:sz w:val="20"/>
+      </w:rPr>
+    </w:lvl>
+    <w:lvl w:ilvl="8" w:tentative="1">
+      <w:start w:val="1"/>
+      <w:numFmt w:val="bullet"/>
+      <w:lvlText w:val=""/>
+      <w:lvlJc w:val="left"/>
+      <w:pPr>
+        <w:tabs>
+          <w:tab w:val="num" w:pos="6480"/>
+        </w:tabs>
+        <w:ind w:left="6480" w:hanging="360"/>
+      </w:pPr>
+      <w:rPr>
+        <w:rFonts w:ascii="Wingdings" w:hAnsi="Wingdings" w:hint="default"/>
+        <w:sz w:val="20"/>
+      </w:rPr>
+    </w:lvl>
+  </w:abstractNum>
+  <w:abstractNum w:abstractNumId="17" w15:restartNumberingAfterBreak="0">
     <w:nsid w:val="6FC47FF8"/>
     <w:multiLevelType w:val="hybridMultilevel"/>
     <w:tmpl w:val="2676D5A6"/>
@@ -674,7 +5271,7 @@
       </w:pPr>
     </w:lvl>
   </w:abstractNum>
-  <w:abstractNum w:abstractNumId="3" w15:restartNumberingAfterBreak="0">
+  <w:abstractNum w:abstractNumId="18" w15:restartNumberingAfterBreak="0">
     <w:nsid w:val="74331C5E"/>
     <w:multiLevelType w:val="hybridMultilevel"/>
     <w:tmpl w:val="F2704568"/>
@@ -787,17 +5384,518 @@
       </w:rPr>
     </w:lvl>
   </w:abstractNum>
+  <w:abstractNum w:abstractNumId="19" w15:restartNumberingAfterBreak="0">
+    <w:nsid w:val="75DC4293"/>
+    <w:multiLevelType w:val="multilevel"/>
+    <w:tmpl w:val="61102C32"/>
+    <w:lvl w:ilvl="0">
+      <w:start w:val="1"/>
+      <w:numFmt w:val="bullet"/>
+      <w:lvlText w:val=""/>
+      <w:lvlJc w:val="left"/>
+      <w:pPr>
+        <w:tabs>
+          <w:tab w:val="num" w:pos="720"/>
+        </w:tabs>
+        <w:ind w:left="720" w:hanging="360"/>
+      </w:pPr>
+      <w:rPr>
+        <w:rFonts w:ascii="Symbol" w:hAnsi="Symbol" w:hint="default"/>
+        <w:sz w:val="20"/>
+      </w:rPr>
+    </w:lvl>
+    <w:lvl w:ilvl="1" w:tentative="1">
+      <w:start w:val="1"/>
+      <w:numFmt w:val="bullet"/>
+      <w:lvlText w:val="o"/>
+      <w:lvlJc w:val="left"/>
+      <w:pPr>
+        <w:tabs>
+          <w:tab w:val="num" w:pos="1440"/>
+        </w:tabs>
+        <w:ind w:left="1440" w:hanging="360"/>
+      </w:pPr>
+      <w:rPr>
+        <w:rFonts w:ascii="Courier New" w:hAnsi="Courier New" w:hint="default"/>
+        <w:sz w:val="20"/>
+      </w:rPr>
+    </w:lvl>
+    <w:lvl w:ilvl="2" w:tentative="1">
+      <w:start w:val="1"/>
+      <w:numFmt w:val="bullet"/>
+      <w:lvlText w:val=""/>
+      <w:lvlJc w:val="left"/>
+      <w:pPr>
+        <w:tabs>
+          <w:tab w:val="num" w:pos="2160"/>
+        </w:tabs>
+        <w:ind w:left="2160" w:hanging="360"/>
+      </w:pPr>
+      <w:rPr>
+        <w:rFonts w:ascii="Wingdings" w:hAnsi="Wingdings" w:hint="default"/>
+        <w:sz w:val="20"/>
+      </w:rPr>
+    </w:lvl>
+    <w:lvl w:ilvl="3" w:tentative="1">
+      <w:start w:val="1"/>
+      <w:numFmt w:val="bullet"/>
+      <w:lvlText w:val=""/>
+      <w:lvlJc w:val="left"/>
+      <w:pPr>
+        <w:tabs>
+          <w:tab w:val="num" w:pos="2880"/>
+        </w:tabs>
+        <w:ind w:left="2880" w:hanging="360"/>
+      </w:pPr>
+      <w:rPr>
+        <w:rFonts w:ascii="Wingdings" w:hAnsi="Wingdings" w:hint="default"/>
+        <w:sz w:val="20"/>
+      </w:rPr>
+    </w:lvl>
+    <w:lvl w:ilvl="4" w:tentative="1">
+      <w:start w:val="1"/>
+      <w:numFmt w:val="bullet"/>
+      <w:lvlText w:val=""/>
+      <w:lvlJc w:val="left"/>
+      <w:pPr>
+        <w:tabs>
+          <w:tab w:val="num" w:pos="3600"/>
+        </w:tabs>
+        <w:ind w:left="3600" w:hanging="360"/>
+      </w:pPr>
+      <w:rPr>
+        <w:rFonts w:ascii="Wingdings" w:hAnsi="Wingdings" w:hint="default"/>
+        <w:sz w:val="20"/>
+      </w:rPr>
+    </w:lvl>
+    <w:lvl w:ilvl="5" w:tentative="1">
+      <w:start w:val="1"/>
+      <w:numFmt w:val="bullet"/>
+      <w:lvlText w:val=""/>
+      <w:lvlJc w:val="left"/>
+      <w:pPr>
+        <w:tabs>
+          <w:tab w:val="num" w:pos="4320"/>
+        </w:tabs>
+        <w:ind w:left="4320" w:hanging="360"/>
+      </w:pPr>
+      <w:rPr>
+        <w:rFonts w:ascii="Wingdings" w:hAnsi="Wingdings" w:hint="default"/>
+        <w:sz w:val="20"/>
+      </w:rPr>
+    </w:lvl>
+    <w:lvl w:ilvl="6" w:tentative="1">
+      <w:start w:val="1"/>
+      <w:numFmt w:val="bullet"/>
+      <w:lvlText w:val=""/>
+      <w:lvlJc w:val="left"/>
+      <w:pPr>
+        <w:tabs>
+          <w:tab w:val="num" w:pos="5040"/>
+        </w:tabs>
+        <w:ind w:left="5040" w:hanging="360"/>
+      </w:pPr>
+      <w:rPr>
+        <w:rFonts w:ascii="Wingdings" w:hAnsi="Wingdings" w:hint="default"/>
+        <w:sz w:val="20"/>
+      </w:rPr>
+    </w:lvl>
+    <w:lvl w:ilvl="7" w:tentative="1">
+      <w:start w:val="1"/>
+      <w:numFmt w:val="bullet"/>
+      <w:lvlText w:val=""/>
+      <w:lvlJc w:val="left"/>
+      <w:pPr>
+        <w:tabs>
+          <w:tab w:val="num" w:pos="5760"/>
+        </w:tabs>
+        <w:ind w:left="5760" w:hanging="360"/>
+      </w:pPr>
+      <w:rPr>
+        <w:rFonts w:ascii="Wingdings" w:hAnsi="Wingdings" w:hint="default"/>
+        <w:sz w:val="20"/>
+      </w:rPr>
+    </w:lvl>
+    <w:lvl w:ilvl="8" w:tentative="1">
+      <w:start w:val="1"/>
+      <w:numFmt w:val="bullet"/>
+      <w:lvlText w:val=""/>
+      <w:lvlJc w:val="left"/>
+      <w:pPr>
+        <w:tabs>
+          <w:tab w:val="num" w:pos="6480"/>
+        </w:tabs>
+        <w:ind w:left="6480" w:hanging="360"/>
+      </w:pPr>
+      <w:rPr>
+        <w:rFonts w:ascii="Wingdings" w:hAnsi="Wingdings" w:hint="default"/>
+        <w:sz w:val="20"/>
+      </w:rPr>
+    </w:lvl>
+  </w:abstractNum>
+  <w:abstractNum w:abstractNumId="20" w15:restartNumberingAfterBreak="0">
+    <w:nsid w:val="76586D77"/>
+    <w:multiLevelType w:val="multilevel"/>
+    <w:tmpl w:val="94F88720"/>
+    <w:lvl w:ilvl="0">
+      <w:start w:val="1"/>
+      <w:numFmt w:val="bullet"/>
+      <w:lvlText w:val=""/>
+      <w:lvlJc w:val="left"/>
+      <w:pPr>
+        <w:tabs>
+          <w:tab w:val="num" w:pos="720"/>
+        </w:tabs>
+        <w:ind w:left="720" w:hanging="360"/>
+      </w:pPr>
+      <w:rPr>
+        <w:rFonts w:ascii="Symbol" w:hAnsi="Symbol" w:hint="default"/>
+        <w:sz w:val="20"/>
+      </w:rPr>
+    </w:lvl>
+    <w:lvl w:ilvl="1" w:tentative="1">
+      <w:start w:val="1"/>
+      <w:numFmt w:val="bullet"/>
+      <w:lvlText w:val="o"/>
+      <w:lvlJc w:val="left"/>
+      <w:pPr>
+        <w:tabs>
+          <w:tab w:val="num" w:pos="1440"/>
+        </w:tabs>
+        <w:ind w:left="1440" w:hanging="360"/>
+      </w:pPr>
+      <w:rPr>
+        <w:rFonts w:ascii="Courier New" w:hAnsi="Courier New" w:hint="default"/>
+        <w:sz w:val="20"/>
+      </w:rPr>
+    </w:lvl>
+    <w:lvl w:ilvl="2" w:tentative="1">
+      <w:start w:val="1"/>
+      <w:numFmt w:val="bullet"/>
+      <w:lvlText w:val=""/>
+      <w:lvlJc w:val="left"/>
+      <w:pPr>
+        <w:tabs>
+          <w:tab w:val="num" w:pos="2160"/>
+        </w:tabs>
+        <w:ind w:left="2160" w:hanging="360"/>
+      </w:pPr>
+      <w:rPr>
+        <w:rFonts w:ascii="Wingdings" w:hAnsi="Wingdings" w:hint="default"/>
+        <w:sz w:val="20"/>
+      </w:rPr>
+    </w:lvl>
+    <w:lvl w:ilvl="3" w:tentative="1">
+      <w:start w:val="1"/>
+      <w:numFmt w:val="bullet"/>
+      <w:lvlText w:val=""/>
+      <w:lvlJc w:val="left"/>
+      <w:pPr>
+        <w:tabs>
+          <w:tab w:val="num" w:pos="2880"/>
+        </w:tabs>
+        <w:ind w:left="2880" w:hanging="360"/>
+      </w:pPr>
+      <w:rPr>
+        <w:rFonts w:ascii="Wingdings" w:hAnsi="Wingdings" w:hint="default"/>
+        <w:sz w:val="20"/>
+      </w:rPr>
+    </w:lvl>
+    <w:lvl w:ilvl="4" w:tentative="1">
+      <w:start w:val="1"/>
+      <w:numFmt w:val="bullet"/>
+      <w:lvlText w:val=""/>
+      <w:lvlJc w:val="left"/>
+      <w:pPr>
+        <w:tabs>
+          <w:tab w:val="num" w:pos="3600"/>
+        </w:tabs>
+        <w:ind w:left="3600" w:hanging="360"/>
+      </w:pPr>
+      <w:rPr>
+        <w:rFonts w:ascii="Wingdings" w:hAnsi="Wingdings" w:hint="default"/>
+        <w:sz w:val="20"/>
+      </w:rPr>
+    </w:lvl>
+    <w:lvl w:ilvl="5" w:tentative="1">
+      <w:start w:val="1"/>
+      <w:numFmt w:val="bullet"/>
+      <w:lvlText w:val=""/>
+      <w:lvlJc w:val="left"/>
+      <w:pPr>
+        <w:tabs>
+          <w:tab w:val="num" w:pos="4320"/>
+        </w:tabs>
+        <w:ind w:left="4320" w:hanging="360"/>
+      </w:pPr>
+      <w:rPr>
+        <w:rFonts w:ascii="Wingdings" w:hAnsi="Wingdings" w:hint="default"/>
+        <w:sz w:val="20"/>
+      </w:rPr>
+    </w:lvl>
+    <w:lvl w:ilvl="6" w:tentative="1">
+      <w:start w:val="1"/>
+      <w:numFmt w:val="bullet"/>
+      <w:lvlText w:val=""/>
+      <w:lvlJc w:val="left"/>
+      <w:pPr>
+        <w:tabs>
+          <w:tab w:val="num" w:pos="5040"/>
+        </w:tabs>
+        <w:ind w:left="5040" w:hanging="360"/>
+      </w:pPr>
+      <w:rPr>
+        <w:rFonts w:ascii="Wingdings" w:hAnsi="Wingdings" w:hint="default"/>
+        <w:sz w:val="20"/>
+      </w:rPr>
+    </w:lvl>
+    <w:lvl w:ilvl="7" w:tentative="1">
+      <w:start w:val="1"/>
+      <w:numFmt w:val="bullet"/>
+      <w:lvlText w:val=""/>
+      <w:lvlJc w:val="left"/>
+      <w:pPr>
+        <w:tabs>
+          <w:tab w:val="num" w:pos="5760"/>
+        </w:tabs>
+        <w:ind w:left="5760" w:hanging="360"/>
+      </w:pPr>
+      <w:rPr>
+        <w:rFonts w:ascii="Wingdings" w:hAnsi="Wingdings" w:hint="default"/>
+        <w:sz w:val="20"/>
+      </w:rPr>
+    </w:lvl>
+    <w:lvl w:ilvl="8" w:tentative="1">
+      <w:start w:val="1"/>
+      <w:numFmt w:val="bullet"/>
+      <w:lvlText w:val=""/>
+      <w:lvlJc w:val="left"/>
+      <w:pPr>
+        <w:tabs>
+          <w:tab w:val="num" w:pos="6480"/>
+        </w:tabs>
+        <w:ind w:left="6480" w:hanging="360"/>
+      </w:pPr>
+      <w:rPr>
+        <w:rFonts w:ascii="Wingdings" w:hAnsi="Wingdings" w:hint="default"/>
+        <w:sz w:val="20"/>
+      </w:rPr>
+    </w:lvl>
+  </w:abstractNum>
+  <w:abstractNum w:abstractNumId="21" w15:restartNumberingAfterBreak="0">
+    <w:nsid w:val="769173A1"/>
+    <w:multiLevelType w:val="multilevel"/>
+    <w:tmpl w:val="96722C24"/>
+    <w:lvl w:ilvl="0">
+      <w:start w:val="1"/>
+      <w:numFmt w:val="bullet"/>
+      <w:lvlText w:val=""/>
+      <w:lvlJc w:val="left"/>
+      <w:pPr>
+        <w:tabs>
+          <w:tab w:val="num" w:pos="720"/>
+        </w:tabs>
+        <w:ind w:left="720" w:hanging="360"/>
+      </w:pPr>
+      <w:rPr>
+        <w:rFonts w:ascii="Symbol" w:hAnsi="Symbol" w:hint="default"/>
+        <w:sz w:val="20"/>
+      </w:rPr>
+    </w:lvl>
+    <w:lvl w:ilvl="1" w:tentative="1">
+      <w:start w:val="1"/>
+      <w:numFmt w:val="bullet"/>
+      <w:lvlText w:val="o"/>
+      <w:lvlJc w:val="left"/>
+      <w:pPr>
+        <w:tabs>
+          <w:tab w:val="num" w:pos="1440"/>
+        </w:tabs>
+        <w:ind w:left="1440" w:hanging="360"/>
+      </w:pPr>
+      <w:rPr>
+        <w:rFonts w:ascii="Courier New" w:hAnsi="Courier New" w:hint="default"/>
+        <w:sz w:val="20"/>
+      </w:rPr>
+    </w:lvl>
+    <w:lvl w:ilvl="2" w:tentative="1">
+      <w:start w:val="1"/>
+      <w:numFmt w:val="bullet"/>
+      <w:lvlText w:val=""/>
+      <w:lvlJc w:val="left"/>
+      <w:pPr>
+        <w:tabs>
+          <w:tab w:val="num" w:pos="2160"/>
+        </w:tabs>
+        <w:ind w:left="2160" w:hanging="360"/>
+      </w:pPr>
+      <w:rPr>
+        <w:rFonts w:ascii="Wingdings" w:hAnsi="Wingdings" w:hint="default"/>
+        <w:sz w:val="20"/>
+      </w:rPr>
+    </w:lvl>
+    <w:lvl w:ilvl="3" w:tentative="1">
+      <w:start w:val="1"/>
+      <w:numFmt w:val="bullet"/>
+      <w:lvlText w:val=""/>
+      <w:lvlJc w:val="left"/>
+      <w:pPr>
+        <w:tabs>
+          <w:tab w:val="num" w:pos="2880"/>
+        </w:tabs>
+        <w:ind w:left="2880" w:hanging="360"/>
+      </w:pPr>
+      <w:rPr>
+        <w:rFonts w:ascii="Wingdings" w:hAnsi="Wingdings" w:hint="default"/>
+        <w:sz w:val="20"/>
+      </w:rPr>
+    </w:lvl>
+    <w:lvl w:ilvl="4" w:tentative="1">
+      <w:start w:val="1"/>
+      <w:numFmt w:val="bullet"/>
+      <w:lvlText w:val=""/>
+      <w:lvlJc w:val="left"/>
+      <w:pPr>
+        <w:tabs>
+          <w:tab w:val="num" w:pos="3600"/>
+        </w:tabs>
+        <w:ind w:left="3600" w:hanging="360"/>
+      </w:pPr>
+      <w:rPr>
+        <w:rFonts w:ascii="Wingdings" w:hAnsi="Wingdings" w:hint="default"/>
+        <w:sz w:val="20"/>
+      </w:rPr>
+    </w:lvl>
+    <w:lvl w:ilvl="5" w:tentative="1">
+      <w:start w:val="1"/>
+      <w:numFmt w:val="bullet"/>
+      <w:lvlText w:val=""/>
+      <w:lvlJc w:val="left"/>
+      <w:pPr>
+        <w:tabs>
+          <w:tab w:val="num" w:pos="4320"/>
+        </w:tabs>
+        <w:ind w:left="4320" w:hanging="360"/>
+      </w:pPr>
+      <w:rPr>
+        <w:rFonts w:ascii="Wingdings" w:hAnsi="Wingdings" w:hint="default"/>
+        <w:sz w:val="20"/>
+      </w:rPr>
+    </w:lvl>
+    <w:lvl w:ilvl="6" w:tentative="1">
+      <w:start w:val="1"/>
+      <w:numFmt w:val="bullet"/>
+      <w:lvlText w:val=""/>
+      <w:lvlJc w:val="left"/>
+      <w:pPr>
+        <w:tabs>
+          <w:tab w:val="num" w:pos="5040"/>
+        </w:tabs>
+        <w:ind w:left="5040" w:hanging="360"/>
+      </w:pPr>
+      <w:rPr>
+        <w:rFonts w:ascii="Wingdings" w:hAnsi="Wingdings" w:hint="default"/>
+        <w:sz w:val="20"/>
+      </w:rPr>
+    </w:lvl>
+    <w:lvl w:ilvl="7" w:tentative="1">
+      <w:start w:val="1"/>
+      <w:numFmt w:val="bullet"/>
+      <w:lvlText w:val=""/>
+      <w:lvlJc w:val="left"/>
+      <w:pPr>
+        <w:tabs>
+          <w:tab w:val="num" w:pos="5760"/>
+        </w:tabs>
+        <w:ind w:left="5760" w:hanging="360"/>
+      </w:pPr>
+      <w:rPr>
+        <w:rFonts w:ascii="Wingdings" w:hAnsi="Wingdings" w:hint="default"/>
+        <w:sz w:val="20"/>
+      </w:rPr>
+    </w:lvl>
+    <w:lvl w:ilvl="8" w:tentative="1">
+      <w:start w:val="1"/>
+      <w:numFmt w:val="bullet"/>
+      <w:lvlText w:val=""/>
+      <w:lvlJc w:val="left"/>
+      <w:pPr>
+        <w:tabs>
+          <w:tab w:val="num" w:pos="6480"/>
+        </w:tabs>
+        <w:ind w:left="6480" w:hanging="360"/>
+      </w:pPr>
+      <w:rPr>
+        <w:rFonts w:ascii="Wingdings" w:hAnsi="Wingdings" w:hint="default"/>
+        <w:sz w:val="20"/>
+      </w:rPr>
+    </w:lvl>
+  </w:abstractNum>
   <w:num w:numId="1">
+    <w:abstractNumId w:val="17"/>
+  </w:num>
+  <w:num w:numId="2">
+    <w:abstractNumId w:val="9"/>
+  </w:num>
+  <w:num w:numId="3">
+    <w:abstractNumId w:val="18"/>
+  </w:num>
+  <w:num w:numId="4">
+    <w:abstractNumId w:val="12"/>
+  </w:num>
+  <w:num w:numId="5">
+    <w:abstractNumId w:val="10"/>
+  </w:num>
+  <w:num w:numId="6">
+    <w:abstractNumId w:val="1"/>
+  </w:num>
+  <w:num w:numId="7">
+    <w:abstractNumId w:val="13"/>
+  </w:num>
+  <w:num w:numId="8">
+    <w:abstractNumId w:val="15"/>
+  </w:num>
+  <w:num w:numId="9">
+    <w:abstractNumId w:val="6"/>
+  </w:num>
+  <w:num w:numId="10">
+    <w:abstractNumId w:val="21"/>
+  </w:num>
+  <w:num w:numId="11">
+    <w:abstractNumId w:val="14"/>
+  </w:num>
+  <w:num w:numId="12">
+    <w:abstractNumId w:val="19"/>
+  </w:num>
+  <w:num w:numId="13">
+    <w:abstractNumId w:val="0"/>
+  </w:num>
+  <w:num w:numId="14">
+    <w:abstractNumId w:val="8"/>
+  </w:num>
+  <w:num w:numId="15">
+    <w:abstractNumId w:val="16"/>
+  </w:num>
+  <w:num w:numId="16">
     <w:abstractNumId w:val="2"/>
   </w:num>
-  <w:num w:numId="2">
-    <w:abstractNumId w:val="0"/>
+  <w:num w:numId="17">
+    <w:abstractNumId w:val="4"/>
   </w:num>
-  <w:num w:numId="3">
+  <w:num w:numId="18">
+    <w:abstractNumId w:val="20"/>
+  </w:num>
+  <w:num w:numId="19">
+    <w:abstractNumId w:val="11"/>
+  </w:num>
+  <w:num w:numId="20">
     <w:abstractNumId w:val="3"/>
   </w:num>
-  <w:num w:numId="4">
-    <w:abstractNumId w:val="1"/>
+  <w:num w:numId="21">
+    <w:abstractNumId w:val="5"/>
+  </w:num>
+  <w:num w:numId="22">
+    <w:abstractNumId w:val="7"/>
   </w:num>
 </w:numbering>
 </file>
@@ -1251,6 +6349,52 @@
       <w:szCs w:val="26"/>
     </w:rPr>
   </w:style>
+  <w:style w:type="paragraph" w:styleId="3">
+    <w:name w:val="heading 3"/>
+    <w:basedOn w:val="a"/>
+    <w:link w:val="30"/>
+    <w:uiPriority w:val="9"/>
+    <w:qFormat/>
+    <w:rsid w:val="00A97897"/>
+    <w:pPr>
+      <w:spacing w:before="100" w:beforeAutospacing="1" w:after="100" w:afterAutospacing="1" w:line="240" w:lineRule="auto"/>
+      <w:ind w:firstLine="0"/>
+      <w:jc w:val="left"/>
+      <w:outlineLvl w:val="2"/>
+    </w:pPr>
+    <w:rPr>
+      <w:rFonts w:eastAsia="Times New Roman" w:cs="Times New Roman"/>
+      <w:b/>
+      <w:bCs/>
+      <w:color w:val="auto"/>
+      <w:sz w:val="27"/>
+      <w:szCs w:val="27"/>
+      <w:lang w:eastAsia="ru-RU"/>
+    </w:rPr>
+  </w:style>
+  <w:style w:type="paragraph" w:styleId="4">
+    <w:name w:val="heading 4"/>
+    <w:basedOn w:val="a"/>
+    <w:link w:val="40"/>
+    <w:uiPriority w:val="9"/>
+    <w:qFormat/>
+    <w:rsid w:val="00A97897"/>
+    <w:pPr>
+      <w:spacing w:before="100" w:beforeAutospacing="1" w:after="100" w:afterAutospacing="1" w:line="240" w:lineRule="auto"/>
+      <w:ind w:firstLine="0"/>
+      <w:jc w:val="left"/>
+      <w:outlineLvl w:val="3"/>
+    </w:pPr>
+    <w:rPr>
+      <w:rFonts w:eastAsia="Times New Roman" w:cs="Times New Roman"/>
+      <w:b/>
+      <w:bCs/>
+      <w:color w:val="auto"/>
+      <w:sz w:val="24"/>
+      <w:szCs w:val="24"/>
+      <w:lang w:eastAsia="ru-RU"/>
+    </w:rPr>
+  </w:style>
   <w:style w:type="character" w:default="1" w:styleId="a0">
     <w:name w:val="Default Paragraph Font"/>
     <w:uiPriority w:val="1"/>
@@ -1350,6 +6494,72 @@
       <w:rFonts w:asciiTheme="minorHAnsi" w:hAnsiTheme="minorHAnsi"/>
       <w:color w:val="auto"/>
       <w:sz w:val="22"/>
+    </w:rPr>
+  </w:style>
+  <w:style w:type="character" w:customStyle="1" w:styleId="30">
+    <w:name w:val="Заголовок 3 Знак"/>
+    <w:basedOn w:val="a0"/>
+    <w:link w:val="3"/>
+    <w:uiPriority w:val="9"/>
+    <w:rsid w:val="00A97897"/>
+    <w:rPr>
+      <w:rFonts w:ascii="Times New Roman" w:eastAsia="Times New Roman" w:hAnsi="Times New Roman" w:cs="Times New Roman"/>
+      <w:b/>
+      <w:bCs/>
+      <w:sz w:val="27"/>
+      <w:szCs w:val="27"/>
+      <w:lang w:eastAsia="ru-RU"/>
+    </w:rPr>
+  </w:style>
+  <w:style w:type="character" w:customStyle="1" w:styleId="40">
+    <w:name w:val="Заголовок 4 Знак"/>
+    <w:basedOn w:val="a0"/>
+    <w:link w:val="4"/>
+    <w:uiPriority w:val="9"/>
+    <w:rsid w:val="00A97897"/>
+    <w:rPr>
+      <w:rFonts w:ascii="Times New Roman" w:eastAsia="Times New Roman" w:hAnsi="Times New Roman" w:cs="Times New Roman"/>
+      <w:b/>
+      <w:bCs/>
+      <w:sz w:val="24"/>
+      <w:szCs w:val="24"/>
+      <w:lang w:eastAsia="ru-RU"/>
+    </w:rPr>
+  </w:style>
+  <w:style w:type="table" w:styleId="a6">
+    <w:name w:val="Table Grid"/>
+    <w:basedOn w:val="a1"/>
+    <w:uiPriority w:val="39"/>
+    <w:rsid w:val="00A97897"/>
+    <w:pPr>
+      <w:spacing w:after="0" w:line="240" w:lineRule="auto"/>
+    </w:pPr>
+    <w:tblPr>
+      <w:tblBorders>
+        <w:top w:val="single" w:sz="4" w:space="0" w:color="auto"/>
+        <w:left w:val="single" w:sz="4" w:space="0" w:color="auto"/>
+        <w:bottom w:val="single" w:sz="4" w:space="0" w:color="auto"/>
+        <w:right w:val="single" w:sz="4" w:space="0" w:color="auto"/>
+        <w:insideH w:val="single" w:sz="4" w:space="0" w:color="auto"/>
+        <w:insideV w:val="single" w:sz="4" w:space="0" w:color="auto"/>
+      </w:tblBorders>
+    </w:tblPr>
+  </w:style>
+  <w:style w:type="paragraph" w:customStyle="1" w:styleId="ds-markdown-paragraph">
+    <w:name w:val="ds-markdown-paragraph"/>
+    <w:basedOn w:val="a"/>
+    <w:rsid w:val="00D97FBB"/>
+    <w:pPr>
+      <w:spacing w:before="100" w:beforeAutospacing="1" w:after="100" w:afterAutospacing="1" w:line="240" w:lineRule="auto"/>
+      <w:ind w:firstLine="0"/>
+      <w:jc w:val="left"/>
+    </w:pPr>
+    <w:rPr>
+      <w:rFonts w:eastAsia="Times New Roman" w:cs="Times New Roman"/>
+      <w:color w:val="auto"/>
+      <w:sz w:val="24"/>
+      <w:szCs w:val="24"/>
+      <w:lang w:eastAsia="ru-RU"/>
     </w:rPr>
   </w:style>
 </w:styles>
